--- a/assignment.docx
+++ b/assignment.docx
@@ -1,6 +1,6 @@
 
 <file path=word/document.xml><?xml version="1.0" encoding="utf-8"?>
-<w:document xmlns:wpc="http://schemas.microsoft.com/office/word/2010/wordprocessingCanvas" xmlns:cx="http://schemas.microsoft.com/office/drawing/2014/chartex" xmlns:cx1="http://schemas.microsoft.com/office/drawing/2015/9/8/chartex" xmlns:cx2="http://schemas.microsoft.com/office/drawing/2015/10/21/chartex" xmlns:cx3="http://schemas.microsoft.com/office/drawing/2016/5/9/chartex" xmlns:cx4="http://schemas.microsoft.com/office/drawing/2016/5/10/chartex" xmlns:cx5="http://schemas.microsoft.com/office/drawing/2016/5/11/chartex" xmlns:cx6="http://schemas.microsoft.com/office/drawing/2016/5/12/chartex" xmlns:cx7="http://schemas.microsoft.com/office/drawing/2016/5/13/chartex" xmlns:cx8="http://schemas.microsoft.com/office/drawing/2016/5/14/chartex" xmlns:mc="http://schemas.openxmlformats.org/markup-compatibility/2006" xmlns:aink="http://schemas.microsoft.com/office/drawing/2016/ink" xmlns:am3d="http://schemas.microsoft.com/office/drawing/2017/model3d" xmlns:o="urn:schemas-microsoft-com:office:office" xmlns:oel="http://schemas.microsoft.com/office/2019/extlst" xmlns:r="http://schemas.openxmlformats.org/officeDocument/2006/relationships" xmlns:m="http://schemas.openxmlformats.org/officeDocument/2006/math" xmlns:v="urn:schemas-microsoft-com:vml" xmlns:wp14="http://schemas.microsoft.com/office/word/2010/wordprocessingDrawing" xmlns:wp="http://schemas.openxmlformats.org/drawingml/2006/wordprocessingDrawing" xmlns:w10="urn:schemas-microsoft-com:office:word" xmlns:w="http://schemas.openxmlformats.org/wordprocessingml/2006/main" xmlns:w14="http://schemas.microsoft.com/office/word/2010/wordml" xmlns:w15="http://schemas.microsoft.com/office/word/2012/wordml" xmlns:w16cex="http://schemas.microsoft.com/office/word/2018/wordml/cex" xmlns:w16cid="http://schemas.microsoft.com/office/word/2016/wordml/cid" xmlns:w16="http://schemas.microsoft.com/office/word/2018/wordml" xmlns:w16du="http://schemas.microsoft.com/office/word/2023/wordml/word16du" xmlns:w16sdtdh="http://schemas.microsoft.com/office/word/2020/wordml/sdtdatahash" xmlns:w16sdtfl="http://schemas.microsoft.com/office/word/2024/wordml/sdtformatlock" xmlns:w16se="http://schemas.microsoft.com/office/word/2015/wordml/symex" xmlns:wpg="http://schemas.microsoft.com/office/word/2010/wordprocessingGroup" xmlns:wpi="http://schemas.microsoft.com/office/word/2010/wordprocessingInk" xmlns:wne="http://schemas.microsoft.com/office/word/2006/wordml" xmlns:wps="http://schemas.microsoft.com/office/word/2010/wordprocessingShape" xmlns:a="http://schemas.openxmlformats.org/drawingml/2006/main" xmlns:a16="http://schemas.microsoft.com/office/drawing/2014/main" xmlns:pic="http://schemas.openxmlformats.org/drawingml/2006/picture" mc:Ignorable="w14 w15 w16se w16cid w16 w16cex w16sdtdh w16sdtfl w16du wp14">
+<w:document xmlns:wpc="http://schemas.microsoft.com/office/word/2010/wordprocessingCanvas" xmlns:cx="http://schemas.microsoft.com/office/drawing/2014/chartex" xmlns:cx1="http://schemas.microsoft.com/office/drawing/2015/9/8/chartex" xmlns:cx2="http://schemas.microsoft.com/office/drawing/2015/10/21/chartex" xmlns:cx3="http://schemas.microsoft.com/office/drawing/2016/5/9/chartex" xmlns:cx4="http://schemas.microsoft.com/office/drawing/2016/5/10/chartex" xmlns:cx5="http://schemas.microsoft.com/office/drawing/2016/5/11/chartex" xmlns:cx6="http://schemas.microsoft.com/office/drawing/2016/5/12/chartex" xmlns:cx7="http://schemas.microsoft.com/office/drawing/2016/5/13/chartex" xmlns:cx8="http://schemas.microsoft.com/office/drawing/2016/5/14/chartex" xmlns:mc="http://schemas.openxmlformats.org/markup-compatibility/2006" xmlns:aink="http://schemas.microsoft.com/office/drawing/2016/ink" xmlns:am3d="http://schemas.microsoft.com/office/drawing/2017/model3d" xmlns:o="urn:schemas-microsoft-com:office:office" xmlns:oel="http://schemas.microsoft.com/office/2019/extlst" xmlns:r="http://schemas.openxmlformats.org/officeDocument/2006/relationships" xmlns:m="http://schemas.openxmlformats.org/officeDocument/2006/math" xmlns:v="urn:schemas-microsoft-com:vml" xmlns:wp14="http://schemas.microsoft.com/office/word/2010/wordprocessingDrawing" xmlns:wp="http://schemas.openxmlformats.org/drawingml/2006/wordprocessingDrawing" xmlns:w10="urn:schemas-microsoft-com:office:word" xmlns:w="http://schemas.openxmlformats.org/wordprocessingml/2006/main" xmlns:w14="http://schemas.microsoft.com/office/word/2010/wordml" xmlns:w15="http://schemas.microsoft.com/office/word/2012/wordml" xmlns:w16cex="http://schemas.microsoft.com/office/word/2018/wordml/cex" xmlns:w16cid="http://schemas.microsoft.com/office/word/2016/wordml/cid" xmlns:w16="http://schemas.microsoft.com/office/word/2018/wordml" xmlns:w16sdtdh="http://schemas.microsoft.com/office/word/2020/wordml/sdtdatahash" xmlns:w16se="http://schemas.microsoft.com/office/word/2015/wordml/symex" xmlns:wpg="http://schemas.microsoft.com/office/word/2010/wordprocessingGroup" xmlns:wpi="http://schemas.microsoft.com/office/word/2010/wordprocessingInk" xmlns:wne="http://schemas.microsoft.com/office/word/2006/wordml" xmlns:wps="http://schemas.microsoft.com/office/word/2010/wordprocessingShape" mc:Ignorable="w14 w15 w16se w16cid w16 w16cex w16sdtdh wp14">
   <w:body>
     <w:p>
       <w:pPr>
@@ -190,35 +190,6 @@
     <w:p>
       <w:pPr>
         <w:rPr>
-          <w:b w:val="1"/>
-          <w:bCs w:val="1"/>
-        </w:rPr>
-      </w:pPr>
-      <w:r>
-        <w:rPr>
-          <w:b w:val="1"/>
-          <w:bCs w:val="1"/>
-        </w:rPr>
-        <w:t>Discord</w:t>
-      </w:r>
-      <w:r>
-        <w:rPr>
-          <w:b w:val="1"/>
-          <w:bCs w:val="1"/>
-        </w:rPr>
-        <w:t xml:space="preserve"> ID</w:t>
-      </w:r>
-      <w:r>
-        <w:rPr>
-          <w:b w:val="1"/>
-          <w:bCs w:val="1"/>
-        </w:rPr>
-        <w:t>:</w:t>
-      </w:r>
-    </w:p>
-    <w:p>
-      <w:pPr>
-        <w:rPr>
           <w:b/>
           <w:bCs/>
         </w:rPr>
@@ -228,6 +199,35 @@
           <w:b/>
           <w:bCs/>
         </w:rPr>
+        <w:t>Discord</w:t>
+      </w:r>
+      <w:r>
+        <w:rPr>
+          <w:b/>
+          <w:bCs/>
+        </w:rPr>
+        <w:t xml:space="preserve"> ID</w:t>
+      </w:r>
+      <w:r>
+        <w:rPr>
+          <w:b/>
+          <w:bCs/>
+        </w:rPr>
+        <w:t>:</w:t>
+      </w:r>
+    </w:p>
+    <w:p>
+      <w:pPr>
+        <w:rPr>
+          <w:b/>
+          <w:bCs/>
+        </w:rPr>
+      </w:pPr>
+      <w:r>
+        <w:rPr>
+          <w:b/>
+          <w:bCs/>
+        </w:rPr>
         <w:t>GT Email:</w:t>
       </w:r>
       <w:r>
@@ -238,75 +238,27 @@
       <w:pPr>
         <w:pStyle w:val="Heading2"/>
         <w:rPr>
-          <w:rFonts w:ascii="Tenorite" w:hAnsi="Tenorite" w:eastAsia="Tenorite" w:cs="Tenorite"/>
-          <w:b w:val="1"/>
-          <w:bCs w:val="1"/>
+          <w:rFonts w:ascii="Tenorite" w:eastAsia="Tenorite" w:hAnsi="Tenorite" w:cs="Tenorite"/>
+          <w:b/>
+          <w:bCs/>
           <w:sz w:val="24"/>
           <w:szCs w:val="24"/>
         </w:rPr>
       </w:pPr>
       <w:r>
         <w:rPr>
-          <w:b w:val="1"/>
-          <w:bCs w:val="1"/>
-        </w:rPr>
+          <w:b/>
+          <w:bCs/>
+        </w:rPr>
+        <w:lastRenderedPageBreak/>
         <w:t xml:space="preserve">1. </w:t>
       </w:r>
       <w:r>
         <w:rPr>
-          <w:b w:val="1"/>
-          <w:bCs w:val="1"/>
-        </w:rPr>
-        <w:t>Introduction to Physical Design:</w:t>
-      </w:r>
-      <w:r>
-        <w:rPr>
-          <w:b w:val="1"/>
-          <w:bCs w:val="1"/>
-        </w:rPr>
-        <w:t xml:space="preserve"> </w:t>
-      </w:r>
-      <w:r>
-        <w:rPr>
-          <w:b w:val="1"/>
-          <w:bCs w:val="1"/>
-        </w:rPr>
-        <w:t>OpenLan</w:t>
-      </w:r>
-      <w:r>
-        <w:rPr>
-          <w:b w:val="1"/>
-          <w:bCs w:val="1"/>
-        </w:rPr>
-        <w:t>e</w:t>
-      </w:r>
-      <w:r>
-        <w:rPr>
-          <w:b w:val="1"/>
-          <w:bCs w:val="1"/>
-        </w:rPr>
-        <w:t xml:space="preserve"> </w:t>
-      </w:r>
-      <w:r>
-        <w:rPr>
-          <w:b w:val="1"/>
-          <w:bCs w:val="1"/>
-        </w:rPr>
-        <w:t>Cola</w:t>
-      </w:r>
-      <w:r>
-        <w:rPr>
-          <w:b w:val="1"/>
-          <w:bCs w:val="1"/>
-        </w:rPr>
-        <w:t>b</w:t>
-      </w:r>
-      <w:r>
-        <w:rPr>
-          <w:b w:val="1"/>
-          <w:bCs w:val="1"/>
-        </w:rPr>
-        <w:t xml:space="preserve"> Notebook</w:t>
+          <w:b/>
+          <w:bCs/>
+        </w:rPr>
+        <w:t>Introduction to Physical Design: OpenLane Colab Notebook</w:t>
       </w:r>
     </w:p>
     <w:p>
@@ -398,14 +350,12 @@
     </w:p>
     <w:p>
       <w:r>
-        <w:rPr/>
         <w:t>i</w:t>
       </w:r>
       <w:r>
-        <w:rPr/>
         <w:t xml:space="preserve">. Follow </w:t>
       </w:r>
-      <w:hyperlink r:id="Rb89c5846ada04454">
+      <w:hyperlink r:id="rId10">
         <w:r>
           <w:rPr>
             <w:rStyle w:val="Hyperlink"/>
@@ -414,39 +364,22 @@
         </w:r>
       </w:hyperlink>
       <w:r>
-        <w:rPr/>
-        <w:t xml:space="preserve"> to create a copy of the </w:t>
-      </w:r>
-      <w:r>
-        <w:rPr/>
+        <w:t xml:space="preserve"> to create a copy of the OpenLane Colab Notebook. </w:t>
+      </w:r>
+    </w:p>
+    <w:p>
+      <w:r>
+        <w:t xml:space="preserve">For in-depth information about the </w:t>
+      </w:r>
+      <w:proofErr w:type="spellStart"/>
+      <w:r>
         <w:t>OpenLane</w:t>
       </w:r>
-      <w:r>
-        <w:rPr/>
-        <w:t xml:space="preserve"> </w:t>
-      </w:r>
-      <w:r>
-        <w:rPr/>
-        <w:t>Colab</w:t>
-      </w:r>
-      <w:r>
-        <w:rPr/>
-        <w:t xml:space="preserve"> Notebook. </w:t>
-      </w:r>
-    </w:p>
-    <w:p>
-      <w:r>
-        <w:t xml:space="preserve">For in-depth information about the </w:t>
-      </w:r>
-      <w:proofErr w:type="spellStart"/>
-      <w:r>
-        <w:t>OpenLane</w:t>
-      </w:r>
       <w:proofErr w:type="spellEnd"/>
       <w:r>
         <w:t xml:space="preserve"> flow, refer to the </w:t>
       </w:r>
-      <w:hyperlink r:id="rId8">
+      <w:hyperlink r:id="rId11">
         <w:proofErr w:type="spellStart"/>
         <w:r>
           <w:rPr>
@@ -468,49 +401,31 @@
     </w:p>
     <w:p>
       <w:r>
-        <w:rPr/>
         <w:t>ii</w:t>
       </w:r>
       <w:r>
-        <w:rPr/>
-        <w:t xml:space="preserve">. Run all the steps in the </w:t>
-      </w:r>
-      <w:r>
-        <w:rPr/>
-        <w:t>OpenLane</w:t>
-      </w:r>
-      <w:r>
-        <w:rPr/>
-        <w:t xml:space="preserve"> </w:t>
-      </w:r>
-      <w:r>
-        <w:rPr/>
-        <w:t>Colab</w:t>
-      </w:r>
-      <w:r>
-        <w:rPr/>
-        <w:t xml:space="preserve"> Notebook. </w:t>
-      </w:r>
-      <w:r>
-        <w:rPr/>
-        <w:t>Make sure to read each part thoroughly so you understand what the Notebook is actually doing.</w:t>
-      </w:r>
-    </w:p>
-    <w:p>
-      <w:r>
-        <w:rPr/>
+        <w:t xml:space="preserve">. Run all the steps in the OpenLane Colab Notebook. Make sure to read each part thoroughly so you understand what the Notebook is </w:t>
+      </w:r>
+      <w:proofErr w:type="gramStart"/>
+      <w:r>
+        <w:t>actually doing</w:t>
+      </w:r>
+      <w:proofErr w:type="gramEnd"/>
+      <w:r>
+        <w:t>.</w:t>
+      </w:r>
+    </w:p>
+    <w:p>
+      <w:r>
         <w:t>iii</w:t>
       </w:r>
       <w:r>
-        <w:rPr/>
         <w:t xml:space="preserve">. Take screenshots of your Notebook after completing each of the following steps and paste them into the answer box </w:t>
       </w:r>
       <w:r>
-        <w:rPr/>
         <w:t>on the next page</w:t>
       </w:r>
       <w:r>
-        <w:rPr/>
         <w:t>.</w:t>
       </w:r>
     </w:p>
@@ -574,10 +489,10 @@
           <w:tcPr>
             <w:tcW w:w="9455" w:type="dxa"/>
             <w:tcBorders>
-              <w:top w:val="single" w:color="000000" w:themeColor="text1" w:sz="12" w:space="0"/>
-              <w:left w:val="single" w:color="000000" w:themeColor="text1" w:sz="12" w:space="0"/>
-              <w:bottom w:val="single" w:color="000000" w:themeColor="text1" w:sz="12" w:space="0"/>
-              <w:right w:val="single" w:color="000000" w:themeColor="text1" w:sz="12" w:space="0"/>
+              <w:top w:val="single" w:sz="12" w:space="0" w:color="000000" w:themeColor="text1"/>
+              <w:left w:val="single" w:sz="12" w:space="0" w:color="000000" w:themeColor="text1"/>
+              <w:bottom w:val="single" w:sz="12" w:space="0" w:color="000000" w:themeColor="text1"/>
+              <w:right w:val="single" w:sz="12" w:space="0" w:color="000000" w:themeColor="text1"/>
             </w:tcBorders>
           </w:tcPr>
           <w:p/>
@@ -586,11 +501,10 @@
     </w:tbl>
     <w:p>
       <w:r>
-        <w:rPr/>
+        <w:lastRenderedPageBreak/>
         <w:t>iv</w:t>
       </w:r>
       <w:r>
-        <w:rPr/>
         <w:t>. Describe in your own words what the following flow steps do.</w:t>
       </w:r>
     </w:p>
@@ -622,10 +536,10 @@
           <w:tcPr>
             <w:tcW w:w="9360" w:type="dxa"/>
             <w:tcBorders>
-              <w:top w:val="single" w:color="000000" w:themeColor="text1" w:sz="12" w:space="0"/>
-              <w:left w:val="single" w:color="000000" w:themeColor="text1" w:sz="12" w:space="0"/>
-              <w:bottom w:val="single" w:color="000000" w:themeColor="text1" w:sz="12" w:space="0"/>
-              <w:right w:val="single" w:color="000000" w:themeColor="text1" w:sz="12" w:space="0"/>
+              <w:top w:val="single" w:sz="12" w:space="0" w:color="000000" w:themeColor="text1"/>
+              <w:left w:val="single" w:sz="12" w:space="0" w:color="000000" w:themeColor="text1"/>
+              <w:bottom w:val="single" w:sz="12" w:space="0" w:color="000000" w:themeColor="text1"/>
+              <w:right w:val="single" w:sz="12" w:space="0" w:color="000000" w:themeColor="text1"/>
             </w:tcBorders>
           </w:tcPr>
           <w:p/>
@@ -656,10 +570,10 @@
           <w:tcPr>
             <w:tcW w:w="9360" w:type="dxa"/>
             <w:tcBorders>
-              <w:top w:val="single" w:color="000000" w:themeColor="text1" w:sz="12" w:space="0"/>
-              <w:left w:val="single" w:color="000000" w:themeColor="text1" w:sz="12" w:space="0"/>
-              <w:bottom w:val="single" w:color="000000" w:themeColor="text1" w:sz="12" w:space="0"/>
-              <w:right w:val="single" w:color="000000" w:themeColor="text1" w:sz="12" w:space="0"/>
+              <w:top w:val="single" w:sz="12" w:space="0" w:color="000000" w:themeColor="text1"/>
+              <w:left w:val="single" w:sz="12" w:space="0" w:color="000000" w:themeColor="text1"/>
+              <w:bottom w:val="single" w:sz="12" w:space="0" w:color="000000" w:themeColor="text1"/>
+              <w:right w:val="single" w:sz="12" w:space="0" w:color="000000" w:themeColor="text1"/>
             </w:tcBorders>
           </w:tcPr>
           <w:p/>
@@ -690,10 +604,10 @@
           <w:tcPr>
             <w:tcW w:w="9360" w:type="dxa"/>
             <w:tcBorders>
-              <w:top w:val="single" w:color="000000" w:themeColor="text1" w:sz="12" w:space="0"/>
-              <w:left w:val="single" w:color="000000" w:themeColor="text1" w:sz="12" w:space="0"/>
-              <w:bottom w:val="single" w:color="000000" w:themeColor="text1" w:sz="12" w:space="0"/>
-              <w:right w:val="single" w:color="000000" w:themeColor="text1" w:sz="12" w:space="0"/>
+              <w:top w:val="single" w:sz="12" w:space="0" w:color="000000" w:themeColor="text1"/>
+              <w:left w:val="single" w:sz="12" w:space="0" w:color="000000" w:themeColor="text1"/>
+              <w:bottom w:val="single" w:sz="12" w:space="0" w:color="000000" w:themeColor="text1"/>
+              <w:right w:val="single" w:sz="12" w:space="0" w:color="000000" w:themeColor="text1"/>
             </w:tcBorders>
           </w:tcPr>
           <w:p/>
@@ -732,10 +646,10 @@
           <w:tcPr>
             <w:tcW w:w="9360" w:type="dxa"/>
             <w:tcBorders>
-              <w:top w:val="single" w:color="000000" w:themeColor="text1" w:sz="12" w:space="0"/>
-              <w:left w:val="single" w:color="000000" w:themeColor="text1" w:sz="12" w:space="0"/>
-              <w:bottom w:val="single" w:color="000000" w:themeColor="text1" w:sz="12" w:space="0"/>
-              <w:right w:val="single" w:color="000000" w:themeColor="text1" w:sz="12" w:space="0"/>
+              <w:top w:val="single" w:sz="12" w:space="0" w:color="000000" w:themeColor="text1"/>
+              <w:left w:val="single" w:sz="12" w:space="0" w:color="000000" w:themeColor="text1"/>
+              <w:bottom w:val="single" w:sz="12" w:space="0" w:color="000000" w:themeColor="text1"/>
+              <w:right w:val="single" w:sz="12" w:space="0" w:color="000000" w:themeColor="text1"/>
             </w:tcBorders>
           </w:tcPr>
           <w:p/>
@@ -756,21 +670,22 @@
       <w:pPr>
         <w:pStyle w:val="Heading2"/>
         <w:rPr>
-          <w:b w:val="1"/>
-          <w:bCs w:val="1"/>
-        </w:rPr>
-      </w:pPr>
-      <w:r>
-        <w:rPr>
-          <w:b w:val="1"/>
-          <w:bCs w:val="1"/>
-        </w:rPr>
+          <w:b/>
+          <w:bCs/>
+        </w:rPr>
+      </w:pPr>
+      <w:r>
+        <w:rPr>
+          <w:b/>
+          <w:bCs/>
+        </w:rPr>
+        <w:lastRenderedPageBreak/>
         <w:t xml:space="preserve">2. </w:t>
       </w:r>
       <w:r>
         <w:rPr>
-          <w:b w:val="1"/>
-          <w:bCs w:val="1"/>
+          <w:b/>
+          <w:bCs/>
         </w:rPr>
         <w:t>Clocking a Sequential Circuit</w:t>
       </w:r>
@@ -828,7 +743,7 @@
         </w:rPr>
         <w:t xml:space="preserve">To learn about Setup and Hold times, see </w:t>
       </w:r>
-      <w:hyperlink r:id="rId9">
+      <w:hyperlink r:id="rId12">
         <w:r>
           <w:rPr>
             <w:rStyle w:val="Hyperlink"/>
@@ -860,7 +775,7 @@
         </w:rPr>
         <w:t xml:space="preserve">To learn about Static Timing Analysis, see </w:t>
       </w:r>
-      <w:hyperlink r:id="rId10">
+      <w:hyperlink r:id="rId13">
         <w:r>
           <w:rPr>
             <w:rStyle w:val="Hyperlink"/>
@@ -877,7 +792,7 @@
         </w:rPr>
         <w:t xml:space="preserve"> or </w:t>
       </w:r>
-      <w:hyperlink r:id="rId11">
+      <w:hyperlink r:id="rId14">
         <w:r>
           <w:rPr>
             <w:rStyle w:val="Hyperlink"/>
@@ -903,15 +818,13 @@
     </w:p>
     <w:p>
       <w:pPr>
-        <w:pStyle w:val="Normal"/>
         <w:spacing w:after="0"/>
       </w:pPr>
       <w:r>
-        <w:rPr/>
+        <w:lastRenderedPageBreak/>
         <w:t>C</w:t>
       </w:r>
       <w:r>
-        <w:rPr/>
         <w:t>onsider the following Sequential Circuit.</w:t>
       </w:r>
     </w:p>
@@ -925,16 +838,10 @@
           <w:noProof/>
         </w:rPr>
         <w:drawing>
-          <wp:inline distT="0" distB="0" distL="0" distR="0" wp14:anchorId="6E096760" wp14:editId="50FA0398">
-            <wp:extent cx="5943600" cy="3277870"/>
-            <wp:effectExtent l="25400" t="25400" r="25400" b="24130"/>
-            <wp:docPr id="1394647115" name="Picture 1" descr="A diagram of a program&#10;&#10;Description automatically generated">
-              <a:extLst xmlns:a="http://schemas.openxmlformats.org/drawingml/2006/main">
-                <a:ext uri="{FF2B5EF4-FFF2-40B4-BE49-F238E27FC236}">
-                  <a16:creationId xmlns:a16="http://schemas.microsoft.com/office/drawing/2014/main" id="{3B5039CB-8FBD-4191-A60E-CDCF476B7103}"/>
-                </a:ext>
-              </a:extLst>
-            </wp:docPr>
+          <wp:inline distT="0" distB="0" distL="0" distR="0" wp14:anchorId="7C034524" wp14:editId="7144209F">
+            <wp:extent cx="5943600" cy="3311525"/>
+            <wp:effectExtent l="25400" t="25400" r="25400" b="28575"/>
+            <wp:docPr id="1795585556" name="Picture 1" descr="A diagram of a program&#10;&#10;Description automatically generated"/>
             <wp:cNvGraphicFramePr>
               <a:graphicFrameLocks xmlns:a="http://schemas.openxmlformats.org/drawingml/2006/main" noChangeAspect="1"/>
             </wp:cNvGraphicFramePr>
@@ -942,11 +849,11 @@
               <a:graphicData uri="http://schemas.openxmlformats.org/drawingml/2006/picture">
                 <pic:pic xmlns:pic="http://schemas.openxmlformats.org/drawingml/2006/picture">
                   <pic:nvPicPr>
-                    <pic:cNvPr id="1394647115" name="Picture 1" descr="A diagram of a program&#10;&#10;Description automatically generated"/>
+                    <pic:cNvPr id="1795585556" name="Picture 1" descr="A diagram of a program&#10;&#10;Description automatically generated"/>
                     <pic:cNvPicPr/>
                   </pic:nvPicPr>
                   <pic:blipFill>
-                    <a:blip r:embed="rId12"/>
+                    <a:blip r:embed="rId15"/>
                     <a:stretch>
                       <a:fillRect/>
                     </a:stretch>
@@ -954,7 +861,7 @@
                   <pic:spPr>
                     <a:xfrm>
                       <a:off x="0" y="0"/>
-                      <a:ext cx="5943600" cy="3277870"/>
+                      <a:ext cx="5943600" cy="3311525"/>
                     </a:xfrm>
                     <a:prstGeom prst="rect">
                       <a:avLst/>
@@ -978,93 +885,58 @@
       <w:pPr>
         <w:spacing w:after="0"/>
         <w:rPr>
-          <w:rFonts w:ascii="Tenorite" w:hAnsi="Tenorite" w:eastAsia="Tenorite" w:cs="Tenorite"/>
+          <w:rFonts w:ascii="Tenorite" w:eastAsia="Tenorite" w:hAnsi="Tenorite" w:cs="Tenorite"/>
           <w:color w:val="000000" w:themeColor="text1"/>
         </w:rPr>
       </w:pPr>
-    </w:p>
-    <w:p>
-      <w:pPr>
-        <w:spacing w:after="0"/>
-        <w:rPr>
-          <w:rFonts w:ascii="Tenorite" w:hAnsi="Tenorite" w:eastAsia="Tenorite" w:cs="Tenorite"/>
-          <w:color w:val="000000" w:themeColor="text1" w:themeTint="FF" w:themeShade="FF"/>
-        </w:rPr>
-      </w:pPr>
-      <w:r>
-        <w:rPr>
-          <w:rFonts w:ascii="Tenorite" w:hAnsi="Tenorite" w:eastAsia="Tenorite" w:cs="Tenorite"/>
-          <w:color w:val="000000" w:themeColor="text1" w:themeTint="FF" w:themeShade="FF"/>
-        </w:rPr>
-        <w:t>i</w:t>
-      </w:r>
-      <w:r>
-        <w:rPr>
-          <w:rFonts w:ascii="Tenorite" w:hAnsi="Tenorite" w:eastAsia="Tenorite" w:cs="Tenorite"/>
-          <w:color w:val="000000" w:themeColor="text1" w:themeTint="FF" w:themeShade="FF"/>
-        </w:rPr>
-        <w:t xml:space="preserve">. </w:t>
-      </w:r>
-      <w:r>
-        <w:rPr>
-          <w:rFonts w:ascii="Tenorite" w:hAnsi="Tenorite" w:eastAsia="Tenorite" w:cs="Tenorite"/>
-          <w:color w:val="000000" w:themeColor="text1" w:themeTint="FF" w:themeShade="FF"/>
-        </w:rPr>
-        <w:t>Identify</w:t>
-      </w:r>
-      <w:r>
-        <w:rPr>
-          <w:rFonts w:ascii="Tenorite" w:hAnsi="Tenorite" w:eastAsia="Tenorite" w:cs="Tenorite"/>
-          <w:color w:val="000000" w:themeColor="text1" w:themeTint="FF" w:themeShade="FF"/>
-        </w:rPr>
-        <w:t xml:space="preserve"> the </w:t>
-      </w:r>
-      <w:r>
-        <w:rPr>
-          <w:rFonts w:ascii="Tenorite" w:hAnsi="Tenorite" w:eastAsia="Tenorite" w:cs="Tenorite"/>
-          <w:color w:val="000000" w:themeColor="text1" w:themeTint="FF" w:themeShade="FF"/>
+      <w:r>
+        <w:rPr>
+          <w:rFonts w:ascii="Tenorite" w:eastAsia="Tenorite" w:hAnsi="Tenorite" w:cs="Tenorite"/>
+          <w:color w:val="000000" w:themeColor="text1"/>
+        </w:rPr>
+        <w:t xml:space="preserve">i. </w:t>
+      </w:r>
+      <w:r>
+        <w:rPr>
+          <w:rFonts w:ascii="Tenorite" w:eastAsia="Tenorite" w:hAnsi="Tenorite" w:cs="Tenorite"/>
+          <w:color w:val="000000" w:themeColor="text1"/>
+        </w:rPr>
+        <w:t xml:space="preserve">Identify the </w:t>
+      </w:r>
+      <w:proofErr w:type="gramStart"/>
+      <w:r>
+        <w:rPr>
+          <w:rFonts w:ascii="Tenorite" w:eastAsia="Tenorite" w:hAnsi="Tenorite" w:cs="Tenorite"/>
+          <w:color w:val="000000" w:themeColor="text1"/>
         </w:rPr>
         <w:t>worst case</w:t>
       </w:r>
-      <w:r>
-        <w:rPr>
-          <w:rFonts w:ascii="Tenorite" w:hAnsi="Tenorite" w:eastAsia="Tenorite" w:cs="Tenorite"/>
-          <w:color w:val="000000" w:themeColor="text1" w:themeTint="FF" w:themeShade="FF"/>
-        </w:rPr>
-        <w:t xml:space="preserve"> timing path in this circuit (</w:t>
-      </w:r>
-      <w:r>
-        <w:rPr>
-          <w:rFonts w:ascii="Tenorite" w:hAnsi="Tenorite" w:eastAsia="Tenorite" w:cs="Tenorite"/>
-          <w:color w:val="000000" w:themeColor="text1" w:themeTint="FF" w:themeShade="FF"/>
-        </w:rPr>
-        <w:t>e.g</w:t>
-      </w:r>
-      <w:r>
-        <w:rPr>
-          <w:rFonts w:ascii="Tenorite" w:hAnsi="Tenorite" w:eastAsia="Tenorite" w:cs="Tenorite"/>
-          <w:color w:val="000000" w:themeColor="text1" w:themeTint="FF" w:themeShade="FF"/>
-        </w:rPr>
-        <w:t xml:space="preserve"> FF -&gt; INV -&gt; AND -&gt; OR -&gt; FF). Calculate the worst negative slack (WNS)</w:t>
-      </w:r>
-      <w:r>
-        <w:rPr>
-          <w:rFonts w:ascii="Tenorite" w:hAnsi="Tenorite" w:eastAsia="Tenorite" w:cs="Tenorite"/>
-          <w:color w:val="000000" w:themeColor="text1" w:themeTint="FF" w:themeShade="FF"/>
+      <w:proofErr w:type="gramEnd"/>
+      <w:r>
+        <w:rPr>
+          <w:rFonts w:ascii="Tenorite" w:eastAsia="Tenorite" w:hAnsi="Tenorite" w:cs="Tenorite"/>
+          <w:color w:val="000000" w:themeColor="text1"/>
+        </w:rPr>
+        <w:t xml:space="preserve"> timing path in this circuit (e.g FF -&gt; INV -&gt; AND -&gt; OR -&gt; FF). Calculate the worst negative slack (WNS)</w:t>
+      </w:r>
+      <w:r>
+        <w:rPr>
+          <w:rFonts w:ascii="Tenorite" w:eastAsia="Tenorite" w:hAnsi="Tenorite" w:cs="Tenorite"/>
+          <w:color w:val="000000" w:themeColor="text1"/>
         </w:rPr>
         <w:t xml:space="preserve"> if the clock period here is </w:t>
       </w:r>
       <w:r>
         <w:rPr>
-          <w:rFonts w:ascii="Tenorite" w:hAnsi="Tenorite" w:eastAsia="Tenorite" w:cs="Tenorite"/>
-          <w:color w:val="000000" w:themeColor="text1" w:themeTint="FF" w:themeShade="FF"/>
+          <w:rFonts w:ascii="Tenorite" w:eastAsia="Tenorite" w:hAnsi="Tenorite" w:cs="Tenorite"/>
+          <w:color w:val="000000" w:themeColor="text1"/>
         </w:rPr>
         <w:t>500 ps.</w:t>
       </w:r>
       <w:r>
         <w:rPr>
-          <w:rFonts w:ascii="Tenorite" w:hAnsi="Tenorite" w:eastAsia="Tenorite" w:cs="Tenorite"/>
-          <w:color w:val="000000" w:themeColor="text1" w:themeTint="FF" w:themeShade="FF"/>
+          <w:rFonts w:ascii="Tenorite" w:eastAsia="Tenorite" w:hAnsi="Tenorite" w:cs="Tenorite"/>
+          <w:color w:val="000000" w:themeColor="text1"/>
         </w:rPr>
         <w:t xml:space="preserve"> Assume all units are picoseconds.</w:t>
       </w:r>
@@ -1086,13 +958,8 @@
         <w:tc>
           <w:tcPr>
             <w:tcW w:w="9360" w:type="dxa"/>
-            <w:tcMar/>
           </w:tcPr>
-          <w:p>
-            <w:pPr>
-              <w:pStyle w:val="Normal"/>
-            </w:pPr>
-          </w:p>
+          <w:p/>
         </w:tc>
       </w:tr>
     </w:tbl>
@@ -1100,58 +967,23 @@
       <w:pPr>
         <w:spacing w:before="240" w:after="0"/>
         <w:rPr>
-          <w:rFonts w:ascii="Tenorite" w:hAnsi="Tenorite" w:eastAsia="Tenorite" w:cs="Tenorite"/>
+          <w:rFonts w:ascii="Tenorite" w:eastAsia="Tenorite" w:hAnsi="Tenorite" w:cs="Tenorite"/>
           <w:color w:val="000000" w:themeColor="text1"/>
         </w:rPr>
       </w:pPr>
       <w:r>
         <w:rPr>
-          <w:rFonts w:ascii="Tenorite" w:hAnsi="Tenorite" w:eastAsia="Tenorite" w:cs="Tenorite"/>
-          <w:color w:val="000000" w:themeColor="text1" w:themeTint="FF" w:themeShade="FF"/>
-        </w:rPr>
-        <w:t>Ii</w:t>
-      </w:r>
-      <w:r>
-        <w:rPr>
-          <w:rFonts w:ascii="Tenorite" w:hAnsi="Tenorite" w:eastAsia="Tenorite" w:cs="Tenorite"/>
-          <w:color w:val="000000" w:themeColor="text1" w:themeTint="FF" w:themeShade="FF"/>
-        </w:rPr>
-        <w:t>. Given this critical path, w</w:t>
-      </w:r>
-      <w:r>
-        <w:rPr>
-          <w:rFonts w:ascii="Tenorite" w:hAnsi="Tenorite" w:eastAsia="Tenorite" w:cs="Tenorite"/>
-          <w:color w:val="000000" w:themeColor="text1" w:themeTint="FF" w:themeShade="FF"/>
-        </w:rPr>
-        <w:t xml:space="preserve">hat is the </w:t>
-      </w:r>
-      <w:r>
-        <w:rPr>
-          <w:rFonts w:ascii="Tenorite" w:hAnsi="Tenorite" w:eastAsia="Tenorite" w:cs="Tenorite"/>
-          <w:color w:val="000000" w:themeColor="text1" w:themeTint="FF" w:themeShade="FF"/>
-        </w:rPr>
-        <w:t>maximum</w:t>
-      </w:r>
-      <w:r>
-        <w:rPr>
-          <w:rFonts w:ascii="Tenorite" w:hAnsi="Tenorite" w:eastAsia="Tenorite" w:cs="Tenorite"/>
-          <w:color w:val="000000" w:themeColor="text1" w:themeTint="FF" w:themeShade="FF"/>
-        </w:rPr>
-        <w:t xml:space="preserve"> </w:t>
-      </w:r>
-      <w:r>
-        <w:rPr>
-          <w:rFonts w:ascii="Tenorite" w:hAnsi="Tenorite" w:eastAsia="Tenorite" w:cs="Tenorite"/>
-          <w:color w:val="000000" w:themeColor="text1" w:themeTint="FF" w:themeShade="FF"/>
-        </w:rPr>
-        <w:t>viable</w:t>
-      </w:r>
-      <w:r>
-        <w:rPr>
-          <w:rFonts w:ascii="Tenorite" w:hAnsi="Tenorite" w:eastAsia="Tenorite" w:cs="Tenorite"/>
-          <w:color w:val="000000" w:themeColor="text1" w:themeTint="FF" w:themeShade="FF"/>
-        </w:rPr>
-        <w:t xml:space="preserve"> clock frequency?</w:t>
+          <w:rFonts w:ascii="Tenorite" w:eastAsia="Tenorite" w:hAnsi="Tenorite" w:cs="Tenorite"/>
+          <w:color w:val="000000" w:themeColor="text1"/>
+        </w:rPr>
+        <w:t>Ii. Given this critical path, w</w:t>
+      </w:r>
+      <w:r>
+        <w:rPr>
+          <w:rFonts w:ascii="Tenorite" w:eastAsia="Tenorite" w:hAnsi="Tenorite" w:cs="Tenorite"/>
+          <w:color w:val="000000" w:themeColor="text1"/>
+        </w:rPr>
+        <w:t>hat is the maximum viable clock frequency?</w:t>
       </w:r>
     </w:p>
     <w:tbl>
@@ -1172,21 +1004,15 @@
           <w:tcPr>
             <w:tcW w:w="9360" w:type="dxa"/>
             <w:tcBorders>
-              <w:top w:val="single" w:color="000000" w:themeColor="text1" w:sz="12"/>
-              <w:left w:val="single" w:color="000000" w:themeColor="text1" w:sz="12"/>
-              <w:bottom w:val="single" w:color="000000" w:themeColor="text1" w:sz="12"/>
-              <w:right w:val="single" w:color="000000" w:themeColor="text1" w:sz="12"/>
+              <w:top w:val="single" w:sz="12" w:space="0" w:color="000000" w:themeColor="text1"/>
+              <w:left w:val="single" w:sz="12" w:space="0" w:color="000000" w:themeColor="text1"/>
+              <w:bottom w:val="single" w:sz="12" w:space="0" w:color="000000" w:themeColor="text1"/>
+              <w:right w:val="single" w:sz="12" w:space="0" w:color="000000" w:themeColor="text1"/>
             </w:tcBorders>
-            <w:tcMar/>
           </w:tcPr>
           <w:p>
             <w:pPr>
-              <w:pStyle w:val="Normal"/>
-              <w:suppressLineNumbers w:val="0"/>
-              <w:bidi w:val="0"/>
-              <w:spacing w:before="0" w:beforeAutospacing="off" w:after="0" w:afterAutospacing="off" w:line="240" w:lineRule="auto"/>
-              <w:ind w:left="0" w:right="0"/>
-              <w:jc w:val="left"/>
+              <w:spacing w:after="0" w:line="240" w:lineRule="auto"/>
             </w:pPr>
           </w:p>
         </w:tc>
@@ -1194,38 +1020,36 @@
     </w:tbl>
     <w:p>
       <w:pPr>
-        <w:pStyle w:val="Normal"/>
-        <w:rPr>
-          <w:rFonts w:ascii="Tenorite" w:hAnsi="Tenorite" w:eastAsia="Tenorite" w:cs="Tenorite"/>
-          <w:color w:val="000000" w:themeColor="text1" w:themeTint="FF" w:themeShade="FF"/>
-        </w:rPr>
-      </w:pPr>
-    </w:p>
-    <w:p>
-      <w:pPr/>
+        <w:rPr>
+          <w:rFonts w:ascii="Tenorite" w:eastAsia="Tenorite" w:hAnsi="Tenorite" w:cs="Tenorite"/>
+          <w:color w:val="000000" w:themeColor="text1"/>
+        </w:rPr>
+      </w:pPr>
+    </w:p>
+    <w:p>
       <w:r>
         <w:br w:type="page"/>
       </w:r>
     </w:p>
     <w:p>
       <w:pPr>
-        <w:pStyle w:val="Normal"/>
-        <w:rPr>
-          <w:rFonts w:ascii="Tenorite" w:hAnsi="Tenorite" w:eastAsia="Tenorite" w:cs="Tenorite"/>
+        <w:rPr>
+          <w:rFonts w:ascii="Tenorite" w:eastAsia="Tenorite" w:hAnsi="Tenorite" w:cs="Tenorite"/>
           <w:color w:val="000000" w:themeColor="text1"/>
         </w:rPr>
       </w:pPr>
       <w:r>
         <w:rPr>
-          <w:rFonts w:ascii="Tenorite" w:hAnsi="Tenorite" w:eastAsia="Tenorite" w:cs="Tenorite"/>
-          <w:color w:val="000000" w:themeColor="text1" w:themeTint="FF" w:themeShade="FF"/>
-        </w:rPr>
+          <w:rFonts w:ascii="Tenorite" w:eastAsia="Tenorite" w:hAnsi="Tenorite" w:cs="Tenorite"/>
+          <w:color w:val="000000" w:themeColor="text1"/>
+        </w:rPr>
+        <w:lastRenderedPageBreak/>
         <w:t>iii</w:t>
       </w:r>
       <w:r>
         <w:rPr>
-          <w:rFonts w:ascii="Tenorite" w:hAnsi="Tenorite" w:eastAsia="Tenorite" w:cs="Tenorite"/>
-          <w:color w:val="000000" w:themeColor="text1" w:themeTint="FF" w:themeShade="FF"/>
+          <w:rFonts w:ascii="Tenorite" w:eastAsia="Tenorite" w:hAnsi="Tenorite" w:cs="Tenorite"/>
+          <w:color w:val="000000" w:themeColor="text1"/>
         </w:rPr>
         <w:t>. Explain the concepts of setup slack and hold time. Why is a negative slack value problematic?</w:t>
       </w:r>
@@ -1247,7 +1071,6 @@
         <w:tc>
           <w:tcPr>
             <w:tcW w:w="9360" w:type="dxa"/>
-            <w:tcMar/>
           </w:tcPr>
           <w:p>
             <w:r>
@@ -1266,7 +1089,7 @@
         <w:spacing w:after="0"/>
         <w:jc w:val="both"/>
         <w:rPr>
-          <w:rFonts w:ascii="Tenorite" w:hAnsi="Tenorite" w:eastAsia="Tenorite" w:cs="Tenorite"/>
+          <w:rFonts w:ascii="Tenorite" w:eastAsia="Tenorite" w:hAnsi="Tenorite" w:cs="Tenorite"/>
           <w:color w:val="000000" w:themeColor="text1"/>
         </w:rPr>
       </w:pPr>
@@ -1285,23 +1108,24 @@
       <w:pPr>
         <w:pStyle w:val="Heading2"/>
         <w:rPr>
-          <w:b w:val="1"/>
-          <w:bCs w:val="1"/>
+          <w:b/>
+          <w:bCs/>
           <w:sz w:val="24"/>
           <w:szCs w:val="24"/>
         </w:rPr>
       </w:pPr>
       <w:r>
         <w:rPr>
-          <w:b w:val="1"/>
-          <w:bCs w:val="1"/>
-        </w:rPr>
+          <w:b/>
+          <w:bCs/>
+        </w:rPr>
+        <w:lastRenderedPageBreak/>
         <w:t xml:space="preserve">3. </w:t>
       </w:r>
       <w:r>
         <w:rPr>
-          <w:b w:val="1"/>
-          <w:bCs w:val="1"/>
+          <w:b/>
+          <w:bCs/>
         </w:rPr>
         <w:t>Python Timing Report Analysis</w:t>
       </w:r>
@@ -1374,7 +1198,7 @@
           <w:iCs/>
         </w:rPr>
       </w:pPr>
-      <w:hyperlink r:id="rId13">
+      <w:hyperlink r:id="rId16">
         <w:r>
           <w:rPr>
             <w:rStyle w:val="Hyperlink"/>
@@ -1391,7 +1215,7 @@
         </w:rPr>
         <w:t xml:space="preserve"> and </w:t>
       </w:r>
-      <w:hyperlink r:id="rId14">
+      <w:hyperlink r:id="rId17">
         <w:r>
           <w:rPr>
             <w:rStyle w:val="Hyperlink"/>
@@ -1413,44 +1237,20 @@
       <w:pPr>
         <w:spacing w:after="0"/>
         <w:rPr>
-          <w:rFonts w:ascii="Tenorite" w:hAnsi="Tenorite" w:eastAsia="Tenorite" w:cs="Tenorite"/>
-        </w:rPr>
-      </w:pPr>
-      <w:r>
-        <w:rPr>
-          <w:rFonts w:ascii="Tenorite" w:hAnsi="Tenorite" w:eastAsia="Tenorite" w:cs="Tenorite"/>
+          <w:rFonts w:ascii="Tenorite" w:eastAsia="Tenorite" w:hAnsi="Tenorite" w:cs="Tenorite"/>
+        </w:rPr>
+      </w:pPr>
+      <w:r>
+        <w:rPr>
+          <w:rFonts w:ascii="Tenorite" w:eastAsia="Tenorite" w:hAnsi="Tenorite" w:cs="Tenorite"/>
         </w:rPr>
         <w:t>i</w:t>
       </w:r>
       <w:r>
         <w:rPr>
-          <w:rFonts w:ascii="Tenorite" w:hAnsi="Tenorite" w:eastAsia="Tenorite" w:cs="Tenorite"/>
-        </w:rPr>
-        <w:t xml:space="preserve">. How many paths </w:t>
-      </w:r>
-      <w:r>
-        <w:rPr>
-          <w:rFonts w:ascii="Tenorite" w:hAnsi="Tenorite" w:eastAsia="Tenorite" w:cs="Tenorite"/>
-        </w:rPr>
-        <w:t>violated</w:t>
-      </w:r>
-      <w:r>
-        <w:rPr>
-          <w:rFonts w:ascii="Tenorite" w:hAnsi="Tenorite" w:eastAsia="Tenorite" w:cs="Tenorite"/>
-        </w:rPr>
-        <w:t xml:space="preserve"> timing constraints (i.e., have negative </w:t>
-      </w:r>
-      <w:r>
-        <w:rPr>
-          <w:rFonts w:ascii="Tenorite" w:hAnsi="Tenorite" w:eastAsia="Tenorite" w:cs="Tenorite"/>
-        </w:rPr>
-        <w:t>slack</w:t>
-      </w:r>
-      <w:r>
-        <w:rPr>
-          <w:rFonts w:ascii="Tenorite" w:hAnsi="Tenorite" w:eastAsia="Tenorite" w:cs="Tenorite"/>
-        </w:rPr>
-        <w:t>)?</w:t>
+          <w:rFonts w:ascii="Tenorite" w:eastAsia="Tenorite" w:hAnsi="Tenorite" w:cs="Tenorite"/>
+        </w:rPr>
+        <w:t>. How many paths violated timing constraints (i.e., have negative slack)?</w:t>
       </w:r>
     </w:p>
     <w:tbl>
@@ -1471,12 +1271,11 @@
           <w:tcPr>
             <w:tcW w:w="9360" w:type="dxa"/>
             <w:tcBorders>
-              <w:top w:val="single" w:color="000000" w:themeColor="text1" w:sz="12"/>
-              <w:left w:val="single" w:color="000000" w:themeColor="text1" w:sz="12"/>
-              <w:bottom w:val="single" w:color="000000" w:themeColor="text1" w:sz="12"/>
-              <w:right w:val="single" w:color="000000" w:themeColor="text1" w:sz="12"/>
+              <w:top w:val="single" w:sz="12" w:space="0" w:color="000000" w:themeColor="text1"/>
+              <w:left w:val="single" w:sz="12" w:space="0" w:color="000000" w:themeColor="text1"/>
+              <w:bottom w:val="single" w:sz="12" w:space="0" w:color="000000" w:themeColor="text1"/>
+              <w:right w:val="single" w:sz="12" w:space="0" w:color="000000" w:themeColor="text1"/>
             </w:tcBorders>
-            <w:tcMar/>
           </w:tcPr>
           <w:p/>
         </w:tc>
@@ -1486,7 +1285,7 @@
       <w:pPr>
         <w:spacing w:after="0"/>
         <w:rPr>
-          <w:rFonts w:ascii="Tenorite" w:hAnsi="Tenorite" w:eastAsia="Tenorite" w:cs="Tenorite"/>
+          <w:rFonts w:ascii="Tenorite" w:eastAsia="Tenorite" w:hAnsi="Tenorite" w:cs="Tenorite"/>
         </w:rPr>
       </w:pPr>
     </w:p>
@@ -1494,18 +1293,18 @@
       <w:pPr>
         <w:spacing w:after="0"/>
         <w:rPr>
-          <w:rFonts w:ascii="Tenorite" w:hAnsi="Tenorite" w:eastAsia="Tenorite" w:cs="Tenorite"/>
-        </w:rPr>
-      </w:pPr>
-      <w:r>
-        <w:rPr>
-          <w:rFonts w:ascii="Tenorite" w:hAnsi="Tenorite" w:eastAsia="Tenorite" w:cs="Tenorite"/>
+          <w:rFonts w:ascii="Tenorite" w:eastAsia="Tenorite" w:hAnsi="Tenorite" w:cs="Tenorite"/>
+        </w:rPr>
+      </w:pPr>
+      <w:r>
+        <w:rPr>
+          <w:rFonts w:ascii="Tenorite" w:eastAsia="Tenorite" w:hAnsi="Tenorite" w:cs="Tenorite"/>
         </w:rPr>
         <w:t>ii</w:t>
       </w:r>
       <w:r>
         <w:rPr>
-          <w:rFonts w:ascii="Tenorite" w:hAnsi="Tenorite" w:eastAsia="Tenorite" w:cs="Tenorite"/>
+          <w:rFonts w:ascii="Tenorite" w:eastAsia="Tenorite" w:hAnsi="Tenorite" w:cs="Tenorite"/>
         </w:rPr>
         <w:t>. What is the average depth (or number of gates) of paths with the smallest positive slack?</w:t>
       </w:r>
@@ -1514,14 +1313,14 @@
       <w:pPr>
         <w:spacing w:after="0"/>
         <w:rPr>
-          <w:rFonts w:ascii="Tenorite" w:hAnsi="Tenorite" w:eastAsia="Tenorite" w:cs="Tenorite"/>
+          <w:rFonts w:ascii="Tenorite" w:eastAsia="Tenorite" w:hAnsi="Tenorite" w:cs="Tenorite"/>
           <w:sz w:val="20"/>
           <w:szCs w:val="20"/>
         </w:rPr>
       </w:pPr>
       <w:r>
         <w:rPr>
-          <w:rFonts w:ascii="Tenorite" w:hAnsi="Tenorite" w:eastAsia="Tenorite" w:cs="Tenorite"/>
+          <w:rFonts w:ascii="Tenorite" w:eastAsia="Tenorite" w:hAnsi="Tenorite" w:cs="Tenorite"/>
           <w:b/>
           <w:bCs/>
           <w:sz w:val="20"/>
@@ -1531,7 +1330,7 @@
       </w:r>
       <w:r>
         <w:rPr>
-          <w:rFonts w:ascii="Tenorite" w:hAnsi="Tenorite" w:eastAsia="Tenorite" w:cs="Tenorite"/>
+          <w:rFonts w:ascii="Tenorite" w:eastAsia="Tenorite" w:hAnsi="Tenorite" w:cs="Tenorite"/>
           <w:sz w:val="20"/>
           <w:szCs w:val="20"/>
         </w:rPr>
@@ -1539,7 +1338,7 @@
       </w:r>
       <w:r>
         <w:rPr>
-          <w:rFonts w:ascii="Tenorite" w:hAnsi="Tenorite" w:eastAsia="Tenorite" w:cs="Tenorite"/>
+          <w:rFonts w:ascii="Tenorite" w:eastAsia="Tenorite" w:hAnsi="Tenorite" w:cs="Tenorite"/>
           <w:i/>
           <w:iCs/>
           <w:sz w:val="20"/>
@@ -1549,7 +1348,7 @@
       </w:r>
       <w:r>
         <w:rPr>
-          <w:rFonts w:ascii="Tenorite" w:hAnsi="Tenorite" w:eastAsia="Tenorite" w:cs="Tenorite"/>
+          <w:rFonts w:ascii="Tenorite" w:eastAsia="Tenorite" w:hAnsi="Tenorite" w:cs="Tenorite"/>
           <w:sz w:val="20"/>
           <w:szCs w:val="20"/>
         </w:rPr>
@@ -1560,14 +1359,14 @@
       <w:pPr>
         <w:spacing w:after="0"/>
         <w:rPr>
-          <w:rFonts w:ascii="Tenorite" w:hAnsi="Tenorite" w:eastAsia="Tenorite" w:cs="Tenorite"/>
+          <w:rFonts w:ascii="Tenorite" w:eastAsia="Tenorite" w:hAnsi="Tenorite" w:cs="Tenorite"/>
           <w:sz w:val="20"/>
           <w:szCs w:val="20"/>
         </w:rPr>
       </w:pPr>
       <w:r>
         <w:rPr>
-          <w:rFonts w:ascii="Tenorite" w:hAnsi="Tenorite" w:eastAsia="Tenorite" w:cs="Tenorite"/>
+          <w:rFonts w:ascii="Tenorite" w:eastAsia="Tenorite" w:hAnsi="Tenorite" w:cs="Tenorite"/>
           <w:sz w:val="20"/>
           <w:szCs w:val="20"/>
         </w:rPr>
@@ -1591,13 +1390,8 @@
         <w:tc>
           <w:tcPr>
             <w:tcW w:w="9360" w:type="dxa"/>
-            <w:tcMar/>
           </w:tcPr>
-          <w:p>
-            <w:pPr>
-              <w:pStyle w:val="Normal"/>
-            </w:pPr>
-          </w:p>
+          <w:p/>
         </w:tc>
       </w:tr>
     </w:tbl>
@@ -1605,7 +1399,7 @@
       <w:pPr>
         <w:spacing w:after="0"/>
         <w:rPr>
-          <w:rFonts w:ascii="Tenorite" w:hAnsi="Tenorite" w:eastAsia="Tenorite" w:cs="Tenorite"/>
+          <w:rFonts w:ascii="Tenorite" w:eastAsia="Tenorite" w:hAnsi="Tenorite" w:cs="Tenorite"/>
         </w:rPr>
       </w:pPr>
     </w:p>
@@ -1613,18 +1407,18 @@
       <w:pPr>
         <w:spacing w:after="0"/>
         <w:rPr>
-          <w:rFonts w:ascii="Tenorite" w:hAnsi="Tenorite" w:eastAsia="Tenorite" w:cs="Tenorite"/>
-        </w:rPr>
-      </w:pPr>
-      <w:r>
-        <w:rPr>
-          <w:rFonts w:ascii="Tenorite" w:hAnsi="Tenorite" w:eastAsia="Tenorite" w:cs="Tenorite"/>
+          <w:rFonts w:ascii="Tenorite" w:eastAsia="Tenorite" w:hAnsi="Tenorite" w:cs="Tenorite"/>
+        </w:rPr>
+      </w:pPr>
+      <w:r>
+        <w:rPr>
+          <w:rFonts w:ascii="Tenorite" w:eastAsia="Tenorite" w:hAnsi="Tenorite" w:cs="Tenorite"/>
         </w:rPr>
         <w:t>iii</w:t>
       </w:r>
       <w:r>
         <w:rPr>
-          <w:rFonts w:ascii="Tenorite" w:hAnsi="Tenorite" w:eastAsia="Tenorite" w:cs="Tenorite"/>
+          <w:rFonts w:ascii="Tenorite" w:eastAsia="Tenorite" w:hAnsi="Tenorite" w:cs="Tenorite"/>
         </w:rPr>
         <w:t xml:space="preserve">. What clock speed was the design run at when this timing report was generated? </w:t>
       </w:r>
@@ -1633,15 +1427,9 @@
       </w:r>
       <w:r>
         <w:rPr>
-          <w:rFonts w:ascii="Tenorite" w:hAnsi="Tenorite" w:eastAsia="Tenorite" w:cs="Tenorite"/>
-        </w:rPr>
-        <w:t xml:space="preserve">Does the report allow us to calculate a better clock speed for this design? </w:t>
-      </w:r>
-      <w:r>
-        <w:rPr>
-          <w:rFonts w:ascii="Tenorite" w:hAnsi="Tenorite" w:eastAsia="Tenorite" w:cs="Tenorite"/>
-        </w:rPr>
-        <w:t>If so, please calculate it.</w:t>
+          <w:rFonts w:ascii="Tenorite" w:eastAsia="Tenorite" w:hAnsi="Tenorite" w:cs="Tenorite"/>
+        </w:rPr>
+        <w:t>Does the report allow us to calculate a better clock speed for this design? If so, please calculate it.</w:t>
       </w:r>
     </w:p>
     <w:tbl>
@@ -1661,7 +1449,6 @@
         <w:tc>
           <w:tcPr>
             <w:tcW w:w="9360" w:type="dxa"/>
-            <w:tcMar/>
           </w:tcPr>
           <w:p/>
         </w:tc>
@@ -1673,7 +1460,7 @@
         <w:spacing w:after="0"/>
         <w:ind w:left="0"/>
         <w:rPr>
-          <w:rFonts w:ascii="Tenorite" w:hAnsi="Tenorite" w:eastAsia="Tenorite" w:cs="Tenorite"/>
+          <w:rFonts w:ascii="Tenorite" w:eastAsia="Tenorite" w:hAnsi="Tenorite" w:cs="Tenorite"/>
           <w:b/>
           <w:bCs/>
         </w:rPr>
@@ -1681,18 +1468,17 @@
     </w:p>
     <w:p>
       <w:pPr>
-        <w:pStyle w:val="Normal"/>
-        <w:rPr>
-          <w:b w:val="1"/>
-          <w:bCs w:val="1"/>
+        <w:rPr>
+          <w:b/>
+          <w:bCs/>
           <w:sz w:val="32"/>
           <w:szCs w:val="32"/>
         </w:rPr>
       </w:pPr>
       <w:r>
         <w:rPr>
-          <w:b w:val="1"/>
-          <w:bCs w:val="1"/>
+          <w:b/>
+          <w:bCs/>
           <w:sz w:val="32"/>
           <w:szCs w:val="32"/>
         </w:rPr>
@@ -1700,8 +1486,8 @@
       </w:r>
       <w:r>
         <w:rPr>
-          <w:b w:val="1"/>
-          <w:bCs w:val="1"/>
+          <w:b/>
+          <w:bCs/>
           <w:sz w:val="32"/>
           <w:szCs w:val="32"/>
         </w:rPr>
@@ -1709,239 +1495,102 @@
       </w:r>
     </w:p>
     <w:p>
-      <w:pPr>
-        <w:rPr>
-          <w:rFonts w:cs="Calibri" w:cstheme="minorAscii"/>
-        </w:rPr>
-      </w:pPr>
-      <w:r>
-        <w:rPr/>
-        <w:t xml:space="preserve">If you </w:t>
-      </w:r>
-      <w:r>
-        <w:rPr/>
-        <w:t>haven’t</w:t>
-      </w:r>
-      <w:r>
-        <w:rPr/>
-        <w:t xml:space="preserve"> already, run the flow </w:t>
-      </w:r>
-      <w:r>
-        <w:rPr/>
+      <w:r>
+        <w:lastRenderedPageBreak/>
+        <w:t xml:space="preserve">If you haven’t already, run the flow </w:t>
+      </w:r>
+      <w:r>
         <w:t>according to the directions in RTL2GDS/README.md.</w:t>
       </w:r>
       <w:r>
-        <w:rPr/>
-        <w:t xml:space="preserve"> </w:t>
-      </w:r>
-      <w:r>
-        <w:rPr/>
-        <w:t>You may</w:t>
-      </w:r>
-      <w:r>
-        <w:rPr>
-          <w:rFonts w:cs="Calibri" w:cstheme="minorAscii"/>
-        </w:rPr>
+        <w:t xml:space="preserve"> You may</w:t>
+      </w:r>
+      <w:r>
         <w:t xml:space="preserve"> notice that the flow fails! </w:t>
       </w:r>
       <w:r>
-        <w:rPr>
-          <w:rFonts w:cs="Calibri" w:cstheme="minorAscii"/>
-        </w:rPr>
         <w:t xml:space="preserve">Read the flowtool.log file </w:t>
       </w:r>
       <w:r>
-        <w:rPr>
-          <w:rFonts w:cs="Calibri" w:cstheme="minorAscii"/>
-        </w:rPr>
         <w:t xml:space="preserve">(or the output directly to your terminal; its the same thing) </w:t>
       </w:r>
       <w:r>
-        <w:rPr>
-          <w:rFonts w:cs="Calibri" w:cstheme="minorAscii"/>
-        </w:rPr>
         <w:t xml:space="preserve">to </w:t>
       </w:r>
       <w:r>
-        <w:rPr>
-          <w:rFonts w:cs="Calibri" w:cstheme="minorAscii"/>
-        </w:rPr>
         <w:t xml:space="preserve">find the source of the error. </w:t>
       </w:r>
     </w:p>
     <w:p>
-      <w:pPr>
-        <w:rPr>
-          <w:rFonts w:cs="Calibri" w:cstheme="minorAscii"/>
-        </w:rPr>
-      </w:pPr>
-      <w:r>
-        <w:rPr>
-          <w:rFonts w:cs="Calibri" w:cstheme="minorAscii"/>
-        </w:rPr>
-        <w:t xml:space="preserve">Unless you know what to look for, the log does a pretty poor job telling you </w:t>
-      </w:r>
-      <w:r>
-        <w:rPr>
-          <w:rFonts w:cs="Calibri" w:cstheme="minorAscii"/>
-        </w:rPr>
-        <w:t>what’s</w:t>
-      </w:r>
-      <w:r>
-        <w:rPr>
-          <w:rFonts w:cs="Calibri" w:cstheme="minorAscii"/>
-        </w:rPr>
-        <w:t xml:space="preserve"> wrong. To deduce the source of the error, look at </w:t>
-      </w:r>
-      <w:r>
-        <w:rPr>
-          <w:rFonts w:cs="Calibri" w:cstheme="minorAscii"/>
-        </w:rPr>
+      <w:r>
+        <w:t xml:space="preserve">Unless you know what to look for, the log does a </w:t>
+      </w:r>
+      <w:proofErr w:type="gramStart"/>
+      <w:r>
+        <w:t>pretty poor</w:t>
+      </w:r>
+      <w:proofErr w:type="gramEnd"/>
+      <w:r>
+        <w:t xml:space="preserve"> job telling you what’s wrong. To deduce the source of the error, look at </w:t>
+      </w:r>
+      <w:r>
         <w:t>the name of the</w:t>
       </w:r>
       <w:r>
-        <w:rPr>
-          <w:rFonts w:cs="Calibri" w:cstheme="minorAscii"/>
-        </w:rPr>
         <w:t xml:space="preserve"> flow step th</w:t>
       </w:r>
       <w:r>
-        <w:rPr>
-          <w:rFonts w:cs="Calibri" w:cstheme="minorAscii"/>
-        </w:rPr>
         <w:t>at</w:t>
       </w:r>
       <w:r>
-        <w:rPr>
-          <w:rFonts w:cs="Calibri" w:cstheme="minorAscii"/>
-        </w:rPr>
-        <w:t xml:space="preserve"> fails. </w:t>
-      </w:r>
-      <w:r>
-        <w:rPr>
-          <w:rFonts w:cs="Calibri" w:cstheme="minorAscii"/>
-        </w:rPr>
-        <w:t>You</w:t>
-      </w:r>
-      <w:r>
-        <w:rPr>
-          <w:rFonts w:cs="Calibri" w:cstheme="minorAscii"/>
-        </w:rPr>
-        <w:t xml:space="preserve"> should be able to find this flow setup in scripts/</w:t>
-      </w:r>
-      <w:r>
-        <w:rPr>
-          <w:rFonts w:cs="Calibri" w:cstheme="minorAscii"/>
-        </w:rPr>
+        <w:t xml:space="preserve"> fails. You</w:t>
+      </w:r>
+      <w:r>
+        <w:t xml:space="preserve"> should be able to find this flow setup in scripts/flow.yaml</w:t>
+      </w:r>
+      <w:r>
+        <w:t xml:space="preserve">. Flow steps in </w:t>
+      </w:r>
+      <w:proofErr w:type="gramStart"/>
+      <w:r>
         <w:t>flow.yaml</w:t>
       </w:r>
-      <w:r>
-        <w:rPr>
-          <w:rFonts w:cs="Calibri" w:cstheme="minorAscii"/>
-        </w:rPr>
-        <w:t xml:space="preserve">. Flow steps in </w:t>
-      </w:r>
-      <w:r>
-        <w:rPr>
-          <w:rFonts w:cs="Calibri" w:cstheme="minorAscii"/>
-        </w:rPr>
+      <w:proofErr w:type="gramEnd"/>
+      <w:r>
+        <w:t xml:space="preserve"> correspond to actual </w:t>
+      </w:r>
+      <w:r>
+        <w:t>Tcl</w:t>
+      </w:r>
+      <w:r>
+        <w:t xml:space="preserve"> code in certain places in the scripts directory.</w:t>
+      </w:r>
+    </w:p>
+    <w:p>
+      <w:r>
+        <w:t xml:space="preserve">For example, </w:t>
+      </w:r>
+      <w:r>
+        <w:rPr>
+          <w:rFonts w:ascii="Courier New" w:hAnsi="Courier New" w:cs="Courier New"/>
+        </w:rPr>
+        <w:t>run_syn_generic</w:t>
+      </w:r>
+      <w:r>
+        <w:t xml:space="preserve"> in </w:t>
+      </w:r>
+      <w:proofErr w:type="gramStart"/>
+      <w:r>
         <w:t>flow.yaml</w:t>
       </w:r>
-      <w:r>
-        <w:rPr>
-          <w:rFonts w:cs="Calibri" w:cstheme="minorAscii"/>
-        </w:rPr>
-        <w:t xml:space="preserve"> correspond to actual </w:t>
-      </w:r>
-      <w:r>
-        <w:rPr>
-          <w:rFonts w:cs="Calibri" w:cstheme="minorAscii"/>
-        </w:rPr>
-        <w:t>Tcl</w:t>
-      </w:r>
-      <w:r>
-        <w:rPr>
-          <w:rFonts w:cs="Calibri" w:cstheme="minorAscii"/>
-        </w:rPr>
-        <w:t xml:space="preserve"> </w:t>
-      </w:r>
-      <w:r>
-        <w:rPr>
-          <w:rFonts w:cs="Calibri" w:cstheme="minorAscii"/>
-        </w:rPr>
-        <w:t xml:space="preserve">code in certain places in the </w:t>
-      </w:r>
-      <w:r>
-        <w:rPr>
-          <w:rFonts w:cs="Calibri" w:cstheme="minorAscii"/>
-        </w:rPr>
-        <w:t>scripts</w:t>
-      </w:r>
-      <w:r>
-        <w:rPr>
-          <w:rFonts w:cs="Calibri" w:cstheme="minorAscii"/>
-        </w:rPr>
-        <w:t xml:space="preserve"> directory.</w:t>
-      </w:r>
-    </w:p>
-    <w:p>
-      <w:pPr>
-        <w:rPr>
-          <w:rFonts w:cs="Calibri" w:cstheme="minorAscii"/>
-        </w:rPr>
-      </w:pPr>
-      <w:r>
-        <w:rPr>
-          <w:rFonts w:cs="Calibri" w:cstheme="minorAscii"/>
-        </w:rPr>
-        <w:t xml:space="preserve">For example, </w:t>
-      </w:r>
-      <w:r>
-        <w:rPr>
-          <w:rFonts w:ascii="Courier New" w:hAnsi="Courier New" w:cs="Courier New"/>
-        </w:rPr>
-        <w:t>run_syn_generic</w:t>
-      </w:r>
-      <w:r>
-        <w:rPr>
-          <w:rFonts w:cs="Calibri" w:cstheme="minorAscii"/>
-        </w:rPr>
-        <w:t xml:space="preserve"> in </w:t>
-      </w:r>
-      <w:r>
-        <w:rPr>
-          <w:rFonts w:cs="Calibri" w:cstheme="minorAscii"/>
-        </w:rPr>
-        <w:t>flow.yaml</w:t>
-      </w:r>
-      <w:r>
-        <w:rPr>
-          <w:rFonts w:cs="Calibri" w:cstheme="minorAscii"/>
-        </w:rPr>
-        <w:t xml:space="preserve"> corresponds to a flow step in </w:t>
-      </w:r>
-      <w:r>
-        <w:rPr>
-          <w:rFonts w:cs="Calibri" w:cstheme="minorAscii"/>
-        </w:rPr>
-        <w:t>genus_steps.tcl</w:t>
-      </w:r>
-      <w:r>
-        <w:rPr>
-          <w:rFonts w:cs="Calibri" w:cstheme="minorAscii"/>
-        </w:rPr>
-        <w:t xml:space="preserve"> that runs a single command</w:t>
-      </w:r>
-      <w:r>
-        <w:rPr>
-          <w:rFonts w:cs="Calibri" w:cstheme="minorAscii"/>
-        </w:rPr>
+      <w:proofErr w:type="gramEnd"/>
+      <w:r>
+        <w:t xml:space="preserve"> corresponds to a flow step in genus_steps.tcl that runs a single command</w:t>
+      </w:r>
+      <w:r>
         <w:t xml:space="preserve"> (this is not the failing flow step)</w:t>
       </w:r>
       <w:r>
-        <w:rPr>
-          <w:rFonts w:cs="Calibri" w:cstheme="minorAscii"/>
-        </w:rPr>
         <w:t>:</w:t>
       </w:r>
     </w:p>
@@ -1949,7 +1598,7 @@
       <w:pPr>
         <w:spacing w:after="0" w:line="270" w:lineRule="atLeast"/>
         <w:rPr>
-          <w:rFonts w:ascii="Menlo" w:hAnsi="Menlo" w:eastAsia="Times New Roman" w:cs="Menlo"/>
+          <w:rFonts w:ascii="Menlo" w:eastAsia="Times New Roman" w:hAnsi="Menlo" w:cs="Menlo"/>
           <w:color w:val="333333"/>
           <w:sz w:val="18"/>
           <w:szCs w:val="18"/>
@@ -1958,7 +1607,7 @@
       </w:pPr>
       <w:r>
         <w:rPr>
-          <w:rFonts w:ascii="Menlo" w:hAnsi="Menlo" w:eastAsia="Times New Roman" w:cs="Menlo"/>
+          <w:rFonts w:ascii="Menlo" w:eastAsia="Times New Roman" w:hAnsi="Menlo" w:cs="Menlo"/>
           <w:i/>
           <w:iCs/>
           <w:color w:val="AAAAAA"/>
@@ -1973,7 +1622,7 @@
       <w:pPr>
         <w:spacing w:after="0" w:line="270" w:lineRule="atLeast"/>
         <w:rPr>
-          <w:rFonts w:ascii="Menlo" w:hAnsi="Menlo" w:eastAsia="Times New Roman" w:cs="Menlo"/>
+          <w:rFonts w:ascii="Menlo" w:eastAsia="Times New Roman" w:hAnsi="Menlo" w:cs="Menlo"/>
           <w:color w:val="333333"/>
           <w:sz w:val="18"/>
           <w:szCs w:val="18"/>
@@ -1982,7 +1631,7 @@
       </w:pPr>
       <w:r>
         <w:rPr>
-          <w:rFonts w:ascii="Menlo" w:hAnsi="Menlo" w:eastAsia="Times New Roman" w:cs="Menlo"/>
+          <w:rFonts w:ascii="Menlo" w:eastAsia="Times New Roman" w:hAnsi="Menlo" w:cs="Menlo"/>
           <w:i/>
           <w:iCs/>
           <w:color w:val="AAAAAA"/>
@@ -1995,7 +1644,7 @@
       <w:proofErr w:type="spellStart"/>
       <w:r>
         <w:rPr>
-          <w:rFonts w:ascii="Menlo" w:hAnsi="Menlo" w:eastAsia="Times New Roman" w:cs="Menlo"/>
+          <w:rFonts w:ascii="Menlo" w:eastAsia="Times New Roman" w:hAnsi="Menlo" w:cs="Menlo"/>
           <w:i/>
           <w:iCs/>
           <w:color w:val="AAAAAA"/>
@@ -2011,7 +1660,7 @@
       <w:pPr>
         <w:spacing w:after="0" w:line="270" w:lineRule="atLeast"/>
         <w:rPr>
-          <w:rFonts w:ascii="Menlo" w:hAnsi="Menlo" w:eastAsia="Times New Roman" w:cs="Menlo"/>
+          <w:rFonts w:ascii="Menlo" w:eastAsia="Times New Roman" w:hAnsi="Menlo" w:cs="Menlo"/>
           <w:color w:val="333333"/>
           <w:sz w:val="18"/>
           <w:szCs w:val="18"/>
@@ -2020,7 +1669,7 @@
       </w:pPr>
       <w:r>
         <w:rPr>
-          <w:rFonts w:ascii="Menlo" w:hAnsi="Menlo" w:eastAsia="Times New Roman" w:cs="Menlo"/>
+          <w:rFonts w:ascii="Menlo" w:eastAsia="Times New Roman" w:hAnsi="Menlo" w:cs="Menlo"/>
           <w:i/>
           <w:iCs/>
           <w:color w:val="AAAAAA"/>
@@ -2035,7 +1684,7 @@
       <w:pPr>
         <w:spacing w:after="0" w:line="270" w:lineRule="atLeast"/>
         <w:rPr>
-          <w:rFonts w:ascii="Menlo" w:hAnsi="Menlo" w:eastAsia="Times New Roman" w:cs="Menlo"/>
+          <w:rFonts w:ascii="Menlo" w:eastAsia="Times New Roman" w:hAnsi="Menlo" w:cs="Menlo"/>
           <w:color w:val="333333"/>
           <w:sz w:val="18"/>
           <w:szCs w:val="18"/>
@@ -2045,7 +1694,7 @@
       <w:proofErr w:type="spellStart"/>
       <w:r>
         <w:rPr>
-          <w:rFonts w:ascii="Menlo" w:hAnsi="Menlo" w:eastAsia="Times New Roman" w:cs="Menlo"/>
+          <w:rFonts w:ascii="Menlo" w:eastAsia="Times New Roman" w:hAnsi="Menlo" w:cs="Menlo"/>
           <w:color w:val="4B69C6"/>
           <w:sz w:val="18"/>
           <w:szCs w:val="18"/>
@@ -2056,7 +1705,7 @@
       <w:proofErr w:type="spellEnd"/>
       <w:r>
         <w:rPr>
-          <w:rFonts w:ascii="Menlo" w:hAnsi="Menlo" w:eastAsia="Times New Roman" w:cs="Menlo"/>
+          <w:rFonts w:ascii="Menlo" w:eastAsia="Times New Roman" w:hAnsi="Menlo" w:cs="Menlo"/>
           <w:color w:val="333333"/>
           <w:sz w:val="18"/>
           <w:szCs w:val="18"/>
@@ -2067,7 +1716,7 @@
       <w:proofErr w:type="spellStart"/>
       <w:r>
         <w:rPr>
-          <w:rFonts w:ascii="Menlo" w:hAnsi="Menlo" w:eastAsia="Times New Roman" w:cs="Menlo"/>
+          <w:rFonts w:ascii="Menlo" w:eastAsia="Times New Roman" w:hAnsi="Menlo" w:cs="Menlo"/>
           <w:color w:val="333333"/>
           <w:sz w:val="18"/>
           <w:szCs w:val="18"/>
@@ -2078,7 +1727,7 @@
       <w:proofErr w:type="spellEnd"/>
       <w:r>
         <w:rPr>
-          <w:rFonts w:ascii="Menlo" w:hAnsi="Menlo" w:eastAsia="Times New Roman" w:cs="Menlo"/>
+          <w:rFonts w:ascii="Menlo" w:eastAsia="Times New Roman" w:hAnsi="Menlo" w:cs="Menlo"/>
           <w:color w:val="333333"/>
           <w:sz w:val="18"/>
           <w:szCs w:val="18"/>
@@ -2088,7 +1737,7 @@
       </w:r>
       <w:r>
         <w:rPr>
-          <w:rFonts w:ascii="Menlo" w:hAnsi="Menlo" w:eastAsia="Times New Roman" w:cs="Menlo"/>
+          <w:rFonts w:ascii="Menlo" w:eastAsia="Times New Roman" w:hAnsi="Menlo" w:cs="Menlo"/>
           <w:color w:val="777777"/>
           <w:sz w:val="18"/>
           <w:szCs w:val="18"/>
@@ -2101,7 +1750,7 @@
       <w:pPr>
         <w:spacing w:after="0" w:line="270" w:lineRule="atLeast"/>
         <w:rPr>
-          <w:rFonts w:ascii="Menlo" w:hAnsi="Menlo" w:eastAsia="Times New Roman" w:cs="Menlo"/>
+          <w:rFonts w:ascii="Menlo" w:eastAsia="Times New Roman" w:hAnsi="Menlo" w:cs="Menlo"/>
           <w:color w:val="333333"/>
           <w:sz w:val="18"/>
           <w:szCs w:val="18"/>
@@ -2110,7 +1759,7 @@
       </w:pPr>
       <w:r>
         <w:rPr>
-          <w:rFonts w:ascii="Menlo" w:hAnsi="Menlo" w:eastAsia="Times New Roman" w:cs="Menlo"/>
+          <w:rFonts w:ascii="Menlo" w:eastAsia="Times New Roman" w:hAnsi="Menlo" w:cs="Menlo"/>
           <w:i/>
           <w:iCs/>
           <w:color w:val="AAAAAA"/>
@@ -2125,7 +1774,7 @@
       <w:pPr>
         <w:spacing w:after="0" w:line="270" w:lineRule="atLeast"/>
         <w:rPr>
-          <w:rFonts w:ascii="Menlo" w:hAnsi="Menlo" w:eastAsia="Times New Roman" w:cs="Menlo"/>
+          <w:rFonts w:ascii="Menlo" w:eastAsia="Times New Roman" w:hAnsi="Menlo" w:cs="Menlo"/>
           <w:color w:val="333333"/>
           <w:sz w:val="18"/>
           <w:szCs w:val="18"/>
@@ -2134,7 +1783,7 @@
       </w:pPr>
       <w:r>
         <w:rPr>
-          <w:rFonts w:ascii="Menlo" w:hAnsi="Menlo" w:eastAsia="Times New Roman" w:cs="Menlo"/>
+          <w:rFonts w:ascii="Menlo" w:eastAsia="Times New Roman" w:hAnsi="Menlo" w:cs="Menlo"/>
           <w:color w:val="4B69C6"/>
           <w:sz w:val="18"/>
           <w:szCs w:val="18"/>
@@ -2145,7 +1794,7 @@
       <w:proofErr w:type="spellStart"/>
       <w:r>
         <w:rPr>
-          <w:rFonts w:ascii="Menlo" w:hAnsi="Menlo" w:eastAsia="Times New Roman" w:cs="Menlo"/>
+          <w:rFonts w:ascii="Menlo" w:eastAsia="Times New Roman" w:hAnsi="Menlo" w:cs="Menlo"/>
           <w:color w:val="4B69C6"/>
           <w:sz w:val="18"/>
           <w:szCs w:val="18"/>
@@ -2159,7 +1808,7 @@
       <w:pPr>
         <w:spacing w:after="0" w:line="270" w:lineRule="atLeast"/>
         <w:rPr>
-          <w:rFonts w:ascii="Menlo" w:hAnsi="Menlo" w:eastAsia="Times New Roman" w:cs="Menlo"/>
+          <w:rFonts w:ascii="Menlo" w:eastAsia="Times New Roman" w:hAnsi="Menlo" w:cs="Menlo"/>
           <w:color w:val="777777"/>
           <w:sz w:val="18"/>
           <w:szCs w:val="18"/>
@@ -2168,7 +1817,7 @@
       </w:pPr>
       <w:r>
         <w:rPr>
-          <w:rFonts w:ascii="Menlo" w:hAnsi="Menlo" w:eastAsia="Times New Roman" w:cs="Menlo"/>
+          <w:rFonts w:ascii="Menlo" w:eastAsia="Times New Roman" w:hAnsi="Menlo" w:cs="Menlo"/>
           <w:color w:val="777777"/>
           <w:sz w:val="18"/>
           <w:szCs w:val="18"/>
@@ -2179,178 +1828,59 @@
     </w:p>
     <w:p>
       <w:pPr>
-        <w:rPr>
-          <w:rFonts w:cs="Calibri" w:cstheme="minorAscii"/>
-          <w:i w:val="0"/>
-          <w:iCs w:val="0"/>
-        </w:rPr>
-      </w:pPr>
-      <w:r>
-        <w:rPr>
-          <w:rFonts w:cs="Calibri" w:cstheme="minorAscii"/>
-        </w:rPr>
+        <w:spacing w:after="0" w:line="270" w:lineRule="atLeast"/>
+        <w:rPr>
+          <w:rFonts w:ascii="Menlo" w:eastAsia="Times New Roman" w:hAnsi="Menlo" w:cs="Menlo"/>
+          <w:color w:val="777777"/>
+          <w:sz w:val="18"/>
+          <w:szCs w:val="18"/>
+          <w:lang w:eastAsia="en-US"/>
+        </w:rPr>
+      </w:pPr>
+    </w:p>
+    <w:p>
+      <w:r>
         <w:t>The failing flow s</w:t>
       </w:r>
       <w:r>
-        <w:rPr>
-          <w:rFonts w:cs="Calibri" w:cstheme="minorAscii"/>
-        </w:rPr>
         <w:t xml:space="preserve">tep is referenced in </w:t>
       </w:r>
-      <w:r>
-        <w:rPr>
-          <w:rFonts w:cs="Calibri" w:cstheme="minorAscii"/>
-        </w:rPr>
+      <w:proofErr w:type="gramStart"/>
+      <w:r>
         <w:t>flow.yaml</w:t>
       </w:r>
-      <w:r>
-        <w:rPr>
-          <w:rFonts w:cs="Calibri" w:cstheme="minorAscii"/>
-        </w:rPr>
+      <w:proofErr w:type="gramEnd"/>
+      <w:r>
         <w:t xml:space="preserve">, but it is </w:t>
       </w:r>
       <w:r>
         <w:rPr>
-          <w:rFonts w:cs="Calibri" w:cstheme="minorAscii"/>
-          <w:i w:val="1"/>
-          <w:iCs w:val="1"/>
+          <w:i/>
+          <w:iCs/>
         </w:rPr>
         <w:t>defined</w:t>
       </w:r>
       <w:r>
-        <w:rPr>
-          <w:rFonts w:cs="Calibri" w:cstheme="minorAscii"/>
-          <w:i w:val="0"/>
-          <w:iCs w:val="0"/>
-        </w:rPr>
-        <w:t xml:space="preserve"> somewhere else. </w:t>
-      </w:r>
-      <w:r>
-        <w:rPr>
-          <w:rFonts w:cs="Calibri" w:cstheme="minorAscii"/>
-          <w:i w:val="0"/>
-          <w:iCs w:val="0"/>
-        </w:rPr>
-        <w:t>You’ll</w:t>
-      </w:r>
-      <w:r>
-        <w:rPr>
-          <w:rFonts w:cs="Calibri" w:cstheme="minorAscii"/>
-          <w:i w:val="0"/>
-          <w:iCs w:val="0"/>
-        </w:rPr>
-        <w:t xml:space="preserve"> have to edit the </w:t>
-      </w:r>
-      <w:r>
-        <w:rPr>
-          <w:rFonts w:cs="Calibri" w:cstheme="minorAscii"/>
-          <w:i w:val="0"/>
-          <w:iCs w:val="0"/>
-        </w:rPr>
+        <w:t xml:space="preserve"> somewhere else. You’ll have to edit the </w:t>
+      </w:r>
+      <w:r>
         <w:t xml:space="preserve">definition of the </w:t>
       </w:r>
       <w:r>
-        <w:rPr>
-          <w:rFonts w:cs="Calibri" w:cstheme="minorAscii"/>
-          <w:i w:val="0"/>
-          <w:iCs w:val="0"/>
-        </w:rPr>
         <w:t>failing flow step</w:t>
       </w:r>
       <w:r>
-        <w:rPr>
-          <w:rFonts w:cs="Calibri" w:cstheme="minorAscii"/>
-          <w:i w:val="0"/>
-          <w:iCs w:val="0"/>
-        </w:rPr>
         <w:t xml:space="preserve"> in another file to resolve this issue.</w:t>
       </w:r>
     </w:p>
     <w:p>
-      <w:pPr>
-        <w:rPr>
-          <w:rFonts w:cs="Calibri" w:cstheme="minorAscii"/>
-        </w:rPr>
-      </w:pPr>
-      <w:r>
-        <w:rPr>
-          <w:rFonts w:cs="Calibri" w:cstheme="minorAscii"/>
-        </w:rPr>
-        <w:t>Once</w:t>
-      </w:r>
-      <w:r>
-        <w:rPr>
-          <w:rFonts w:cs="Calibri" w:cstheme="minorAscii"/>
-        </w:rPr>
-        <w:t xml:space="preserve"> </w:t>
-      </w:r>
-      <w:r>
-        <w:rPr>
-          <w:rFonts w:cs="Calibri" w:cstheme="minorAscii"/>
-        </w:rPr>
-        <w:t>you’ve</w:t>
-      </w:r>
-      <w:r>
-        <w:rPr>
-          <w:rFonts w:cs="Calibri" w:cstheme="minorAscii"/>
-        </w:rPr>
-        <w:t xml:space="preserve"> fixe</w:t>
-      </w:r>
-      <w:r>
-        <w:rPr>
-          <w:rFonts w:cs="Calibri" w:cstheme="minorAscii"/>
-        </w:rPr>
-        <w:t>d it, rerun the flow, a</w:t>
-      </w:r>
-      <w:r>
-        <w:rPr>
-          <w:rFonts w:cs="Calibri" w:cstheme="minorAscii"/>
-        </w:rPr>
-        <w:t xml:space="preserve">nd it </w:t>
-      </w:r>
-      <w:r>
-        <w:rPr>
-          <w:rFonts w:cs="Calibri" w:cstheme="minorAscii"/>
-        </w:rPr>
-        <w:t xml:space="preserve">should run </w:t>
-      </w:r>
-      <w:r>
-        <w:rPr>
-          <w:rFonts w:cs="Calibri" w:cstheme="minorAscii"/>
-        </w:rPr>
-        <w:t>to com</w:t>
-      </w:r>
-      <w:r>
-        <w:rPr>
-          <w:rFonts w:cs="Calibri" w:cstheme="minorAscii"/>
-        </w:rPr>
-        <w:t xml:space="preserve">pletion. </w:t>
-      </w:r>
-    </w:p>
-    <w:p>
-      <w:pPr>
-        <w:pStyle w:val="Normal"/>
-        <w:rPr>
-          <w:rFonts w:cs="Calibri" w:cstheme="minorAscii"/>
-        </w:rPr>
-      </w:pPr>
-      <w:r>
-        <w:rPr>
-          <w:rFonts w:cs="Calibri" w:cstheme="minorAscii"/>
-        </w:rPr>
-        <w:t xml:space="preserve">No submission </w:t>
-      </w:r>
-      <w:r>
-        <w:rPr>
-          <w:rFonts w:cs="Calibri" w:cstheme="minorAscii"/>
-        </w:rPr>
-        <w:t>required</w:t>
-      </w:r>
-      <w:r>
-        <w:rPr>
-          <w:rFonts w:cs="Calibri" w:cstheme="minorAscii"/>
-        </w:rPr>
-        <w:t xml:space="preserve"> for this section.</w:t>
+      <w:r>
+        <w:t xml:space="preserve">Once you’ve fixed it, rerun the flow, and it should run to completion. </w:t>
+      </w:r>
+    </w:p>
+    <w:p>
+      <w:r>
+        <w:t>No submission required for this section.</w:t>
       </w:r>
     </w:p>
     <w:p>
@@ -2370,35 +1900,36 @@
       <w:pPr>
         <w:pStyle w:val="Heading2"/>
         <w:rPr>
-          <w:b w:val="1"/>
-          <w:bCs w:val="1"/>
-        </w:rPr>
-      </w:pPr>
-      <w:r>
-        <w:rPr>
-          <w:b w:val="1"/>
-          <w:bCs w:val="1"/>
-        </w:rPr>
+          <w:b/>
+          <w:bCs/>
+        </w:rPr>
+      </w:pPr>
+      <w:r>
+        <w:rPr>
+          <w:b/>
+          <w:bCs/>
+        </w:rPr>
+        <w:lastRenderedPageBreak/>
         <w:t xml:space="preserve">5. </w:t>
       </w:r>
       <w:r>
         <w:rPr>
-          <w:b w:val="1"/>
-          <w:bCs w:val="1"/>
+          <w:b/>
+          <w:bCs/>
         </w:rPr>
         <w:t>T</w:t>
       </w:r>
       <w:r>
         <w:rPr>
-          <w:b w:val="1"/>
-          <w:bCs w:val="1"/>
+          <w:b/>
+          <w:bCs/>
         </w:rPr>
         <w:t>cl</w:t>
       </w:r>
       <w:r>
         <w:rPr>
-          <w:b w:val="1"/>
-          <w:bCs w:val="1"/>
+          <w:b/>
+          <w:bCs/>
         </w:rPr>
         <w:t xml:space="preserve"> Procedures</w:t>
       </w:r>
@@ -2406,70 +1937,49 @@
     <w:p>
       <w:pPr>
         <w:rPr>
-          <w:i w:val="1"/>
-          <w:iCs w:val="1"/>
-        </w:rPr>
-      </w:pPr>
-      <w:r>
-        <w:rPr>
-          <w:i w:val="1"/>
-          <w:iCs w:val="1"/>
+          <w:i/>
+          <w:iCs/>
+        </w:rPr>
+      </w:pPr>
+      <w:r>
+        <w:rPr>
+          <w:i/>
+          <w:iCs/>
         </w:rPr>
         <w:t>This section focuses on the Tool Command Language (T</w:t>
       </w:r>
       <w:r>
         <w:rPr>
-          <w:i w:val="1"/>
-          <w:iCs w:val="1"/>
+          <w:i/>
+          <w:iCs/>
         </w:rPr>
         <w:t>cl</w:t>
       </w:r>
       <w:r>
         <w:rPr>
-          <w:i w:val="1"/>
-          <w:iCs w:val="1"/>
+          <w:i/>
+          <w:iCs/>
         </w:rPr>
         <w:t>), which we use to write scripts that automate aspects of running the flow.</w:t>
       </w:r>
       <w:r>
         <w:rPr>
-          <w:i w:val="1"/>
-          <w:iCs w:val="1"/>
-        </w:rPr>
-        <w:t xml:space="preserve"> </w:t>
-      </w:r>
-      <w:r>
-        <w:rPr>
-          <w:i w:val="1"/>
-          <w:iCs w:val="1"/>
-        </w:rPr>
-        <w:t xml:space="preserve">Use the template </w:t>
-      </w:r>
-      <w:r>
-        <w:rPr>
-          <w:i w:val="1"/>
-          <w:iCs w:val="1"/>
-        </w:rPr>
-        <w:t>file scripts/</w:t>
-      </w:r>
-      <w:r>
-        <w:rPr>
-          <w:i w:val="1"/>
-          <w:iCs w:val="1"/>
-        </w:rPr>
-        <w:t>onboarding.tcl</w:t>
-      </w:r>
-      <w:r>
-        <w:rPr>
-          <w:i w:val="1"/>
-          <w:iCs w:val="1"/>
-        </w:rPr>
-        <w:t xml:space="preserve"> </w:t>
-      </w:r>
-      <w:r>
-        <w:rPr>
-          <w:i w:val="1"/>
-          <w:iCs w:val="1"/>
+          <w:i/>
+          <w:iCs/>
+        </w:rPr>
+        <w:t xml:space="preserve"> Use the template </w:t>
+      </w:r>
+      <w:r>
+        <w:rPr>
+          <w:i/>
+          <w:iCs/>
+        </w:rPr>
+        <w:t xml:space="preserve">file scripts/onboarding.tcl </w:t>
+      </w:r>
+      <w:r>
+        <w:rPr>
+          <w:i/>
+          <w:iCs/>
         </w:rPr>
         <w:t>for this section.</w:t>
       </w:r>
@@ -2478,183 +1988,98 @@
       <w:pPr>
         <w:spacing w:after="0"/>
         <w:rPr>
-          <w:rFonts w:ascii="Tenorite" w:hAnsi="Tenorite" w:eastAsia="Tenorite" w:cs="Tenorite"/>
-          <w:i w:val="1"/>
-          <w:iCs w:val="1"/>
+          <w:rFonts w:ascii="Tenorite" w:eastAsia="Tenorite" w:hAnsi="Tenorite" w:cs="Tenorite"/>
+          <w:i/>
+          <w:iCs/>
           <w:color w:val="000000" w:themeColor="text1"/>
         </w:rPr>
       </w:pPr>
       <w:r>
         <w:rPr>
-          <w:rFonts w:ascii="Tenorite" w:hAnsi="Tenorite" w:eastAsia="Tenorite" w:cs="Tenorite"/>
-          <w:i w:val="1"/>
-          <w:iCs w:val="1"/>
-          <w:color w:val="000000" w:themeColor="text1" w:themeTint="FF" w:themeShade="FF"/>
+          <w:rFonts w:ascii="Tenorite" w:eastAsia="Tenorite" w:hAnsi="Tenorite" w:cs="Tenorite"/>
+          <w:i/>
+          <w:iCs/>
+          <w:color w:val="000000" w:themeColor="text1"/>
         </w:rPr>
         <w:t xml:space="preserve">You need to run the flow </w:t>
       </w:r>
       <w:r>
         <w:rPr>
-          <w:rFonts w:ascii="Tenorite" w:hAnsi="Tenorite" w:eastAsia="Tenorite" w:cs="Tenorite"/>
-          <w:b w:val="1"/>
-          <w:bCs w:val="1"/>
-          <w:i w:val="1"/>
-          <w:iCs w:val="1"/>
-          <w:color w:val="000000" w:themeColor="text1" w:themeTint="FF" w:themeShade="FF"/>
+          <w:rFonts w:ascii="Tenorite" w:eastAsia="Tenorite" w:hAnsi="Tenorite" w:cs="Tenorite"/>
+          <w:b/>
+          <w:bCs/>
+          <w:i/>
+          <w:iCs/>
+          <w:color w:val="000000" w:themeColor="text1"/>
         </w:rPr>
         <w:t>to completion</w:t>
       </w:r>
       <w:r>
         <w:rPr>
-          <w:rFonts w:ascii="Tenorite" w:hAnsi="Tenorite" w:eastAsia="Tenorite" w:cs="Tenorite"/>
-          <w:i w:val="1"/>
-          <w:iCs w:val="1"/>
-          <w:color w:val="000000" w:themeColor="text1" w:themeTint="FF" w:themeShade="FF"/>
+          <w:rFonts w:ascii="Tenorite" w:eastAsia="Tenorite" w:hAnsi="Tenorite" w:cs="Tenorite"/>
+          <w:i/>
+          <w:iCs/>
+          <w:color w:val="000000" w:themeColor="text1"/>
         </w:rPr>
         <w:t xml:space="preserve"> before answering problems in this section. </w:t>
       </w:r>
       <w:r>
         <w:rPr>
-          <w:rFonts w:ascii="Tenorite" w:hAnsi="Tenorite" w:eastAsia="Tenorite" w:cs="Tenorite"/>
-          <w:i w:val="1"/>
-          <w:iCs w:val="1"/>
-          <w:color w:val="000000" w:themeColor="text1" w:themeTint="FF" w:themeShade="FF"/>
+          <w:rFonts w:ascii="Tenorite" w:eastAsia="Tenorite" w:hAnsi="Tenorite" w:cs="Tenorite"/>
+          <w:i/>
+          <w:iCs/>
+          <w:color w:val="000000" w:themeColor="text1"/>
         </w:rPr>
         <w:t xml:space="preserve">See the README </w:t>
       </w:r>
       <w:r>
         <w:rPr>
-          <w:rFonts w:ascii="Tenorite" w:hAnsi="Tenorite" w:eastAsia="Tenorite" w:cs="Tenorite"/>
-          <w:b w:val="1"/>
-          <w:bCs w:val="1"/>
-          <w:i w:val="1"/>
-          <w:iCs w:val="1"/>
-          <w:color w:val="000000" w:themeColor="text1" w:themeTint="FF" w:themeShade="FF"/>
-        </w:rPr>
-        <w:t xml:space="preserve">inside the </w:t>
-      </w:r>
-      <w:r>
-        <w:rPr>
-          <w:rFonts w:ascii="Tenorite" w:hAnsi="Tenorite" w:eastAsia="Tenorite" w:cs="Tenorite"/>
-          <w:b w:val="1"/>
-          <w:bCs w:val="1"/>
-          <w:i w:val="1"/>
-          <w:iCs w:val="1"/>
-          <w:color w:val="000000" w:themeColor="text1" w:themeTint="FF" w:themeShade="FF"/>
-        </w:rPr>
-        <w:t>flowtool</w:t>
-      </w:r>
-      <w:r>
-        <w:rPr>
-          <w:rFonts w:ascii="Tenorite" w:hAnsi="Tenorite" w:eastAsia="Tenorite" w:cs="Tenorite"/>
-          <w:b w:val="1"/>
-          <w:bCs w:val="1"/>
-          <w:i w:val="1"/>
-          <w:iCs w:val="1"/>
-          <w:color w:val="000000" w:themeColor="text1" w:themeTint="FF" w:themeShade="FF"/>
-        </w:rPr>
-        <w:t xml:space="preserve"> directory</w:t>
-      </w:r>
-      <w:r>
-        <w:rPr>
-          <w:rFonts w:ascii="Tenorite" w:hAnsi="Tenorite" w:eastAsia="Tenorite" w:cs="Tenorite"/>
-          <w:i w:val="1"/>
-          <w:iCs w:val="1"/>
-          <w:color w:val="000000" w:themeColor="text1" w:themeTint="FF" w:themeShade="FF"/>
-        </w:rPr>
-        <w:t xml:space="preserve"> </w:t>
-      </w:r>
-      <w:r>
-        <w:rPr>
-          <w:rFonts w:ascii="Tenorite" w:hAnsi="Tenorite" w:eastAsia="Tenorite" w:cs="Tenorite"/>
-          <w:i w:val="1"/>
-          <w:iCs w:val="1"/>
-          <w:color w:val="000000" w:themeColor="text1" w:themeTint="FF" w:themeShade="FF"/>
-        </w:rPr>
-        <w:t>for instructions on running the flow</w:t>
-      </w:r>
-      <w:r>
-        <w:rPr>
-          <w:rFonts w:ascii="Tenorite" w:hAnsi="Tenorite" w:eastAsia="Tenorite" w:cs="Tenorite"/>
-          <w:i w:val="1"/>
-          <w:iCs w:val="1"/>
-          <w:color w:val="000000" w:themeColor="text1" w:themeTint="FF" w:themeShade="FF"/>
-        </w:rPr>
-        <w:t xml:space="preserve"> and complete part 4 before </w:t>
-      </w:r>
-      <w:r>
-        <w:rPr>
-          <w:rFonts w:ascii="Tenorite" w:hAnsi="Tenorite" w:eastAsia="Tenorite" w:cs="Tenorite"/>
-          <w:i w:val="1"/>
-          <w:iCs w:val="1"/>
-          <w:color w:val="000000" w:themeColor="text1" w:themeTint="FF" w:themeShade="FF"/>
-        </w:rPr>
-        <w:t>attempting</w:t>
-      </w:r>
-      <w:r>
-        <w:rPr>
-          <w:rFonts w:ascii="Tenorite" w:hAnsi="Tenorite" w:eastAsia="Tenorite" w:cs="Tenorite"/>
-          <w:i w:val="1"/>
-          <w:iCs w:val="1"/>
-          <w:color w:val="000000" w:themeColor="text1" w:themeTint="FF" w:themeShade="FF"/>
-        </w:rPr>
-        <w:t xml:space="preserve"> this part.</w:t>
+          <w:rFonts w:ascii="Tenorite" w:eastAsia="Tenorite" w:hAnsi="Tenorite" w:cs="Tenorite"/>
+          <w:b/>
+          <w:bCs/>
+          <w:i/>
+          <w:iCs/>
+          <w:color w:val="000000" w:themeColor="text1"/>
+        </w:rPr>
+        <w:t>inside the flowtool directory</w:t>
+      </w:r>
+      <w:r>
+        <w:rPr>
+          <w:rFonts w:ascii="Tenorite" w:eastAsia="Tenorite" w:hAnsi="Tenorite" w:cs="Tenorite"/>
+          <w:i/>
+          <w:iCs/>
+          <w:color w:val="000000" w:themeColor="text1"/>
+        </w:rPr>
+        <w:t xml:space="preserve"> for instructions on running the flow</w:t>
+      </w:r>
+      <w:r>
+        <w:rPr>
+          <w:rFonts w:ascii="Tenorite" w:eastAsia="Tenorite" w:hAnsi="Tenorite" w:cs="Tenorite"/>
+          <w:i/>
+          <w:iCs/>
+          <w:color w:val="000000" w:themeColor="text1"/>
+        </w:rPr>
+        <w:t xml:space="preserve"> and complete part 4 before attempting this part.</w:t>
       </w:r>
     </w:p>
     <w:p>
       <w:pPr>
         <w:spacing w:after="0"/>
         <w:rPr>
-          <w:rFonts w:ascii="Tenorite" w:hAnsi="Tenorite" w:eastAsia="Tenorite" w:cs="Tenorite"/>
-          <w:i w:val="1"/>
-          <w:iCs w:val="1"/>
-          <w:color w:val="000000" w:themeColor="text1" w:themeTint="FF" w:themeShade="FF"/>
-        </w:rPr>
-      </w:pPr>
-      <w:r>
-        <w:rPr>
-          <w:rFonts w:ascii="Tenorite" w:hAnsi="Tenorite" w:eastAsia="Tenorite" w:cs="Tenorite"/>
-          <w:i w:val="1"/>
-          <w:iCs w:val="1"/>
-          <w:color w:val="000000" w:themeColor="text1" w:themeTint="FF" w:themeShade="FF"/>
-        </w:rPr>
-        <w:t xml:space="preserve">You will also have to use Cadence </w:t>
-      </w:r>
-      <w:r>
-        <w:rPr>
-          <w:rFonts w:ascii="Tenorite" w:hAnsi="Tenorite" w:eastAsia="Tenorite" w:cs="Tenorite"/>
-          <w:i w:val="1"/>
-          <w:iCs w:val="1"/>
-          <w:color w:val="000000" w:themeColor="text1" w:themeTint="FF" w:themeShade="FF"/>
-        </w:rPr>
-        <w:t>Innovus</w:t>
-      </w:r>
-      <w:r>
-        <w:rPr>
-          <w:rFonts w:ascii="Tenorite" w:hAnsi="Tenorite" w:eastAsia="Tenorite" w:cs="Tenorite"/>
-          <w:i w:val="1"/>
-          <w:iCs w:val="1"/>
-          <w:color w:val="000000" w:themeColor="text1" w:themeTint="FF" w:themeShade="FF"/>
-        </w:rPr>
-        <w:t xml:space="preserve">. For information on using Cadence </w:t>
-      </w:r>
-      <w:r>
-        <w:rPr>
-          <w:rFonts w:ascii="Tenorite" w:hAnsi="Tenorite" w:eastAsia="Tenorite" w:cs="Tenorite"/>
-          <w:i w:val="1"/>
-          <w:iCs w:val="1"/>
-          <w:color w:val="000000" w:themeColor="text1" w:themeTint="FF" w:themeShade="FF"/>
-        </w:rPr>
-        <w:t>Innovus</w:t>
-      </w:r>
-      <w:r>
-        <w:rPr>
-          <w:rFonts w:ascii="Tenorite" w:hAnsi="Tenorite" w:eastAsia="Tenorite" w:cs="Tenorite"/>
-          <w:i w:val="1"/>
-          <w:iCs w:val="1"/>
-          <w:color w:val="000000" w:themeColor="text1" w:themeTint="FF" w:themeShade="FF"/>
-        </w:rPr>
-        <w:t>, read Using-Innovus.md in docs/</w:t>
+          <w:rFonts w:ascii="Tenorite" w:eastAsia="Tenorite" w:hAnsi="Tenorite" w:cs="Tenorite"/>
+          <w:i/>
+          <w:iCs/>
+          <w:color w:val="000000" w:themeColor="text1"/>
+        </w:rPr>
+      </w:pPr>
+      <w:r>
+        <w:rPr>
+          <w:rFonts w:ascii="Tenorite" w:eastAsia="Tenorite" w:hAnsi="Tenorite" w:cs="Tenorite"/>
+          <w:i/>
+          <w:iCs/>
+          <w:color w:val="000000" w:themeColor="text1"/>
+        </w:rPr>
+        <w:t>You will also have to use Cadence Innovus. For information on using Cadence Innovus, read Using-Innovus.md in docs/</w:t>
       </w:r>
     </w:p>
     <w:p/>
@@ -2664,51 +2089,45 @@
       </w:r>
     </w:p>
     <w:p>
-      <w:pPr>
-        <w:pStyle w:val="Normal"/>
-      </w:pPr>
-      <w:r>
-        <w:rPr/>
+      <w:r>
+        <w:lastRenderedPageBreak/>
         <w:t>i</w:t>
       </w:r>
       <w:r>
-        <w:rPr/>
         <w:t xml:space="preserve">. Navigate to the </w:t>
       </w:r>
       <w:r>
         <w:rPr>
-          <w:i w:val="1"/>
-          <w:iCs w:val="1"/>
+          <w:i/>
+          <w:iCs/>
         </w:rPr>
         <w:t>design/</w:t>
       </w:r>
-      <w:r>
-        <w:rPr>
-          <w:i w:val="1"/>
-          <w:iCs w:val="1"/>
+      <w:proofErr w:type="gramStart"/>
+      <w:r>
+        <w:rPr>
+          <w:i/>
+          <w:iCs/>
         </w:rPr>
         <w:t>scripts</w:t>
       </w:r>
-      <w:r>
-        <w:rPr/>
-        <w:t xml:space="preserve"> directory. Choose a </w:t>
-      </w:r>
-      <w:r>
-        <w:rPr>
-          <w:i w:val="1"/>
-          <w:iCs w:val="1"/>
-        </w:rPr>
-        <w:t>.</w:t>
-      </w:r>
-      <w:r>
-        <w:rPr>
-          <w:i w:val="1"/>
-          <w:iCs w:val="1"/>
-        </w:rPr>
-        <w:t>tcl</w:t>
-      </w:r>
-      <w:r>
-        <w:rPr/>
+      <w:proofErr w:type="gramEnd"/>
+      <w:r>
+        <w:t xml:space="preserve"> directory. Choose </w:t>
+      </w:r>
+      <w:proofErr w:type="gramStart"/>
+      <w:r>
+        <w:t xml:space="preserve">a </w:t>
+      </w:r>
+      <w:r>
+        <w:rPr>
+          <w:i/>
+          <w:iCs/>
+        </w:rPr>
+        <w:t>.tcl</w:t>
+      </w:r>
+      <w:proofErr w:type="gramEnd"/>
+      <w:r>
         <w:t xml:space="preserve"> script in this directory and explain what it does.</w:t>
       </w:r>
     </w:p>
@@ -2742,15 +2161,10 @@
       </w:tr>
     </w:tbl>
     <w:p>
-      <w:pPr>
-        <w:pStyle w:val="Normal"/>
-      </w:pPr>
-      <w:r>
-        <w:rPr/>
+      <w:r>
         <w:t>ii</w:t>
       </w:r>
       <w:r>
-        <w:rPr/>
         <w:t xml:space="preserve">. We want to highlight an SRAM block in our design. </w:t>
       </w:r>
     </w:p>
@@ -2797,7 +2211,6 @@
         <w:tc>
           <w:tcPr>
             <w:tcW w:w="9360" w:type="dxa"/>
-            <w:tcMar/>
           </w:tcPr>
           <w:p/>
         </w:tc>
@@ -2811,102 +2224,44 @@
       </w:r>
     </w:p>
     <w:p>
-      <w:pPr>
-        <w:pStyle w:val="Normal"/>
-      </w:pPr>
-      <w:r>
-        <w:rPr/>
-        <w:t xml:space="preserve">b. </w:t>
-      </w:r>
-      <w:r>
-        <w:rPr/>
-        <w:t>Let's</w:t>
-      </w:r>
-      <w:r>
-        <w:rPr/>
-        <w:t xml:space="preserve"> automate that process. </w:t>
-      </w:r>
-      <w:r>
-        <w:rPr/>
-        <w:t xml:space="preserve">Complete the </w:t>
-      </w:r>
-      <w:r>
-        <w:rPr/>
-        <w:t>Tcl</w:t>
-      </w:r>
-      <w:r>
-        <w:rPr/>
-        <w:t xml:space="preserve"> proc in scripts/</w:t>
-      </w:r>
-      <w:r>
-        <w:rPr/>
-        <w:t>onboarding.tcl</w:t>
-      </w:r>
-      <w:r>
-        <w:rPr/>
-        <w:t xml:space="preserve"> to </w:t>
-      </w:r>
-      <w:r>
-        <w:rPr/>
+      <w:r>
+        <w:lastRenderedPageBreak/>
+        <w:t xml:space="preserve">b. Let's automate that process. </w:t>
+      </w:r>
+      <w:r>
+        <w:t xml:space="preserve">Complete the Tcl proc in scripts/onboarding.tcl to </w:t>
+      </w:r>
+      <w:r>
         <w:t>take</w:t>
       </w:r>
       <w:r>
-        <w:rPr/>
         <w:t xml:space="preserve"> </w:t>
       </w:r>
       <w:r>
-        <w:rPr/>
         <w:t>an SRAM’s name as an input and invoke</w:t>
       </w:r>
       <w:r>
-        <w:rPr/>
         <w:t xml:space="preserve"> </w:t>
       </w:r>
       <w:r>
-        <w:rPr/>
-        <w:t xml:space="preserve">these two commands to highlight it in </w:t>
-      </w:r>
-      <w:r>
-        <w:rPr/>
-        <w:t>Innovus</w:t>
-      </w:r>
-      <w:r>
-        <w:rPr/>
-        <w:t>.</w:t>
-      </w:r>
-    </w:p>
-    <w:p>
-      <w:r>
-        <w:rPr/>
+        <w:t>these two commands to highlight it in Innovus.</w:t>
+      </w:r>
+    </w:p>
+    <w:p>
+      <w:r>
         <w:t>Paste or screenshot your T</w:t>
       </w:r>
       <w:r>
-        <w:rPr/>
         <w:t>cl</w:t>
       </w:r>
       <w:r>
-        <w:rPr/>
-        <w:t xml:space="preserve"> proc code </w:t>
-      </w:r>
-      <w:r>
-        <w:rPr/>
-        <w:t>here, a</w:t>
-      </w:r>
-      <w:r>
-        <w:rPr/>
+        <w:t xml:space="preserve"> proc code here, a</w:t>
+      </w:r>
+      <w:r>
         <w:t>nd show</w:t>
       </w:r>
       <w:r>
-        <w:rPr/>
-        <w:t xml:space="preserve"> the file being sourced in the </w:t>
-      </w:r>
-      <w:r>
-        <w:rPr/>
-        <w:t>Innovus</w:t>
-      </w:r>
-      <w:r>
-        <w:rPr/>
-        <w:t xml:space="preserve"> shell.</w:t>
+        <w:t xml:space="preserve"> the file being sourced in the Innovus shell.</w:t>
       </w:r>
     </w:p>
     <w:tbl>
@@ -2926,17 +2281,11 @@
         <w:tc>
           <w:tcPr>
             <w:tcW w:w="9360" w:type="dxa"/>
-            <w:tcMar/>
           </w:tcPr>
           <w:p>
             <w:pPr>
-              <w:pStyle w:val="Normal"/>
-              <w:suppressLineNumbers w:val="0"/>
               <w:shd w:val="clear" w:color="auto" w:fill="FFFFFF" w:themeFill="background1"/>
-              <w:bidi w:val="0"/>
-              <w:spacing w:before="0" w:beforeAutospacing="off" w:after="160" w:afterAutospacing="off" w:line="270" w:lineRule="atLeast"/>
-              <w:ind w:left="0" w:right="0"/>
-              <w:jc w:val="left"/>
+              <w:spacing w:line="270" w:lineRule="atLeast"/>
               <w:rPr>
                 <w:rFonts w:ascii="Menlo" w:hAnsi="Menlo" w:cs="Menlo"/>
                 <w:color w:val="3B3B3B"/>
@@ -2951,50 +2300,21 @@
     <w:p/>
     <w:p>
       <w:r>
-        <w:rPr/>
         <w:t>ii</w:t>
       </w:r>
       <w:r>
-        <w:rPr/>
-        <w:t xml:space="preserve">. We can also use </w:t>
-      </w:r>
-      <w:r>
-        <w:rPr/>
-        <w:t>T</w:t>
-      </w:r>
-      <w:r>
-        <w:rPr/>
+        <w:t>. We can also use T</w:t>
+      </w:r>
+      <w:r>
         <w:t>cl</w:t>
       </w:r>
       <w:r>
-        <w:rPr/>
-        <w:t xml:space="preserve"> to highlight paths in our design. This is especially useful for highlighting paths that fail timing to help us decide how to </w:t>
-      </w:r>
-      <w:r>
-        <w:rPr/>
-        <w:t>optimize</w:t>
-      </w:r>
-      <w:r>
-        <w:rPr/>
-        <w:t xml:space="preserve"> our layout to improve timing.</w:t>
-      </w:r>
-    </w:p>
-    <w:p>
-      <w:r>
-        <w:rPr/>
-        <w:t xml:space="preserve">Find and use </w:t>
-      </w:r>
-      <w:r>
-        <w:rPr/>
-        <w:t>Innovus</w:t>
-      </w:r>
-      <w:r>
-        <w:rPr/>
-        <w:t xml:space="preserve"> commands that </w:t>
-      </w:r>
-      <w:r>
-        <w:rPr/>
-        <w:t>read a timing debug report and highlight the paths in the GUI. Paste a screenshot of the GUI showing failed paths in the box below.</w:t>
+        <w:t xml:space="preserve"> to highlight paths in our design. This is especially useful for highlighting paths that fail timing to help us decide how to optimize our layout to improve timing.</w:t>
+      </w:r>
+    </w:p>
+    <w:p>
+      <w:r>
+        <w:t>Find and use Innovus commands that read a timing debug report and highlight the paths in the GUI. Paste a screenshot of the GUI showing failed paths in the box below.</w:t>
       </w:r>
     </w:p>
     <w:tbl>
@@ -3014,7 +2334,6 @@
         <w:tc>
           <w:tcPr>
             <w:tcW w:w="9360" w:type="dxa"/>
-            <w:tcMar/>
           </w:tcPr>
           <w:p>
             <w:pPr>
@@ -3039,54 +2358,34 @@
     <w:p/>
     <w:p>
       <w:r>
-        <w:rPr/>
+        <w:lastRenderedPageBreak/>
         <w:t>iii</w:t>
       </w:r>
       <w:r>
-        <w:rPr/>
-        <w:t xml:space="preserve">. </w:t>
-      </w:r>
-      <w:r>
-        <w:rPr/>
-        <w:t xml:space="preserve">Let’s automate this too. </w:t>
-      </w:r>
-      <w:r>
-        <w:rPr/>
+        <w:t xml:space="preserve">. Let’s automate this too. </w:t>
+      </w:r>
+      <w:r>
         <w:t>Complete the</w:t>
       </w:r>
       <w:r>
-        <w:rPr/>
         <w:t xml:space="preserve"> </w:t>
       </w:r>
       <w:r>
-        <w:rPr/>
         <w:t xml:space="preserve">Tcl </w:t>
       </w:r>
       <w:r>
-        <w:rPr/>
         <w:t>proc that takes in a path number as an input and highlights in the GUI.</w:t>
       </w:r>
     </w:p>
     <w:p>
       <w:r>
-        <w:rPr/>
         <w:t>Paste or screenshot your T</w:t>
       </w:r>
       <w:r>
-        <w:rPr/>
         <w:t>cl</w:t>
       </w:r>
       <w:r>
-        <w:rPr/>
-        <w:t xml:space="preserve">proc code here, as well as the file being sourced in the </w:t>
-      </w:r>
-      <w:r>
-        <w:rPr/>
-        <w:t>Innovus</w:t>
-      </w:r>
-      <w:r>
-        <w:rPr/>
-        <w:t xml:space="preserve"> shell.</w:t>
+        <w:t>proc code here, as well as the file being sourced in the Innovus shell.</w:t>
       </w:r>
     </w:p>
     <w:tbl>
@@ -3106,7 +2405,6 @@
         <w:tc>
           <w:tcPr>
             <w:tcW w:w="9139" w:type="dxa"/>
-            <w:tcMar/>
           </w:tcPr>
           <w:p>
             <w:r>
@@ -3132,11 +2430,9 @@
         <w:spacing w:after="0" w:line="240" w:lineRule="auto"/>
       </w:pPr>
       <w:r>
-        <w:rPr/>
         <w:t>iv</w:t>
       </w:r>
       <w:r>
-        <w:rPr/>
         <w:t xml:space="preserve">. The command </w:t>
       </w:r>
       <w:r>
@@ -3146,7 +2442,6 @@
         <w:t>get_db</w:t>
       </w:r>
       <w:r>
-        <w:rPr/>
         <w:t xml:space="preserve"> is an extremely powerful command that gives you information about anything in the design. For example, the command</w:t>
       </w:r>
     </w:p>
@@ -3233,6 +2528,7 @@
         <w:t xml:space="preserve"> </w:t>
       </w:r>
       <w:proofErr w:type="spellStart"/>
+      <w:proofErr w:type="gramStart"/>
       <w:r>
         <w:rPr>
           <w:rFonts w:ascii="Courier New" w:hAnsi="Courier New" w:cs="Courier New"/>
@@ -3246,6 +2542,7 @@
         </w:rPr>
         <w:t xml:space="preserve"> .pins</w:t>
       </w:r>
+      <w:proofErr w:type="gramEnd"/>
     </w:p>
     <w:p>
       <w:pPr>
@@ -3319,7 +2616,6 @@
         <w:spacing w:after="0" w:line="240" w:lineRule="auto"/>
       </w:pPr>
       <w:r>
-        <w:rPr/>
         <w:t xml:space="preserve">Write a proc that uses </w:t>
       </w:r>
       <w:r>
@@ -3329,7 +2625,6 @@
         <w:t>get_db</w:t>
       </w:r>
       <w:r>
-        <w:rPr/>
         <w:t xml:space="preserve"> to return the fanout of every buffer in the clock tree.</w:t>
       </w:r>
     </w:p>
@@ -3346,78 +2641,71 @@
       <w:pPr>
         <w:spacing w:after="0" w:line="240" w:lineRule="auto"/>
         <w:rPr>
-          <w:i w:val="1"/>
-          <w:iCs w:val="1"/>
-        </w:rPr>
-      </w:pPr>
-      <w:r>
-        <w:rPr>
-          <w:i w:val="1"/>
-          <w:iCs w:val="1"/>
+          <w:i/>
+          <w:iCs/>
+        </w:rPr>
+      </w:pPr>
+      <w:r>
+        <w:rPr>
+          <w:i/>
+          <w:iCs/>
         </w:rPr>
         <w:t xml:space="preserve">It is </w:t>
       </w:r>
       <w:r>
         <w:rPr>
-          <w:i w:val="1"/>
-          <w:iCs w:val="1"/>
+          <w:i/>
+          <w:iCs/>
         </w:rPr>
         <w:t>recommend</w:t>
       </w:r>
       <w:r>
         <w:rPr>
-          <w:i w:val="1"/>
-          <w:iCs w:val="1"/>
-        </w:rPr>
-        <w:t xml:space="preserve">ed to </w:t>
-      </w:r>
-      <w:r>
-        <w:rPr>
-          <w:i w:val="1"/>
-          <w:iCs w:val="1"/>
-        </w:rPr>
-        <w:t>use</w:t>
+          <w:i/>
+          <w:iCs/>
+        </w:rPr>
+        <w:t>ed to use</w:t>
       </w:r>
       <w:r>
         <w:rPr>
           <w:rFonts w:ascii="Courier New" w:hAnsi="Courier New" w:cs="Courier New"/>
-          <w:i w:val="1"/>
-          <w:iCs w:val="1"/>
+          <w:i/>
+          <w:iCs/>
         </w:rPr>
         <w:t>get_db</w:t>
       </w:r>
       <w:r>
         <w:rPr>
-          <w:i w:val="1"/>
-          <w:iCs w:val="1"/>
+          <w:i/>
+          <w:iCs/>
         </w:rPr>
         <w:t xml:space="preserve"> in the terminal and </w:t>
       </w:r>
       <w:r>
         <w:rPr>
-          <w:i w:val="1"/>
-          <w:iCs w:val="1"/>
+          <w:i/>
+          <w:iCs/>
         </w:rPr>
         <w:t xml:space="preserve">press </w:t>
       </w:r>
       <w:r>
         <w:rPr>
-          <w:i w:val="1"/>
-          <w:iCs w:val="1"/>
+          <w:i/>
+          <w:iCs/>
         </w:rPr>
         <w:t xml:space="preserve">tab so </w:t>
       </w:r>
       <w:r>
         <w:rPr>
-          <w:i w:val="1"/>
-          <w:iCs w:val="1"/>
+          <w:i/>
+          <w:iCs/>
         </w:rPr>
         <w:t xml:space="preserve">to see </w:t>
       </w:r>
       <w:r>
         <w:rPr>
-          <w:i w:val="1"/>
-          <w:iCs w:val="1"/>
+          <w:i/>
+          <w:iCs/>
         </w:rPr>
         <w:t>a list of valid attributes.</w:t>
       </w:r>
@@ -3436,12 +2724,12 @@
         <w:tblW w:w="9447" w:type="dxa"/>
         <w:tblInd w:w="-5" w:type="dxa"/>
         <w:tblBorders>
-          <w:top w:val="single" w:color="auto" w:sz="4" w:space="0"/>
-          <w:left w:val="single" w:color="auto" w:sz="4" w:space="0"/>
-          <w:bottom w:val="single" w:color="auto" w:sz="4" w:space="0"/>
-          <w:right w:val="single" w:color="auto" w:sz="4" w:space="0"/>
-          <w:insideH w:val="single" w:color="auto" w:sz="4" w:space="0"/>
-          <w:insideV w:val="single" w:color="auto" w:sz="4" w:space="0"/>
+          <w:top w:val="single" w:sz="4" w:space="0" w:color="auto"/>
+          <w:left w:val="single" w:sz="4" w:space="0" w:color="auto"/>
+          <w:bottom w:val="single" w:sz="4" w:space="0" w:color="auto"/>
+          <w:right w:val="single" w:sz="4" w:space="0" w:color="auto"/>
+          <w:insideH w:val="single" w:sz="4" w:space="0" w:color="auto"/>
+          <w:insideV w:val="single" w:sz="4" w:space="0" w:color="auto"/>
         </w:tblBorders>
         <w:tblLook w:val="0000" w:firstRow="0" w:lastRow="0" w:firstColumn="0" w:lastColumn="0" w:noHBand="0" w:noVBand="0"/>
       </w:tblPr>
@@ -3455,7 +2743,6 @@
         <w:tc>
           <w:tcPr>
             <w:tcW w:w="9447" w:type="dxa"/>
-            <w:tcMar/>
           </w:tcPr>
           <w:p>
             <w:pPr>
@@ -3482,6 +2769,7 @@
     <w:p/>
     <w:p>
       <w:r>
+        <w:lastRenderedPageBreak/>
         <w:br w:type="page"/>
       </w:r>
     </w:p>
@@ -3489,23 +2777,24 @@
       <w:pPr>
         <w:pStyle w:val="Heading2"/>
         <w:rPr>
-          <w:rFonts w:ascii="Tenorite" w:hAnsi="Tenorite" w:eastAsia="Tenorite" w:cs="Tenorite"/>
-          <w:b w:val="1"/>
-          <w:bCs w:val="1"/>
+          <w:rFonts w:ascii="Tenorite" w:eastAsia="Tenorite" w:hAnsi="Tenorite" w:cs="Tenorite"/>
+          <w:b/>
+          <w:bCs/>
           <w:color w:val="000000" w:themeColor="text1"/>
         </w:rPr>
       </w:pPr>
       <w:r>
         <w:rPr>
-          <w:b w:val="1"/>
-          <w:bCs w:val="1"/>
-        </w:rPr>
+          <w:b/>
+          <w:bCs/>
+        </w:rPr>
+        <w:lastRenderedPageBreak/>
         <w:t xml:space="preserve">6. </w:t>
       </w:r>
       <w:r>
         <w:rPr>
-          <w:b w:val="1"/>
-          <w:bCs w:val="1"/>
+          <w:b/>
+          <w:bCs/>
         </w:rPr>
         <w:t>Static Timing Analysis on our 32-bit Adder</w:t>
       </w:r>
@@ -3514,7 +2803,7 @@
       <w:pPr>
         <w:spacing w:before="360" w:after="120"/>
         <w:rPr>
-          <w:rFonts w:ascii="Tenorite" w:hAnsi="Tenorite" w:eastAsia="Tenorite" w:cs="Tenorite"/>
+          <w:rFonts w:ascii="Tenorite" w:eastAsia="Tenorite" w:hAnsi="Tenorite" w:cs="Tenorite"/>
           <w:i/>
           <w:iCs/>
           <w:color w:val="000000" w:themeColor="text1"/>
@@ -3522,7 +2811,7 @@
       </w:pPr>
       <w:r>
         <w:rPr>
-          <w:rFonts w:ascii="Tenorite" w:hAnsi="Tenorite" w:eastAsia="Tenorite" w:cs="Tenorite"/>
+          <w:rFonts w:ascii="Tenorite" w:eastAsia="Tenorite" w:hAnsi="Tenorite" w:cs="Tenorite"/>
           <w:i/>
           <w:iCs/>
           <w:color w:val="000000" w:themeColor="text1"/>
@@ -3532,7 +2821,7 @@
       <w:proofErr w:type="spellStart"/>
       <w:r>
         <w:rPr>
-          <w:rFonts w:ascii="Tenorite" w:hAnsi="Tenorite" w:eastAsia="Tenorite" w:cs="Tenorite"/>
+          <w:rFonts w:ascii="Tenorite" w:eastAsia="Tenorite" w:hAnsi="Tenorite" w:cs="Tenorite"/>
           <w:i/>
           <w:iCs/>
           <w:color w:val="000000" w:themeColor="text1"/>
@@ -3542,7 +2831,7 @@
       <w:proofErr w:type="spellEnd"/>
       <w:r>
         <w:rPr>
-          <w:rFonts w:ascii="Tenorite" w:hAnsi="Tenorite" w:eastAsia="Tenorite" w:cs="Tenorite"/>
+          <w:rFonts w:ascii="Tenorite" w:eastAsia="Tenorite" w:hAnsi="Tenorite" w:cs="Tenorite"/>
           <w:i/>
           <w:iCs/>
           <w:color w:val="000000" w:themeColor="text1"/>
@@ -3552,7 +2841,7 @@
       <w:proofErr w:type="spellStart"/>
       <w:r>
         <w:rPr>
-          <w:rFonts w:ascii="Tenorite" w:hAnsi="Tenorite" w:eastAsia="Tenorite" w:cs="Tenorite"/>
+          <w:rFonts w:ascii="Tenorite" w:eastAsia="Tenorite" w:hAnsi="Tenorite" w:cs="Tenorite"/>
           <w:i/>
           <w:iCs/>
           <w:color w:val="000000" w:themeColor="text1"/>
@@ -3562,7 +2851,7 @@
       <w:proofErr w:type="spellEnd"/>
       <w:r>
         <w:rPr>
-          <w:rFonts w:ascii="Tenorite" w:hAnsi="Tenorite" w:eastAsia="Tenorite" w:cs="Tenorite"/>
+          <w:rFonts w:ascii="Tenorite" w:eastAsia="Tenorite" w:hAnsi="Tenorite" w:cs="Tenorite"/>
           <w:i/>
           <w:iCs/>
           <w:color w:val="000000" w:themeColor="text1"/>
@@ -3574,45 +2863,27 @@
       <w:pPr>
         <w:spacing w:after="0"/>
         <w:rPr>
-          <w:rFonts w:ascii="Tenorite" w:hAnsi="Tenorite" w:eastAsia="Tenorite" w:cs="Tenorite"/>
-          <w:i w:val="1"/>
-          <w:iCs w:val="1"/>
+          <w:rFonts w:ascii="Tenorite" w:eastAsia="Tenorite" w:hAnsi="Tenorite" w:cs="Tenorite"/>
+          <w:i/>
+          <w:iCs/>
           <w:color w:val="000000" w:themeColor="text1"/>
         </w:rPr>
       </w:pPr>
       <w:r>
         <w:rPr>
-          <w:rFonts w:ascii="Tenorite" w:hAnsi="Tenorite" w:eastAsia="Tenorite" w:cs="Tenorite"/>
-          <w:i w:val="1"/>
-          <w:iCs w:val="1"/>
-          <w:color w:val="000000" w:themeColor="text1" w:themeTint="FF" w:themeShade="FF"/>
-        </w:rPr>
-        <w:t xml:space="preserve">You should have already run the flow once, and you will have to run it a few more times. In case you </w:t>
-      </w:r>
-      <w:r>
-        <w:rPr>
-          <w:rFonts w:ascii="Tenorite" w:hAnsi="Tenorite" w:eastAsia="Tenorite" w:cs="Tenorite"/>
-          <w:i w:val="1"/>
-          <w:iCs w:val="1"/>
-          <w:color w:val="000000" w:themeColor="text1" w:themeTint="FF" w:themeShade="FF"/>
-        </w:rPr>
-        <w:t>haven’t</w:t>
-      </w:r>
-      <w:r>
-        <w:rPr>
-          <w:rFonts w:ascii="Tenorite" w:hAnsi="Tenorite" w:eastAsia="Tenorite" w:cs="Tenorite"/>
-          <w:i w:val="1"/>
-          <w:iCs w:val="1"/>
-          <w:color w:val="000000" w:themeColor="text1" w:themeTint="FF" w:themeShade="FF"/>
-        </w:rPr>
-        <w:t xml:space="preserve"> run it yet, </w:t>
-      </w:r>
-      <w:r>
-        <w:rPr>
-          <w:rFonts w:ascii="Tenorite" w:hAnsi="Tenorite" w:eastAsia="Tenorite" w:cs="Tenorite"/>
-          <w:i w:val="1"/>
-          <w:iCs w:val="1"/>
-          <w:color w:val="000000" w:themeColor="text1" w:themeTint="FF" w:themeShade="FF"/>
+          <w:rFonts w:ascii="Tenorite" w:eastAsia="Tenorite" w:hAnsi="Tenorite" w:cs="Tenorite"/>
+          <w:i/>
+          <w:iCs/>
+          <w:color w:val="000000" w:themeColor="text1"/>
+        </w:rPr>
+        <w:t xml:space="preserve">You should have already run the flow once, and you will have to run it a few more times. In case you haven’t run it yet, </w:t>
+      </w:r>
+      <w:r>
+        <w:rPr>
+          <w:rFonts w:ascii="Tenorite" w:eastAsia="Tenorite" w:hAnsi="Tenorite" w:cs="Tenorite"/>
+          <w:i/>
+          <w:iCs/>
+          <w:color w:val="000000" w:themeColor="text1"/>
         </w:rPr>
         <w:t xml:space="preserve">please complete </w:t>
       </w:r>
@@ -3621,7 +2892,7 @@
       <w:pPr>
         <w:spacing w:after="0"/>
         <w:rPr>
-          <w:rFonts w:ascii="Tenorite" w:hAnsi="Tenorite" w:eastAsia="Tenorite" w:cs="Tenorite"/>
+          <w:rFonts w:ascii="Tenorite" w:eastAsia="Tenorite" w:hAnsi="Tenorite" w:cs="Tenorite"/>
           <w:color w:val="000000" w:themeColor="text1"/>
         </w:rPr>
       </w:pPr>
@@ -3630,51 +2901,30 @@
       <w:pPr>
         <w:spacing w:after="0"/>
         <w:rPr>
-          <w:rFonts w:ascii="Tenorite" w:hAnsi="Tenorite" w:eastAsia="Tenorite" w:cs="Tenorite"/>
+          <w:rFonts w:ascii="Tenorite" w:eastAsia="Tenorite" w:hAnsi="Tenorite" w:cs="Tenorite"/>
           <w:color w:val="000000" w:themeColor="text1"/>
         </w:rPr>
       </w:pPr>
       <w:r>
         <w:rPr>
-          <w:rFonts w:ascii="Tenorite" w:hAnsi="Tenorite" w:eastAsia="Tenorite" w:cs="Tenorite"/>
-          <w:color w:val="000000" w:themeColor="text1" w:themeTint="FF" w:themeShade="FF"/>
+          <w:rFonts w:ascii="Tenorite" w:eastAsia="Tenorite" w:hAnsi="Tenorite" w:cs="Tenorite"/>
+          <w:color w:val="000000" w:themeColor="text1"/>
         </w:rPr>
         <w:t>i</w:t>
       </w:r>
       <w:r>
         <w:rPr>
-          <w:rFonts w:ascii="Tenorite" w:hAnsi="Tenorite" w:eastAsia="Tenorite" w:cs="Tenorite"/>
-          <w:color w:val="000000" w:themeColor="text1" w:themeTint="FF" w:themeShade="FF"/>
-        </w:rPr>
-        <w:t>.</w:t>
-      </w:r>
-      <w:r>
-        <w:rPr>
-          <w:rFonts w:ascii="Tenorite" w:hAnsi="Tenorite" w:eastAsia="Tenorite" w:cs="Tenorite"/>
-          <w:color w:val="000000" w:themeColor="text1" w:themeTint="FF" w:themeShade="FF"/>
-        </w:rPr>
-        <w:t xml:space="preserve"> </w:t>
-      </w:r>
-      <w:r>
-        <w:rPr>
-          <w:rFonts w:ascii="Tenorite" w:hAnsi="Tenorite" w:eastAsia="Tenorite" w:cs="Tenorite"/>
-          <w:color w:val="000000" w:themeColor="text1" w:themeTint="FF" w:themeShade="FF"/>
-        </w:rPr>
-        <w:t>Identify</w:t>
-      </w:r>
-      <w:r>
-        <w:rPr>
-          <w:rFonts w:ascii="Tenorite" w:hAnsi="Tenorite" w:eastAsia="Tenorite" w:cs="Tenorite"/>
-          <w:color w:val="000000" w:themeColor="text1" w:themeTint="FF" w:themeShade="FF"/>
-        </w:rPr>
-        <w:t xml:space="preserve"> the Worst Negative Slack (WNS) from the timing summary for both setup and hold in the current design.</w:t>
+          <w:rFonts w:ascii="Tenorite" w:eastAsia="Tenorite" w:hAnsi="Tenorite" w:cs="Tenorite"/>
+          <w:color w:val="000000" w:themeColor="text1"/>
+        </w:rPr>
+        <w:t>. Identify the Worst Negative Slack (WNS) from the timing summary for both setup and hold in the current design.</w:t>
       </w:r>
     </w:p>
     <w:p>
       <w:pPr>
         <w:spacing w:after="0"/>
         <w:rPr>
-          <w:rFonts w:ascii="Tenorite" w:hAnsi="Tenorite" w:eastAsia="Tenorite" w:cs="Tenorite"/>
+          <w:rFonts w:ascii="Tenorite" w:eastAsia="Tenorite" w:hAnsi="Tenorite" w:cs="Tenorite"/>
           <w:color w:val="000000" w:themeColor="text1"/>
           <w:sz w:val="20"/>
           <w:szCs w:val="20"/>
@@ -3682,7 +2932,7 @@
       </w:pPr>
       <w:r>
         <w:rPr>
-          <w:rFonts w:ascii="Tenorite" w:hAnsi="Tenorite" w:eastAsia="Tenorite" w:cs="Tenorite"/>
+          <w:rFonts w:ascii="Tenorite" w:eastAsia="Tenorite" w:hAnsi="Tenorite" w:cs="Tenorite"/>
           <w:b/>
           <w:bCs/>
           <w:color w:val="000000" w:themeColor="text1"/>
@@ -3693,7 +2943,7 @@
       </w:r>
       <w:r>
         <w:rPr>
-          <w:rFonts w:ascii="Tenorite" w:hAnsi="Tenorite" w:eastAsia="Tenorite" w:cs="Tenorite"/>
+          <w:rFonts w:ascii="Tenorite" w:eastAsia="Tenorite" w:hAnsi="Tenorite" w:cs="Tenorite"/>
           <w:i/>
           <w:iCs/>
           <w:color w:val="000000" w:themeColor="text1"/>
@@ -3720,7 +2970,6 @@
         <w:tc>
           <w:tcPr>
             <w:tcW w:w="9360" w:type="dxa"/>
-            <w:tcMar/>
           </w:tcPr>
           <w:p>
             <w:pPr>
@@ -3743,7 +2992,7 @@
       <w:pPr>
         <w:spacing w:after="0"/>
         <w:rPr>
-          <w:rFonts w:ascii="Tenorite" w:hAnsi="Tenorite" w:eastAsia="Tenorite" w:cs="Tenorite"/>
+          <w:rFonts w:ascii="Tenorite" w:eastAsia="Tenorite" w:hAnsi="Tenorite" w:cs="Tenorite"/>
           <w:color w:val="000000" w:themeColor="text1"/>
         </w:rPr>
       </w:pPr>
@@ -3752,69 +3001,44 @@
       <w:pPr>
         <w:spacing w:after="0"/>
         <w:rPr>
-          <w:rFonts w:ascii="Tenorite" w:hAnsi="Tenorite" w:eastAsia="Tenorite" w:cs="Tenorite"/>
+          <w:rFonts w:ascii="Tenorite" w:eastAsia="Tenorite" w:hAnsi="Tenorite" w:cs="Tenorite"/>
           <w:color w:val="000000" w:themeColor="text1"/>
         </w:rPr>
       </w:pPr>
       <w:r>
         <w:rPr>
-          <w:rFonts w:ascii="Tenorite" w:hAnsi="Tenorite" w:eastAsia="Tenorite" w:cs="Tenorite"/>
-          <w:color w:val="000000" w:themeColor="text1" w:themeTint="FF" w:themeShade="FF"/>
+          <w:rFonts w:ascii="Tenorite" w:eastAsia="Tenorite" w:hAnsi="Tenorite" w:cs="Tenorite"/>
+          <w:color w:val="000000" w:themeColor="text1"/>
         </w:rPr>
         <w:t>ii</w:t>
       </w:r>
       <w:r>
         <w:rPr>
-          <w:rFonts w:ascii="Tenorite" w:hAnsi="Tenorite" w:eastAsia="Tenorite" w:cs="Tenorite"/>
-          <w:color w:val="000000" w:themeColor="text1" w:themeTint="FF" w:themeShade="FF"/>
+          <w:rFonts w:ascii="Tenorite" w:eastAsia="Tenorite" w:hAnsi="Tenorite" w:cs="Tenorite"/>
+          <w:color w:val="000000" w:themeColor="text1"/>
         </w:rPr>
         <w:t xml:space="preserve">. Using the WNS and the clock frequency (set in the file </w:t>
       </w:r>
       <w:r>
         <w:rPr>
-          <w:rFonts w:ascii="Tenorite" w:hAnsi="Tenorite" w:eastAsia="Tenorite" w:cs="Tenorite"/>
-          <w:color w:val="000000" w:themeColor="text1" w:themeTint="FF" w:themeShade="FF"/>
-        </w:rPr>
-        <w:t>resources/</w:t>
-      </w:r>
-      <w:r>
-        <w:rPr>
-          <w:rFonts w:ascii="Tenorite" w:hAnsi="Tenorite" w:eastAsia="Tenorite" w:cs="Tenorite"/>
-          <w:color w:val="000000" w:themeColor="text1" w:themeTint="FF" w:themeShade="FF"/>
-        </w:rPr>
-        <w:t>sdc</w:t>
-      </w:r>
-      <w:r>
-        <w:rPr>
-          <w:rFonts w:ascii="Tenorite" w:hAnsi="Tenorite" w:eastAsia="Tenorite" w:cs="Tenorite"/>
-          <w:i w:val="1"/>
-          <w:iCs w:val="1"/>
-          <w:color w:val="000000" w:themeColor="text1" w:themeTint="FF" w:themeShade="FF"/>
-        </w:rPr>
-        <w:t>pipeline_src</w:t>
-      </w:r>
-      <w:r>
-        <w:rPr>
-          <w:rFonts w:ascii="Tenorite" w:hAnsi="Tenorite" w:eastAsia="Tenorite" w:cs="Tenorite"/>
-          <w:i w:val="1"/>
-          <w:iCs w:val="1"/>
-          <w:color w:val="000000" w:themeColor="text1" w:themeTint="FF" w:themeShade="FF"/>
-        </w:rPr>
-        <w:t>/</w:t>
-      </w:r>
-      <w:r>
-        <w:rPr>
-          <w:rFonts w:ascii="Tenorite" w:hAnsi="Tenorite" w:eastAsia="Tenorite" w:cs="Tenorite"/>
-          <w:i w:val="1"/>
-          <w:iCs w:val="1"/>
-          <w:color w:val="000000" w:themeColor="text1" w:themeTint="FF" w:themeShade="FF"/>
-        </w:rPr>
-        <w:t>base.sdc</w:t>
-      </w:r>
-      <w:r>
-        <w:rPr>
-          <w:rFonts w:ascii="Tenorite" w:hAnsi="Tenorite" w:eastAsia="Tenorite" w:cs="Tenorite"/>
-          <w:color w:val="000000" w:themeColor="text1" w:themeTint="FF" w:themeShade="FF"/>
+          <w:rFonts w:ascii="Tenorite" w:eastAsia="Tenorite" w:hAnsi="Tenorite" w:cs="Tenorite"/>
+          <w:color w:val="000000" w:themeColor="text1"/>
+        </w:rPr>
+        <w:t>resources/sdc</w:t>
+      </w:r>
+      <w:r>
+        <w:rPr>
+          <w:rFonts w:ascii="Tenorite" w:eastAsia="Tenorite" w:hAnsi="Tenorite" w:cs="Tenorite"/>
+          <w:i/>
+          <w:iCs/>
+          <w:color w:val="000000" w:themeColor="text1"/>
+        </w:rPr>
+        <w:t>pipeline_src/base.sdc</w:t>
+      </w:r>
+      <w:r>
+        <w:rPr>
+          <w:rFonts w:ascii="Tenorite" w:eastAsia="Tenorite" w:hAnsi="Tenorite" w:cs="Tenorite"/>
+          <w:color w:val="000000" w:themeColor="text1"/>
         </w:rPr>
         <w:t xml:space="preserve">), calculate the max frequency that the current design can theoretically run at. </w:t>
       </w:r>
@@ -3823,13 +3047,13 @@
       <w:pPr>
         <w:spacing w:after="0"/>
         <w:rPr>
-          <w:rFonts w:ascii="Tenorite" w:hAnsi="Tenorite" w:eastAsia="Tenorite" w:cs="Tenorite"/>
+          <w:rFonts w:ascii="Tenorite" w:eastAsia="Tenorite" w:hAnsi="Tenorite" w:cs="Tenorite"/>
           <w:color w:val="000000" w:themeColor="text1"/>
         </w:rPr>
       </w:pPr>
       <w:r>
         <w:rPr>
-          <w:rFonts w:ascii="Tenorite" w:hAnsi="Tenorite" w:eastAsia="Tenorite" w:cs="Tenorite"/>
+          <w:rFonts w:ascii="Tenorite" w:eastAsia="Tenorite" w:hAnsi="Tenorite" w:cs="Tenorite"/>
           <w:b/>
           <w:bCs/>
           <w:color w:val="000000" w:themeColor="text1"/>
@@ -3840,7 +3064,7 @@
       </w:r>
       <w:r>
         <w:rPr>
-          <w:rFonts w:ascii="Tenorite" w:hAnsi="Tenorite" w:eastAsia="Tenorite" w:cs="Tenorite"/>
+          <w:rFonts w:ascii="Tenorite" w:eastAsia="Tenorite" w:hAnsi="Tenorite" w:cs="Tenorite"/>
           <w:i/>
           <w:iCs/>
           <w:color w:val="000000" w:themeColor="text1"/>
@@ -3867,14 +3091,13 @@
         <w:tc>
           <w:tcPr>
             <w:tcW w:w="9360" w:type="dxa"/>
-            <w:tcMar/>
           </w:tcPr>
           <w:p>
             <w:pPr>
               <w:rPr>
-                <w:rFonts w:ascii="system-ui" w:hAnsi="system-ui"/>
-                <w:b w:val="1"/>
-                <w:bCs w:val="1"/>
+                <w:rFonts w:ascii="system-ui" w:hAnsi="system-ui" w:hint="eastAsia"/>
+                <w:b/>
+                <w:bCs/>
                 <w:color w:val="212529"/>
                 <w:u w:val="single"/>
               </w:rPr>
@@ -3883,9 +3106,9 @@
           <w:p>
             <w:pPr>
               <w:rPr>
-                <w:rFonts w:ascii="system-ui" w:hAnsi="system-ui"/>
-                <w:b w:val="1"/>
-                <w:bCs w:val="1"/>
+                <w:rFonts w:ascii="system-ui" w:hAnsi="system-ui" w:hint="eastAsia"/>
+                <w:b/>
+                <w:bCs/>
                 <w:color w:val="212529"/>
                 <w:u w:val="single"/>
               </w:rPr>
@@ -3898,7 +3121,7 @@
       <w:pPr>
         <w:spacing w:after="0"/>
         <w:rPr>
-          <w:rFonts w:ascii="Tenorite" w:hAnsi="Tenorite" w:eastAsia="Tenorite" w:cs="Tenorite"/>
+          <w:rFonts w:ascii="Tenorite" w:eastAsia="Tenorite" w:hAnsi="Tenorite" w:cs="Tenorite"/>
           <w:color w:val="000000" w:themeColor="text1"/>
         </w:rPr>
       </w:pPr>
@@ -3909,45 +3132,31 @@
       </w:pPr>
       <w:r>
         <w:rPr>
-          <w:rFonts w:ascii="Tenorite" w:hAnsi="Tenorite" w:eastAsia="Tenorite" w:cs="Tenorite"/>
-          <w:color w:val="000000" w:themeColor="text1" w:themeTint="FF" w:themeShade="FF"/>
+          <w:rFonts w:ascii="Tenorite" w:eastAsia="Tenorite" w:hAnsi="Tenorite" w:cs="Tenorite"/>
+          <w:color w:val="000000" w:themeColor="text1"/>
         </w:rPr>
         <w:t>iii</w:t>
       </w:r>
       <w:r>
         <w:rPr>
-          <w:rFonts w:ascii="Tenorite" w:hAnsi="Tenorite" w:eastAsia="Tenorite" w:cs="Tenorite"/>
-          <w:color w:val="000000" w:themeColor="text1" w:themeTint="FF" w:themeShade="FF"/>
-        </w:rPr>
-        <w:t xml:space="preserve">. </w:t>
-      </w:r>
-      <w:r>
-        <w:rPr>
-          <w:rFonts w:ascii="Tenorite" w:hAnsi="Tenorite" w:eastAsia="Tenorite" w:cs="Tenorite"/>
-          <w:color w:val="000000" w:themeColor="text1" w:themeTint="FF" w:themeShade="FF"/>
-        </w:rPr>
-        <w:t>Modify</w:t>
-      </w:r>
-      <w:r>
-        <w:rPr>
-          <w:rFonts w:ascii="Tenorite" w:hAnsi="Tenorite" w:eastAsia="Tenorite" w:cs="Tenorite"/>
-          <w:color w:val="000000" w:themeColor="text1" w:themeTint="FF" w:themeShade="FF"/>
-        </w:rPr>
-        <w:t xml:space="preserve"> the current design SDC file and rerun the flow to make the WNS at least +0.01ns. Include the screenshot of the flow summary or </w:t>
-      </w:r>
-      <w:r>
-        <w:rPr>
-          <w:rFonts w:ascii="Tenorite" w:hAnsi="Tenorite" w:eastAsia="Tenorite" w:cs="Tenorite"/>
-          <w:i w:val="1"/>
-          <w:iCs w:val="1"/>
-          <w:color w:val="000000" w:themeColor="text1" w:themeTint="FF" w:themeShade="FF"/>
+          <w:rFonts w:ascii="Tenorite" w:eastAsia="Tenorite" w:hAnsi="Tenorite" w:cs="Tenorite"/>
+          <w:color w:val="000000" w:themeColor="text1"/>
+        </w:rPr>
+        <w:t xml:space="preserve">. Modify the current design SDC file and rerun the flow to make the WNS at least +0.01ns. Include the screenshot of the flow summary or </w:t>
+      </w:r>
+      <w:r>
+        <w:rPr>
+          <w:rFonts w:ascii="Tenorite" w:eastAsia="Tenorite" w:hAnsi="Tenorite" w:cs="Tenorite"/>
+          <w:i/>
+          <w:iCs/>
+          <w:color w:val="000000" w:themeColor="text1"/>
         </w:rPr>
         <w:t xml:space="preserve">qor.html </w:t>
       </w:r>
       <w:r>
         <w:rPr>
-          <w:rFonts w:ascii="Tenorite" w:hAnsi="Tenorite" w:eastAsia="Tenorite" w:cs="Tenorite"/>
-          <w:color w:val="000000" w:themeColor="text1" w:themeTint="FF" w:themeShade="FF"/>
+          <w:rFonts w:ascii="Tenorite" w:eastAsia="Tenorite" w:hAnsi="Tenorite" w:cs="Tenorite"/>
+          <w:color w:val="000000" w:themeColor="text1"/>
         </w:rPr>
         <w:t xml:space="preserve">showing your positive WNS. </w:t>
       </w:r>
@@ -3969,7 +3178,6 @@
         <w:tc>
           <w:tcPr>
             <w:tcW w:w="9360" w:type="dxa"/>
-            <w:tcMar/>
           </w:tcPr>
           <w:p>
             <w:r>
@@ -3985,46 +3193,42 @@
     </w:tbl>
     <w:p>
       <w:pPr>
-        <w:pStyle w:val="Normal"/>
-        <w:rPr>
-          <w:b w:val="1"/>
-          <w:bCs w:val="1"/>
+        <w:rPr>
+          <w:b/>
+          <w:bCs/>
           <w:sz w:val="12"/>
           <w:szCs w:val="12"/>
         </w:rPr>
       </w:pPr>
-      <w:proofErr w:type="spellStart"/>
-      <w:proofErr w:type="spellEnd"/>
-    </w:p>
-    <w:p>
-      <w:pPr/>
+    </w:p>
+    <w:p>
       <w:r>
         <w:br w:type="page"/>
       </w:r>
     </w:p>
     <w:p>
       <w:pPr>
-        <w:pStyle w:val="Normal"/>
-        <w:rPr>
-          <w:b w:val="1"/>
-          <w:bCs w:val="1"/>
+        <w:rPr>
+          <w:b/>
+          <w:bCs/>
           <w:sz w:val="32"/>
           <w:szCs w:val="32"/>
         </w:rPr>
       </w:pPr>
       <w:r>
         <w:rPr>
-          <w:b w:val="1"/>
-          <w:bCs w:val="1"/>
+          <w:b/>
+          <w:bCs/>
           <w:sz w:val="32"/>
           <w:szCs w:val="32"/>
         </w:rPr>
+        <w:lastRenderedPageBreak/>
         <w:t xml:space="preserve">7. </w:t>
       </w:r>
       <w:r>
         <w:rPr>
-          <w:b w:val="1"/>
-          <w:bCs w:val="1"/>
+          <w:b/>
+          <w:bCs/>
           <w:sz w:val="32"/>
           <w:szCs w:val="32"/>
         </w:rPr>
@@ -4032,30 +3236,12 @@
       </w:r>
       <w:r>
         <w:rPr>
-          <w:b w:val="1"/>
-          <w:bCs w:val="1"/>
+          <w:b/>
+          <w:bCs/>
           <w:sz w:val="32"/>
           <w:szCs w:val="32"/>
         </w:rPr>
-        <w:t xml:space="preserve">with the </w:t>
-      </w:r>
-      <w:r>
-        <w:rPr>
-          <w:b w:val="1"/>
-          <w:bCs w:val="1"/>
-          <w:sz w:val="32"/>
-          <w:szCs w:val="32"/>
-        </w:rPr>
-        <w:t>ChipFoundry</w:t>
-      </w:r>
-      <w:r>
-        <w:rPr>
-          <w:b w:val="1"/>
-          <w:bCs w:val="1"/>
-          <w:sz w:val="32"/>
-          <w:szCs w:val="32"/>
-        </w:rPr>
-        <w:t xml:space="preserve"> SRAM</w:t>
+        <w:t>with the ChipFoundry SRAM</w:t>
       </w:r>
     </w:p>
     <w:p>
@@ -4094,59 +3280,69 @@
           <w:i/>
           <w:iCs/>
         </w:rPr>
-        <w:t>This section will familiarize you with Design Rule Checking (DRC), another challenge we have to consider in the Physical Design process.</w:t>
-      </w:r>
-    </w:p>
-    <w:p>
-      <w:r>
-        <w:rPr>
-          <w:i/>
-          <w:iCs/>
-        </w:rPr>
-        <w:t>In this section, you will be implementing and understanding the importance of macros in VLSI design. Within your Verilog design, you instantiate SRAMs to use as memory blocks. These cannot be implemented with RTL; instead, we have to instantiate them as design macros.</w:t>
-      </w:r>
-    </w:p>
-    <w:p>
-      <w:pPr>
-        <w:pStyle w:val="Normal"/>
-        <w:suppressLineNumbers w:val="0"/>
-        <w:bidi w:val="0"/>
-        <w:spacing w:before="0" w:beforeAutospacing="off" w:after="160" w:afterAutospacing="off" w:line="279" w:lineRule="auto"/>
-        <w:ind w:left="0" w:right="0"/>
-        <w:jc w:val="left"/>
-      </w:pPr>
-      <w:r>
-        <w:rPr>
-          <w:i w:val="1"/>
-          <w:iCs w:val="1"/>
-        </w:rPr>
-        <w:t xml:space="preserve">For help using </w:t>
-      </w:r>
-      <w:r>
-        <w:rPr>
-          <w:i w:val="1"/>
-          <w:iCs w:val="1"/>
-        </w:rPr>
-        <w:t>Innovus</w:t>
-      </w:r>
-      <w:r>
-        <w:rPr>
-          <w:i w:val="1"/>
-          <w:iCs w:val="1"/>
-        </w:rPr>
-        <w:t xml:space="preserve">, see the </w:t>
-      </w:r>
-      <w:r>
-        <w:rPr>
-          <w:i w:val="1"/>
-          <w:iCs w:val="1"/>
+        <w:t xml:space="preserve">This section will familiarize you with Design Rule Checking (DRC), another challenge we </w:t>
+      </w:r>
+      <w:proofErr w:type="gramStart"/>
+      <w:r>
+        <w:rPr>
+          <w:i/>
+          <w:iCs/>
+        </w:rPr>
+        <w:t>have to</w:t>
+      </w:r>
+      <w:proofErr w:type="gramEnd"/>
+      <w:r>
+        <w:rPr>
+          <w:i/>
+          <w:iCs/>
+        </w:rPr>
+        <w:t xml:space="preserve"> consider in the Physical Design process.</w:t>
+      </w:r>
+    </w:p>
+    <w:p>
+      <w:r>
+        <w:rPr>
+          <w:i/>
+          <w:iCs/>
+        </w:rPr>
+        <w:t xml:space="preserve">In this section, you will be implementing and understanding the importance of macros in VLSI design. Within your Verilog design, you instantiate SRAMs to use as memory blocks. These cannot be implemented with RTL; instead, we </w:t>
+      </w:r>
+      <w:proofErr w:type="gramStart"/>
+      <w:r>
+        <w:rPr>
+          <w:i/>
+          <w:iCs/>
+        </w:rPr>
+        <w:t>have to</w:t>
+      </w:r>
+      <w:proofErr w:type="gramEnd"/>
+      <w:r>
+        <w:rPr>
+          <w:i/>
+          <w:iCs/>
+        </w:rPr>
+        <w:t xml:space="preserve"> instantiate them as design macros.</w:t>
+      </w:r>
+    </w:p>
+    <w:p>
+      <w:r>
+        <w:rPr>
+          <w:i/>
+          <w:iCs/>
+        </w:rPr>
+        <w:t xml:space="preserve">For help using Innovus, see the </w:t>
+      </w:r>
+      <w:r>
+        <w:rPr>
+          <w:i/>
+          <w:iCs/>
         </w:rPr>
         <w:t xml:space="preserve">Using Innovus guide </w:t>
       </w:r>
       <w:r>
         <w:rPr>
-          <w:i w:val="1"/>
-          <w:iCs w:val="1"/>
+          <w:i/>
+          <w:iCs/>
         </w:rPr>
         <w:t>in the docs/ directory.</w:t>
       </w:r>
@@ -4155,19 +3351,16 @@
       <w:pPr>
         <w:spacing w:after="240"/>
         <w:rPr>
-          <w:rFonts w:ascii="Aptos" w:hAnsi="Aptos" w:eastAsia="Aptos" w:cs="Aptos"/>
-        </w:rPr>
-      </w:pPr>
-      <w:r>
-        <w:rPr/>
+          <w:rFonts w:ascii="Aptos" w:eastAsia="Aptos" w:hAnsi="Aptos" w:cs="Aptos"/>
+        </w:rPr>
+      </w:pPr>
+      <w:r>
         <w:t>i</w:t>
       </w:r>
       <w:r>
-        <w:rPr/>
         <w:t xml:space="preserve">. </w:t>
       </w:r>
       <w:r>
-        <w:rPr/>
         <w:t>Using the Cadence Support website, look for a command to be able to manually place these SRAM instances in the design.</w:t>
       </w:r>
     </w:p>
@@ -4175,24 +3368,24 @@
       <w:pPr>
         <w:spacing w:after="240"/>
         <w:rPr>
-          <w:rFonts w:ascii="Aptos" w:hAnsi="Aptos" w:eastAsia="Aptos" w:cs="Aptos"/>
-        </w:rPr>
-      </w:pPr>
-      <w:r>
-        <w:rPr>
-          <w:rFonts w:ascii="Aptos" w:hAnsi="Aptos" w:eastAsia="Aptos" w:cs="Aptos"/>
+          <w:rFonts w:ascii="Aptos" w:eastAsia="Aptos" w:hAnsi="Aptos" w:cs="Aptos"/>
+        </w:rPr>
+      </w:pPr>
+      <w:r>
+        <w:rPr>
+          <w:rFonts w:ascii="Aptos" w:eastAsia="Aptos" w:hAnsi="Aptos" w:cs="Aptos"/>
         </w:rPr>
         <w:t>In the box below, provide these commands</w:t>
       </w:r>
       <w:r>
         <w:rPr>
-          <w:rFonts w:ascii="Aptos" w:hAnsi="Aptos" w:eastAsia="Aptos" w:cs="Aptos"/>
+          <w:rFonts w:ascii="Aptos" w:eastAsia="Aptos" w:hAnsi="Aptos" w:cs="Aptos"/>
         </w:rPr>
         <w:t>.</w:t>
       </w:r>
       <w:r>
         <w:rPr>
-          <w:rFonts w:ascii="Aptos" w:hAnsi="Aptos" w:eastAsia="Aptos" w:cs="Aptos"/>
+          <w:rFonts w:ascii="Aptos" w:eastAsia="Aptos" w:hAnsi="Aptos" w:cs="Aptos"/>
         </w:rPr>
         <w:t xml:space="preserve"> Explain why we might be manually placing them.</w:t>
       </w:r>
@@ -4202,12 +3395,12 @@
         <w:tblW w:w="9764" w:type="dxa"/>
         <w:tblInd w:w="27" w:type="dxa"/>
         <w:tblBorders>
-          <w:top w:val="single" w:color="auto" w:sz="4" w:space="0"/>
-          <w:left w:val="single" w:color="auto" w:sz="4" w:space="0"/>
-          <w:bottom w:val="single" w:color="auto" w:sz="4" w:space="0"/>
-          <w:right w:val="single" w:color="auto" w:sz="4" w:space="0"/>
-          <w:insideH w:val="single" w:color="auto" w:sz="4" w:space="0"/>
-          <w:insideV w:val="single" w:color="auto" w:sz="4" w:space="0"/>
+          <w:top w:val="single" w:sz="4" w:space="0" w:color="auto"/>
+          <w:left w:val="single" w:sz="4" w:space="0" w:color="auto"/>
+          <w:bottom w:val="single" w:sz="4" w:space="0" w:color="auto"/>
+          <w:right w:val="single" w:sz="4" w:space="0" w:color="auto"/>
+          <w:insideH w:val="single" w:sz="4" w:space="0" w:color="auto"/>
+          <w:insideV w:val="single" w:sz="4" w:space="0" w:color="auto"/>
         </w:tblBorders>
         <w:tblLook w:val="0000" w:firstRow="0" w:lastRow="0" w:firstColumn="0" w:lastColumn="0" w:noHBand="0" w:noVBand="0"/>
       </w:tblPr>
@@ -4221,88 +3414,46 @@
         <w:tc>
           <w:tcPr>
             <w:tcW w:w="9764" w:type="dxa"/>
-            <w:tcMar/>
           </w:tcPr>
           <w:p>
             <w:pPr>
-              <w:pStyle w:val="Normal"/>
-              <w:suppressLineNumbers w:val="0"/>
               <w:shd w:val="clear" w:color="auto" w:fill="F5F5F5"/>
-              <w:bidi w:val="0"/>
-              <w:spacing w:before="0" w:beforeAutospacing="off" w:after="160" w:afterAutospacing="off" w:line="270" w:lineRule="atLeast"/>
-              <w:ind w:left="0" w:right="0"/>
-              <w:jc w:val="left"/>
+              <w:spacing w:line="270" w:lineRule="atLeast"/>
               <w:rPr>
-                <w:rFonts w:ascii="Menlo" w:hAnsi="Menlo" w:eastAsia="Times New Roman" w:cs="Menlo"/>
+                <w:rFonts w:ascii="Menlo" w:eastAsia="Times New Roman" w:hAnsi="Menlo" w:cs="Menlo"/>
                 <w:color w:val="333333"/>
                 <w:sz w:val="18"/>
                 <w:szCs w:val="18"/>
                 <w:lang w:eastAsia="en-US"/>
               </w:rPr>
             </w:pPr>
-            <w:proofErr w:type="spellStart"/>
-            <w:proofErr w:type="spellEnd"/>
-            <w:proofErr w:type="spellStart"/>
-            <w:proofErr w:type="spellEnd"/>
           </w:p>
         </w:tc>
       </w:tr>
     </w:tbl>
-    <w:p>
-      <w:pPr>
-        <w:pStyle w:val="Normal"/>
-      </w:pPr>
-    </w:p>
-    <w:p>
-      <w:pPr>
-        <w:pStyle w:val="Normal"/>
-      </w:pPr>
-      <w:r>
-        <w:rPr/>
+    <w:p/>
+    <w:p>
+      <w:r>
         <w:t>ii</w:t>
       </w:r>
       <w:r>
-        <w:rPr/>
         <w:t xml:space="preserve">. </w:t>
       </w:r>
       <w:r>
-        <w:rPr/>
-        <w:t xml:space="preserve">Do a run through to floorplan to verify that </w:t>
-      </w:r>
-      <w:r>
-        <w:rPr/>
-        <w:t>you’ve</w:t>
-      </w:r>
-      <w:r>
-        <w:rPr/>
-        <w:t xml:space="preserve"> placed the SRAMs in the design. </w:t>
-      </w:r>
-      <w:r>
-        <w:rPr/>
+        <w:t xml:space="preserve">Do a run through to floorplan to verify that you’ve placed the SRAMs in the design. </w:t>
+      </w:r>
+      <w:r>
         <w:t>To save time, you</w:t>
       </w:r>
       <w:r>
-        <w:rPr/>
         <w:t xml:space="preserve"> can </w:t>
       </w:r>
       <w:r>
-        <w:rPr/>
-        <w:t xml:space="preserve">run </w:t>
-      </w:r>
-      <w:r>
-        <w:rPr/>
-        <w:t>flowtool</w:t>
-      </w:r>
-      <w:r>
-        <w:rPr/>
-        <w:t xml:space="preserve"> -verbose -from floorplan -to floorplan</w:t>
-      </w:r>
-      <w:r>
-        <w:rPr/>
+        <w:t>run flowtool -verbose -from floorplan -to floorplan</w:t>
+      </w:r>
+      <w:r>
         <w:t xml:space="preserve"> and open that database. </w:t>
       </w:r>
-      <w:proofErr w:type="spellStart"/>
-      <w:proofErr w:type="spellEnd"/>
     </w:p>
     <w:p>
       <w:pPr>
@@ -4318,25 +3469,42 @@
         <w:t>NOTE:</w:t>
       </w:r>
       <w:r>
-        <w:t xml:space="preserve"> Unless you run  </w:t>
+        <w:t xml:space="preserve"> Unless you </w:t>
+      </w:r>
+      <w:proofErr w:type="gramStart"/>
+      <w:r>
+        <w:t xml:space="preserve">run  </w:t>
       </w:r>
       <w:r>
         <w:rPr>
           <w:rFonts w:ascii="Courier New" w:hAnsi="Courier New" w:cs="Courier New"/>
         </w:rPr>
-        <w:t>make clean</w:t>
-      </w:r>
+        <w:t>make</w:t>
+      </w:r>
+      <w:proofErr w:type="gramEnd"/>
       <w:r>
         <w:rPr>
           <w:rFonts w:ascii="Courier New" w:hAnsi="Courier New" w:cs="Courier New"/>
         </w:rPr>
+        <w:t xml:space="preserve"> clean</w:t>
+      </w:r>
+      <w:r>
+        <w:rPr>
+          <w:rFonts w:ascii="Courier New" w:hAnsi="Courier New" w:cs="Courier New"/>
+        </w:rPr>
         <w:t xml:space="preserve"> </w:t>
       </w:r>
       <w:r>
         <w:rPr>
-          <w:rFonts w:cs="Courier New" w:asciiTheme="majorHAnsi" w:hAnsiTheme="majorHAnsi"/>
-        </w:rPr>
-        <w:t>between flows, the outputs of your most recent flow will be in, for example</w:t>
+          <w:rFonts w:cstheme="minorHAnsi"/>
+        </w:rPr>
+        <w:t>between flows, the outputs of your most recent flow will</w:t>
+      </w:r>
+      <w:r>
+        <w:rPr>
+          <w:rFonts w:asciiTheme="majorHAnsi" w:hAnsiTheme="majorHAnsi" w:cs="Courier New"/>
+        </w:rPr>
+        <w:t xml:space="preserve"> be in, for example</w:t>
       </w:r>
       <w:r>
         <w:rPr>
@@ -4360,13 +3528,13 @@
       </w:r>
       <w:r>
         <w:rPr>
-          <w:rFonts w:cs="Courier New" w:asciiTheme="majorHAnsi" w:hAnsiTheme="majorHAnsi"/>
+          <w:rFonts w:cstheme="minorHAnsi"/>
         </w:rPr>
         <w:t>(or higher if you have run more than 2 flows).</w:t>
       </w:r>
       <w:r>
         <w:rPr>
-          <w:rFonts w:cs="Courier New" w:asciiTheme="majorHAnsi" w:hAnsiTheme="majorHAnsi"/>
+          <w:rFonts w:asciiTheme="majorHAnsi" w:hAnsiTheme="majorHAnsi" w:cs="Courier New"/>
         </w:rPr>
         <w:t xml:space="preserve"> </w:t>
       </w:r>
@@ -4437,12 +3605,21 @@
     </w:p>
     <w:p>
       <w:r>
+        <w:lastRenderedPageBreak/>
         <w:t>Foundries supply chip designers with design rules that specify requirements the design must meet for it to be taped out. Design libraries often have hundreds of rules. Some examples are minimum spacing between elements, layer overlap, and area limitations.</w:t>
       </w:r>
     </w:p>
     <w:p>
       <w:r>
-        <w:t xml:space="preserve">These are rules the foundry supplies us with allowing us to know whether a chip can actually be manufactured. Your goal as a PD engineer should be to create a manufacturable design, and in doing so you have to correct the DRC violations you've found. </w:t>
+        <w:t xml:space="preserve">These are </w:t>
+      </w:r>
+      <w:proofErr w:type="gramStart"/>
+      <w:r>
+        <w:t>rules</w:t>
+      </w:r>
+      <w:proofErr w:type="gramEnd"/>
+      <w:r>
+        <w:t xml:space="preserve"> the foundry supplies us with allowing us to know whether a chip can actually be manufactured. Your goal as a PD engineer should be to create a manufacturable design, and in doing so you have to correct the DRC violations you've found. </w:t>
       </w:r>
       <w:r>
         <w:t>P</w:t>
@@ -4461,12 +3638,12 @@
       <w:tblPr>
         <w:tblW w:w="9553" w:type="dxa"/>
         <w:tblBorders>
-          <w:top w:val="single" w:color="auto" w:sz="4" w:space="0"/>
-          <w:left w:val="single" w:color="auto" w:sz="4" w:space="0"/>
-          <w:bottom w:val="single" w:color="auto" w:sz="4" w:space="0"/>
-          <w:right w:val="single" w:color="auto" w:sz="4" w:space="0"/>
-          <w:insideH w:val="single" w:color="auto" w:sz="4" w:space="0"/>
-          <w:insideV w:val="single" w:color="auto" w:sz="4" w:space="0"/>
+          <w:top w:val="single" w:sz="4" w:space="0" w:color="auto"/>
+          <w:left w:val="single" w:sz="4" w:space="0" w:color="auto"/>
+          <w:bottom w:val="single" w:sz="4" w:space="0" w:color="auto"/>
+          <w:right w:val="single" w:sz="4" w:space="0" w:color="auto"/>
+          <w:insideH w:val="single" w:sz="4" w:space="0" w:color="auto"/>
+          <w:insideV w:val="single" w:sz="4" w:space="0" w:color="auto"/>
         </w:tblBorders>
         <w:tblLook w:val="0000" w:firstRow="0" w:lastRow="0" w:firstColumn="0" w:lastColumn="0" w:noHBand="0" w:noVBand="0"/>
       </w:tblPr>
@@ -4480,7 +3657,6 @@
         <w:tc>
           <w:tcPr>
             <w:tcW w:w="9553" w:type="dxa"/>
-            <w:tcMar/>
           </w:tcPr>
           <w:p>
             <w:pPr>
@@ -4490,143 +3666,102 @@
         </w:tc>
       </w:tr>
     </w:tbl>
-    <w:p>
-      <w:pPr>
-        <w:pStyle w:val="Normal"/>
-      </w:pPr>
+    <w:p/>
+    <w:p>
+      <w:r>
+        <w:br w:type="page"/>
+      </w:r>
+    </w:p>
+    <w:p>
+      <w:pPr>
+        <w:rPr>
+          <w:i/>
+          <w:iCs/>
+        </w:rPr>
+      </w:pPr>
+      <w:r>
+        <w:lastRenderedPageBreak/>
+        <w:t xml:space="preserve">We will spend some time understanding why these DRCs occurred and brainstorming some possible fixes. Do to so, it’s good to understand how Innovus sees these </w:t>
+      </w:r>
+      <w:r>
+        <w:t>macros</w:t>
+      </w:r>
+      <w:r>
+        <w:t xml:space="preserve"> first.</w:t>
+      </w:r>
+    </w:p>
+    <w:p>
       <w:proofErr w:type="spellStart"/>
+      <w:r>
+        <w:t>Innovus</w:t>
+      </w:r>
       <w:proofErr w:type="spellEnd"/>
-    </w:p>
-    <w:p>
-      <w:r>
-        <w:br w:type="page"/>
-      </w:r>
-    </w:p>
-    <w:p>
-      <w:pPr>
-        <w:pStyle w:val="Normal"/>
-        <w:rPr>
-          <w:i w:val="1"/>
-          <w:iCs w:val="1"/>
-        </w:rPr>
-      </w:pPr>
-      <w:r>
-        <w:rPr/>
-        <w:t xml:space="preserve">We will spend some time understanding why these DRCs occurred and brainstorming some </w:t>
-      </w:r>
-      <w:r>
-        <w:rPr/>
-        <w:t>possible fixes</w:t>
-      </w:r>
-      <w:r>
-        <w:rPr/>
-        <w:t xml:space="preserve">. </w:t>
-      </w:r>
-      <w:r>
-        <w:rPr/>
-        <w:t>Do to</w:t>
-      </w:r>
-      <w:r>
-        <w:rPr/>
-        <w:t xml:space="preserve"> so, </w:t>
-      </w:r>
-      <w:r>
-        <w:rPr/>
-        <w:t>it’s</w:t>
-      </w:r>
-      <w:r>
-        <w:rPr/>
-        <w:t xml:space="preserve"> good to understand how </w:t>
-      </w:r>
-      <w:r>
-        <w:rPr/>
+      <w:r>
+        <w:t xml:space="preserve"> instantiates these macros as a </w:t>
+      </w:r>
+      <w:proofErr w:type="spellStart"/>
+      <w:r>
+        <w:t>blackbox</w:t>
+      </w:r>
+      <w:proofErr w:type="spellEnd"/>
+      <w:r>
+        <w:t xml:space="preserve">. It cannot see what’s inside the macro. </w:t>
+      </w:r>
+      <w:r>
+        <w:t xml:space="preserve">In this case, </w:t>
+      </w:r>
+      <w:proofErr w:type="spellStart"/>
+      <w:r>
         <w:t>Innovus</w:t>
       </w:r>
-      <w:r>
-        <w:rPr/>
-        <w:t xml:space="preserve"> sees these </w:t>
-      </w:r>
-      <w:r>
-        <w:rPr/>
-        <w:t>macros</w:t>
-      </w:r>
-      <w:r>
-        <w:rPr/>
-        <w:t xml:space="preserve"> first.</w:t>
-      </w:r>
-    </w:p>
-    <w:p>
+      <w:proofErr w:type="spellEnd"/>
+      <w:r>
+        <w:t xml:space="preserve"> cannot see the bit cells, </w:t>
+      </w:r>
+      <w:r>
+        <w:t xml:space="preserve">bit lines, </w:t>
+      </w:r>
+      <w:r>
+        <w:t xml:space="preserve">sense amplifiers, etc. that an SRAM generally has. </w:t>
+      </w:r>
+      <w:r>
+        <w:t xml:space="preserve">All </w:t>
+      </w:r>
       <w:proofErr w:type="spellStart"/>
       <w:r>
+        <w:t>innovus</w:t>
+      </w:r>
+      <w:proofErr w:type="spellEnd"/>
+      <w:r>
+        <w:t xml:space="preserve"> knows is the size of the </w:t>
+      </w:r>
+      <w:proofErr w:type="spellStart"/>
+      <w:r>
+        <w:t>blackbox</w:t>
+      </w:r>
+      <w:proofErr w:type="spellEnd"/>
+      <w:r>
+        <w:t xml:space="preserve">, where its placed, and where the pins are, so </w:t>
+      </w:r>
+      <w:proofErr w:type="spellStart"/>
+      <w:r>
         <w:t>Innovus</w:t>
       </w:r>
       <w:proofErr w:type="spellEnd"/>
       <w:r>
-        <w:t xml:space="preserve"> instantiates these macros as a </w:t>
+        <w:t xml:space="preserve"> can interface with the macro.</w:t>
+      </w:r>
+    </w:p>
+    <w:p>
+      <w:r>
+        <w:t xml:space="preserve">The </w:t>
       </w:r>
       <w:proofErr w:type="spellStart"/>
       <w:r>
-        <w:t>blackbox</w:t>
+        <w:t>ChipFoundry</w:t>
       </w:r>
       <w:proofErr w:type="spellEnd"/>
       <w:r>
-        <w:t xml:space="preserve">. It cannot see what’s inside the macro. </w:t>
-      </w:r>
-      <w:r>
-        <w:t xml:space="preserve">In this case, </w:t>
-      </w:r>
-      <w:proofErr w:type="spellStart"/>
-      <w:r>
-        <w:t>Innovus</w:t>
-      </w:r>
-      <w:proofErr w:type="spellEnd"/>
-      <w:r>
-        <w:t xml:space="preserve"> cannot see the bit cells, </w:t>
-      </w:r>
-      <w:r>
-        <w:t xml:space="preserve">bit lines, </w:t>
-      </w:r>
-      <w:r>
-        <w:t xml:space="preserve">sense amplifiers, etc. that an SRAM generally has. </w:t>
-      </w:r>
-      <w:r>
-        <w:t xml:space="preserve">All </w:t>
-      </w:r>
-      <w:proofErr w:type="spellStart"/>
-      <w:r>
-        <w:t>innovus</w:t>
-      </w:r>
-      <w:proofErr w:type="spellEnd"/>
-      <w:r>
-        <w:t xml:space="preserve"> knows is the size of the </w:t>
-      </w:r>
-      <w:proofErr w:type="spellStart"/>
-      <w:r>
-        <w:t>blackbox</w:t>
-      </w:r>
-      <w:proofErr w:type="spellEnd"/>
-      <w:r>
-        <w:t xml:space="preserve">, where its placed, and where the pins are, so </w:t>
-      </w:r>
-      <w:proofErr w:type="spellStart"/>
-      <w:r>
-        <w:t>Innovus</w:t>
-      </w:r>
-      <w:proofErr w:type="spellEnd"/>
-      <w:r>
-        <w:t xml:space="preserve"> can interface with the macro.</w:t>
-      </w:r>
-    </w:p>
-    <w:p>
-      <w:r>
-        <w:t xml:space="preserve">The </w:t>
-      </w:r>
-      <w:proofErr w:type="spellStart"/>
-      <w:r>
-        <w:t>ChipFoundry</w:t>
-      </w:r>
-      <w:proofErr w:type="spellEnd"/>
-      <w:r>
         <w:t xml:space="preserve"> </w:t>
       </w:r>
       <w:r>
@@ -4644,56 +3779,28 @@
     </w:p>
     <w:p>
       <w:r>
-        <w:rPr/>
         <w:t>iii</w:t>
       </w:r>
       <w:r>
-        <w:rPr/>
-        <w:t xml:space="preserve">. Use </w:t>
-      </w:r>
-      <w:r>
-        <w:rPr/>
-        <w:t>Innovus</w:t>
-      </w:r>
-      <w:r>
-        <w:rPr/>
-        <w:t xml:space="preserve"> to zoom in to a couple of the DRCs </w:t>
-      </w:r>
-      <w:r>
-        <w:rPr/>
+        <w:t xml:space="preserve">. Use Innovus to zoom in to a couple of the DRCs </w:t>
+      </w:r>
+      <w:r>
         <w:t>(can be done by scrolling) and click on a few of the markers</w:t>
       </w:r>
       <w:r>
-        <w:rPr/>
-        <w:t xml:space="preserve">. </w:t>
-      </w:r>
-      <w:r>
-        <w:rPr/>
-        <w:t>Innovus</w:t>
-      </w:r>
-      <w:r>
-        <w:rPr/>
-        <w:t xml:space="preserve"> will show you the reasons for the DRCs. Paste or summarize what </w:t>
-      </w:r>
-      <w:r>
-        <w:rPr/>
-        <w:t>Innovus</w:t>
-      </w:r>
-      <w:r>
-        <w:rPr/>
-        <w:t xml:space="preserve"> had to say about these DRCs.</w:t>
+        <w:t>. Innovus will show you the reasons for the DRCs. Paste or summarize what Innovus had to say about these DRCs.</w:t>
       </w:r>
     </w:p>
     <w:tbl>
       <w:tblPr>
         <w:tblW w:w="9811" w:type="dxa"/>
         <w:tblBorders>
-          <w:top w:val="single" w:color="auto" w:sz="4" w:space="0"/>
-          <w:left w:val="single" w:color="auto" w:sz="4" w:space="0"/>
-          <w:bottom w:val="single" w:color="auto" w:sz="4" w:space="0"/>
-          <w:right w:val="single" w:color="auto" w:sz="4" w:space="0"/>
-          <w:insideH w:val="single" w:color="auto" w:sz="4" w:space="0"/>
-          <w:insideV w:val="single" w:color="auto" w:sz="4" w:space="0"/>
+          <w:top w:val="single" w:sz="4" w:space="0" w:color="auto"/>
+          <w:left w:val="single" w:sz="4" w:space="0" w:color="auto"/>
+          <w:bottom w:val="single" w:sz="4" w:space="0" w:color="auto"/>
+          <w:right w:val="single" w:sz="4" w:space="0" w:color="auto"/>
+          <w:insideH w:val="single" w:sz="4" w:space="0" w:color="auto"/>
+          <w:insideV w:val="single" w:sz="4" w:space="0" w:color="auto"/>
         </w:tblBorders>
         <w:tblLook w:val="0000" w:firstRow="0" w:lastRow="0" w:firstColumn="0" w:lastColumn="0" w:noHBand="0" w:noVBand="0"/>
       </w:tblPr>
@@ -4707,7 +3814,6 @@
         <w:tc>
           <w:tcPr>
             <w:tcW w:w="9811" w:type="dxa"/>
-            <w:tcMar/>
           </w:tcPr>
           <w:p>
             <w:pPr>
@@ -4756,32 +3862,28 @@
     </w:p>
     <w:p>
       <w:pPr>
-        <w:pStyle w:val="Normal"/>
         <w:spacing w:after="0" w:line="240" w:lineRule="auto"/>
       </w:pPr>
+      <w:r>
+        <w:t>iv</w:t>
+      </w:r>
+      <w:r>
+        <w:t xml:space="preserve">. </w:t>
+      </w:r>
+      <w:r>
+        <w:t>Open the file</w:t>
+      </w:r>
+      <w:r>
+        <w:t xml:space="preserve"> </w:t>
+      </w:r>
       <w:proofErr w:type="spellStart"/>
       <w:r>
-        <w:rPr/>
-        <w:t>iv</w:t>
-      </w:r>
-      <w:r>
-        <w:rPr/>
-        <w:t xml:space="preserve">. </w:t>
-      </w:r>
-      <w:r>
-        <w:rPr/>
-        <w:t>Open the file</w:t>
-      </w:r>
-      <w:r>
-        <w:rPr/>
-        <w:t xml:space="preserve"> </w:t>
-      </w:r>
-      <w:r>
         <w:rPr>
           <w:rFonts w:ascii="Courier New" w:hAnsi="Courier New" w:cs="Courier New"/>
         </w:rPr>
         <w:t>flowtool</w:t>
       </w:r>
+      <w:proofErr w:type="spellEnd"/>
       <w:r>
         <w:rPr>
           <w:rFonts w:ascii="Courier New" w:hAnsi="Courier New" w:cs="Courier New"/>
@@ -4798,39 +3900,31 @@
         <w:rPr>
           <w:rFonts w:ascii="Courier New" w:hAnsi="Courier New" w:cs="Courier New"/>
         </w:rPr>
-        <w:t>/C</w:t>
+        <w:t>/CF_SRAM</w:t>
       </w:r>
       <w:r>
         <w:rPr>
           <w:rFonts w:ascii="Courier New" w:hAnsi="Courier New" w:cs="Courier New"/>
         </w:rPr>
-        <w:t>F_SRAM</w:t>
-      </w:r>
+        <w:t>_1024x32/</w:t>
+      </w:r>
+      <w:proofErr w:type="spellStart"/>
       <w:r>
         <w:rPr>
           <w:rFonts w:ascii="Courier New" w:hAnsi="Courier New" w:cs="Courier New"/>
         </w:rPr>
-        <w:t>_1024x32/</w:t>
-      </w:r>
+        <w:t>lef</w:t>
+      </w:r>
+      <w:proofErr w:type="spellEnd"/>
       <w:r>
         <w:rPr>
           <w:rFonts w:ascii="Courier New" w:hAnsi="Courier New" w:cs="Courier New"/>
         </w:rPr>
-        <w:t>lef</w:t>
-      </w:r>
-      <w:r>
-        <w:rPr>
-          <w:rFonts w:ascii="Courier New" w:hAnsi="Courier New" w:cs="Courier New"/>
-        </w:rPr>
         <w:t>/CF_SRAM_1024x32.lef</w:t>
       </w:r>
       <w:r>
-        <w:rPr/>
         <w:t xml:space="preserve"> in a text editor.</w:t>
       </w:r>
-      <w:proofErr w:type="spellEnd"/>
-      <w:proofErr w:type="spellStart"/>
-      <w:proofErr w:type="spellEnd"/>
     </w:p>
     <w:p>
       <w:pPr>
@@ -4874,7 +3968,6 @@
     </w:p>
     <w:p>
       <w:pPr>
-        <w:pStyle w:val="Normal"/>
         <w:spacing w:after="0" w:line="240" w:lineRule="auto"/>
       </w:pPr>
     </w:p>
@@ -4882,12 +3975,12 @@
       <w:tblPr>
         <w:tblW w:w="9873" w:type="dxa"/>
         <w:tblBorders>
-          <w:top w:val="single" w:color="auto" w:sz="4" w:space="0"/>
-          <w:left w:val="single" w:color="auto" w:sz="4" w:space="0"/>
-          <w:bottom w:val="single" w:color="auto" w:sz="4" w:space="0"/>
-          <w:right w:val="single" w:color="auto" w:sz="4" w:space="0"/>
-          <w:insideH w:val="single" w:color="auto" w:sz="4" w:space="0"/>
-          <w:insideV w:val="single" w:color="auto" w:sz="4" w:space="0"/>
+          <w:top w:val="single" w:sz="4" w:space="0" w:color="auto"/>
+          <w:left w:val="single" w:sz="4" w:space="0" w:color="auto"/>
+          <w:bottom w:val="single" w:sz="4" w:space="0" w:color="auto"/>
+          <w:right w:val="single" w:sz="4" w:space="0" w:color="auto"/>
+          <w:insideH w:val="single" w:sz="4" w:space="0" w:color="auto"/>
+          <w:insideV w:val="single" w:sz="4" w:space="0" w:color="auto"/>
         </w:tblBorders>
         <w:tblLook w:val="0000" w:firstRow="0" w:lastRow="0" w:firstColumn="0" w:lastColumn="0" w:noHBand="0" w:noVBand="0"/>
       </w:tblPr>
@@ -4901,16 +3994,10 @@
         <w:tc>
           <w:tcPr>
             <w:tcW w:w="9873" w:type="dxa"/>
-            <w:tcMar/>
           </w:tcPr>
           <w:p>
             <w:pPr>
-              <w:pStyle w:val="Normal"/>
-              <w:suppressLineNumbers w:val="0"/>
-              <w:bidi w:val="0"/>
-              <w:spacing w:before="0" w:beforeAutospacing="off" w:after="160" w:afterAutospacing="off" w:line="279" w:lineRule="auto"/>
-              <w:ind w:left="32" w:right="0"/>
-              <w:jc w:val="left"/>
+              <w:ind w:left="32"/>
             </w:pPr>
             <w:r>
               <w:br/>
@@ -4932,15 +4019,12 @@
         <w:spacing w:after="0" w:line="240" w:lineRule="auto"/>
       </w:pPr>
       <w:r>
-        <w:rPr/>
         <w:t>v</w:t>
       </w:r>
       <w:r>
-        <w:rPr/>
         <w:t xml:space="preserve">. </w:t>
       </w:r>
       <w:r>
-        <w:rPr/>
         <w:t xml:space="preserve">Scroll to the very bottom of the file. Here, you will see an </w:t>
       </w:r>
       <w:r>
@@ -4950,39 +4034,27 @@
         <w:t>OBS</w:t>
       </w:r>
       <w:r>
-        <w:rPr/>
         <w:t xml:space="preserve"> block with a few metal layers </w:t>
       </w:r>
       <w:r>
-        <w:rPr/>
         <w:t>within</w:t>
       </w:r>
       <w:r>
-        <w:rPr/>
         <w:t xml:space="preserve"> </w:t>
       </w:r>
       <w:r>
-        <w:rPr/>
         <w:t>the block</w:t>
       </w:r>
       <w:r>
-        <w:rPr/>
         <w:t>.</w:t>
       </w:r>
       <w:r>
-        <w:rPr/>
         <w:t xml:space="preserve"> </w:t>
       </w:r>
       <w:r>
-        <w:rPr/>
-        <w:t>What’s</w:t>
-      </w:r>
-      <w:r>
-        <w:rPr/>
-        <w:t xml:space="preserve"> the physical meaning of this block?</w:t>
-      </w:r>
-      <w:r>
-        <w:rPr/>
+        <w:t>What’s the physical meaning of this block?</w:t>
+      </w:r>
+      <w:r>
         <w:t xml:space="preserve"> Describe what this block does for each metal layer.</w:t>
       </w:r>
     </w:p>
@@ -4995,12 +4067,12 @@
       <w:tblPr>
         <w:tblW w:w="9966" w:type="dxa"/>
         <w:tblBorders>
-          <w:top w:val="single" w:color="auto" w:sz="4" w:space="0"/>
-          <w:left w:val="single" w:color="auto" w:sz="4" w:space="0"/>
-          <w:bottom w:val="single" w:color="auto" w:sz="4" w:space="0"/>
-          <w:right w:val="single" w:color="auto" w:sz="4" w:space="0"/>
-          <w:insideH w:val="single" w:color="auto" w:sz="4" w:space="0"/>
-          <w:insideV w:val="single" w:color="auto" w:sz="4" w:space="0"/>
+          <w:top w:val="single" w:sz="4" w:space="0" w:color="auto"/>
+          <w:left w:val="single" w:sz="4" w:space="0" w:color="auto"/>
+          <w:bottom w:val="single" w:sz="4" w:space="0" w:color="auto"/>
+          <w:right w:val="single" w:sz="4" w:space="0" w:color="auto"/>
+          <w:insideH w:val="single" w:sz="4" w:space="0" w:color="auto"/>
+          <w:insideV w:val="single" w:sz="4" w:space="0" w:color="auto"/>
         </w:tblBorders>
         <w:tblLook w:val="0000" w:firstRow="0" w:lastRow="0" w:firstColumn="0" w:lastColumn="0" w:noHBand="0" w:noVBand="0"/>
       </w:tblPr>
@@ -5014,7 +4086,6 @@
         <w:tc>
           <w:tcPr>
             <w:tcW w:w="9966" w:type="dxa"/>
-            <w:tcMar/>
           </w:tcPr>
           <w:p>
             <w:pPr>
@@ -5039,71 +4110,45 @@
         <w:spacing w:after="0" w:line="240" w:lineRule="auto"/>
       </w:pPr>
       <w:r>
-        <w:rPr/>
         <w:t>vi</w:t>
       </w:r>
       <w:r>
-        <w:rPr/>
         <w:t xml:space="preserve">. </w:t>
       </w:r>
       <w:r>
-        <w:rPr/>
-        <w:t xml:space="preserve">Use </w:t>
-      </w:r>
-      <w:r>
-        <w:rPr/>
-        <w:t>Innovus</w:t>
-      </w:r>
-      <w:r>
-        <w:rPr/>
+        <w:t>Use Innovus</w:t>
+      </w:r>
+      <w:r>
         <w:t xml:space="preserve"> to find the inherent cause of the DRC</w:t>
       </w:r>
       <w:r>
-        <w:rPr/>
         <w:t xml:space="preserve"> violations</w:t>
       </w:r>
       <w:r>
-        <w:rPr/>
         <w:t xml:space="preserve"> by </w:t>
       </w:r>
       <w:r>
-        <w:rPr/>
         <w:t xml:space="preserve">looking at how the tool decided to connect the nets to the pins. </w:t>
       </w:r>
       <w:r>
-        <w:rPr/>
         <w:t xml:space="preserve">Describe what </w:t>
       </w:r>
       <w:r>
-        <w:rPr/>
         <w:t>causes these D</w:t>
       </w:r>
       <w:r>
-        <w:rPr/>
         <w:t>RC violations</w:t>
       </w:r>
       <w:r>
-        <w:rPr/>
-        <w:t xml:space="preserve"> and prove it with a screenshot of </w:t>
-      </w:r>
-      <w:r>
-        <w:rPr/>
-        <w:t>what’s</w:t>
-      </w:r>
-      <w:r>
-        <w:rPr/>
-        <w:t xml:space="preserve"> going on. </w:t>
-      </w:r>
-      <w:r>
-        <w:rPr/>
+        <w:t xml:space="preserve"> and prove it with a screenshot of what’s going on. </w:t>
+      </w:r>
+      <w:r>
         <w:t xml:space="preserve">Remember what layer </w:t>
       </w:r>
       <w:r>
-        <w:rPr/>
         <w:t>most of</w:t>
       </w:r>
       <w:r>
-        <w:rPr/>
         <w:t xml:space="preserve"> the pins are on.</w:t>
       </w:r>
     </w:p>
@@ -5116,12 +4161,12 @@
       <w:tblPr>
         <w:tblW w:w="9966" w:type="dxa"/>
         <w:tblBorders>
-          <w:top w:val="single" w:color="auto" w:sz="4" w:space="0"/>
-          <w:left w:val="single" w:color="auto" w:sz="4" w:space="0"/>
-          <w:bottom w:val="single" w:color="auto" w:sz="4" w:space="0"/>
-          <w:right w:val="single" w:color="auto" w:sz="4" w:space="0"/>
-          <w:insideH w:val="single" w:color="auto" w:sz="4" w:space="0"/>
-          <w:insideV w:val="single" w:color="auto" w:sz="4" w:space="0"/>
+          <w:top w:val="single" w:sz="4" w:space="0" w:color="auto"/>
+          <w:left w:val="single" w:sz="4" w:space="0" w:color="auto"/>
+          <w:bottom w:val="single" w:sz="4" w:space="0" w:color="auto"/>
+          <w:right w:val="single" w:sz="4" w:space="0" w:color="auto"/>
+          <w:insideH w:val="single" w:sz="4" w:space="0" w:color="auto"/>
+          <w:insideV w:val="single" w:sz="4" w:space="0" w:color="auto"/>
         </w:tblBorders>
         <w:tblLook w:val="0000" w:firstRow="0" w:lastRow="0" w:firstColumn="0" w:lastColumn="0" w:noHBand="0" w:noVBand="0"/>
       </w:tblPr>
@@ -5135,7 +4180,6 @@
         <w:tc>
           <w:tcPr>
             <w:tcW w:w="9966" w:type="dxa"/>
-            <w:tcMar/>
           </w:tcPr>
           <w:p>
             <w:pPr>
@@ -5155,23 +4199,15 @@
         <w:spacing w:after="0" w:line="240" w:lineRule="auto"/>
       </w:pPr>
       <w:r>
-        <w:rPr/>
         <w:t>vii</w:t>
       </w:r>
       <w:r>
-        <w:rPr/>
         <w:t xml:space="preserve">. Propose a solution to fix the DRCs. </w:t>
       </w:r>
       <w:r>
-        <w:rPr/>
-        <w:t>Don’t</w:t>
-      </w:r>
-      <w:r>
-        <w:rPr/>
-        <w:t xml:space="preserve"> overthink it. </w:t>
-      </w:r>
-      <w:r>
-        <w:rPr/>
+        <w:t xml:space="preserve">Don’t overthink it. </w:t>
+      </w:r>
+      <w:r>
         <w:t xml:space="preserve">Remember what the </w:t>
       </w:r>
       <w:r>
@@ -5181,7 +4217,6 @@
         <w:t>OBS</w:t>
       </w:r>
       <w:r>
-        <w:rPr/>
         <w:t xml:space="preserve"> block defines for each metal layer.</w:t>
       </w:r>
     </w:p>
@@ -5195,12 +4230,12 @@
         <w:tblW w:w="10046" w:type="dxa"/>
         <w:tblInd w:w="-21" w:type="dxa"/>
         <w:tblBorders>
-          <w:top w:val="single" w:color="auto" w:sz="4" w:space="0"/>
-          <w:left w:val="single" w:color="auto" w:sz="4" w:space="0"/>
-          <w:bottom w:val="single" w:color="auto" w:sz="4" w:space="0"/>
-          <w:right w:val="single" w:color="auto" w:sz="4" w:space="0"/>
-          <w:insideH w:val="single" w:color="auto" w:sz="4" w:space="0"/>
-          <w:insideV w:val="single" w:color="auto" w:sz="4" w:space="0"/>
+          <w:top w:val="single" w:sz="4" w:space="0" w:color="auto"/>
+          <w:left w:val="single" w:sz="4" w:space="0" w:color="auto"/>
+          <w:bottom w:val="single" w:sz="4" w:space="0" w:color="auto"/>
+          <w:right w:val="single" w:sz="4" w:space="0" w:color="auto"/>
+          <w:insideH w:val="single" w:sz="4" w:space="0" w:color="auto"/>
+          <w:insideV w:val="single" w:sz="4" w:space="0" w:color="auto"/>
         </w:tblBorders>
         <w:tblLook w:val="0000" w:firstRow="0" w:lastRow="0" w:firstColumn="0" w:lastColumn="0" w:noHBand="0" w:noVBand="0"/>
       </w:tblPr>
@@ -5214,7 +4249,6 @@
         <w:tc>
           <w:tcPr>
             <w:tcW w:w="10046" w:type="dxa"/>
-            <w:tcMar/>
           </w:tcPr>
           <w:p>
             <w:pPr>
@@ -5226,117 +4260,86 @@
     </w:tbl>
     <w:p>
       <w:pPr>
-        <w:pStyle w:val="Normal"/>
         <w:spacing w:after="0" w:line="240" w:lineRule="auto"/>
       </w:pPr>
     </w:p>
     <w:p>
       <w:pPr>
-        <w:pStyle w:val="Normal"/>
         <w:spacing w:after="0" w:line="240" w:lineRule="auto"/>
       </w:pPr>
       <w:r>
-        <w:rPr/>
         <w:t>viii</w:t>
       </w:r>
       <w:r>
-        <w:rPr/>
         <w:t xml:space="preserve">. </w:t>
       </w:r>
       <w:r>
-        <w:rPr/>
         <w:t xml:space="preserve">To fix these DRC violations, </w:t>
       </w:r>
       <w:r>
-        <w:rPr/>
         <w:t>you will need to make two changes</w:t>
       </w:r>
       <w:r>
-        <w:rPr/>
         <w:t>:</w:t>
       </w:r>
     </w:p>
     <w:p>
       <w:pPr>
-        <w:pStyle w:val="Normal"/>
-        <w:suppressLineNumbers w:val="0"/>
-        <w:bidi w:val="0"/>
-        <w:spacing w:before="0" w:beforeAutospacing="off" w:after="0" w:afterAutospacing="off" w:line="240" w:lineRule="auto"/>
-        <w:ind w:left="0" w:right="0" w:firstLine="0"/>
-        <w:jc w:val="left"/>
-      </w:pPr>
-      <w:r>
-        <w:rPr/>
-        <w:t xml:space="preserve">1. Make the </w:t>
-      </w:r>
-      <w:r>
-        <w:rPr/>
-        <w:t>appropriate change</w:t>
-      </w:r>
-      <w:r>
-        <w:rPr/>
-        <w:t xml:space="preserve"> (just 1 change) in </w:t>
-      </w:r>
-      <w:r>
-        <w:rPr/>
+        <w:spacing w:after="0" w:line="240" w:lineRule="auto"/>
+      </w:pPr>
+      <w:r>
+        <w:t xml:space="preserve">1. Make the appropriate change (just 1 change) in </w:t>
+      </w:r>
+      <w:proofErr w:type="gramStart"/>
+      <w:r>
         <w:t>setup.yaml</w:t>
       </w:r>
-      <w:r>
-        <w:rPr/>
-        <w:t xml:space="preserve"> to fix the DRC violations. Once again, remember the layer most of the pins are on in the LEF and why the DRCs occurred. Most importantly, use the solution in question 7 to help decide what change you need to make.  </w:t>
+      <w:proofErr w:type="gramEnd"/>
+      <w:r>
+        <w:t xml:space="preserve"> to fix the DRC violations. Once again, remember the layer most of the pins are on in the LEF and why the DRCs occurred. Most importantly, use the solution in </w:t>
+      </w:r>
+      <w:r>
+        <w:t>part 7</w:t>
+      </w:r>
+      <w:r>
+        <w:t xml:space="preserve"> to help decide what change you need to make.  </w:t>
       </w:r>
     </w:p>
     <w:p>
       <w:pPr>
         <w:spacing w:after="0" w:line="240" w:lineRule="auto"/>
-        <w:ind w:left="0" w:firstLine="0"/>
-      </w:pPr>
-      <w:r>
-        <w:rPr/>
+      </w:pPr>
+      <w:r>
         <w:t xml:space="preserve">2. </w:t>
       </w:r>
       <w:r>
-        <w:rPr/>
         <w:t xml:space="preserve">This second one is a bit hard to figure out </w:t>
       </w:r>
       <w:r>
-        <w:rPr/>
         <w:t xml:space="preserve">by yourselves right now, so </w:t>
       </w:r>
       <w:r>
-        <w:rPr/>
-        <w:t xml:space="preserve">here’s</w:t>
-      </w:r>
-      <w:r>
-        <w:rPr/>
-        <w:t xml:space="preserve"> a hint</w:t>
-      </w:r>
-      <w:r>
-        <w:rPr/>
-        <w:t xml:space="preserve">: You wil</w:t>
-      </w:r>
-      <w:r>
-        <w:rPr/>
+        <w:t>here’s a hint</w:t>
+      </w:r>
+      <w:r>
+        <w:t>: You wil</w:t>
+      </w:r>
+      <w:r>
         <w:t xml:space="preserve">l </w:t>
       </w:r>
       <w:r>
-        <w:rPr/>
         <w:t xml:space="preserve">need to define </w:t>
       </w:r>
       <w:r>
-        <w:rPr/>
         <w:t xml:space="preserve">a keep-out margin </w:t>
       </w:r>
       <w:r>
-        <w:rPr/>
         <w:t>around the SRAMs such that no standard cells can be placed there. Find a command on Cadence Support that does this and</w:t>
       </w:r>
       <w:r>
-        <w:rPr/>
         <w:t xml:space="preserve"> </w:t>
       </w:r>
       <w:r>
-        <w:rPr/>
         <w:t xml:space="preserve">include it in </w:t>
       </w:r>
       <w:r>
@@ -5346,20 +4349,12 @@
         <w:t>floorplan.tcl</w:t>
       </w:r>
       <w:r>
-        <w:rPr>
-          <w:rFonts w:cs="Calibri" w:cstheme="minorAscii"/>
-        </w:rPr>
         <w:t>.</w:t>
       </w:r>
     </w:p>
     <w:p>
       <w:pPr>
-        <w:pStyle w:val="Normal"/>
         <w:spacing w:after="0" w:line="240" w:lineRule="auto"/>
-        <w:ind w:left="0" w:hanging="0"/>
-        <w:rPr>
-          <w:rFonts w:cs="Calibri" w:cstheme="minorAscii"/>
-        </w:rPr>
       </w:pPr>
     </w:p>
     <w:p>
@@ -5368,11 +4363,9 @@
         <w:ind w:left="720" w:hanging="720"/>
       </w:pPr>
       <w:r>
-        <w:rPr/>
         <w:t xml:space="preserve">Iv. </w:t>
       </w:r>
       <w:r>
-        <w:rPr/>
         <w:t>State the changes you made and paste a picture of your DRC clean design!</w:t>
       </w:r>
     </w:p>
@@ -5387,12 +4380,12 @@
         <w:tblW w:w="10046" w:type="dxa"/>
         <w:tblInd w:w="-21" w:type="dxa"/>
         <w:tblBorders>
-          <w:top w:val="single" w:color="auto" w:sz="4" w:space="0"/>
-          <w:left w:val="single" w:color="auto" w:sz="4" w:space="0"/>
-          <w:bottom w:val="single" w:color="auto" w:sz="4" w:space="0"/>
-          <w:right w:val="single" w:color="auto" w:sz="4" w:space="0"/>
-          <w:insideH w:val="single" w:color="auto" w:sz="4" w:space="0"/>
-          <w:insideV w:val="single" w:color="auto" w:sz="4" w:space="0"/>
+          <w:top w:val="single" w:sz="4" w:space="0" w:color="auto"/>
+          <w:left w:val="single" w:sz="4" w:space="0" w:color="auto"/>
+          <w:bottom w:val="single" w:sz="4" w:space="0" w:color="auto"/>
+          <w:right w:val="single" w:sz="4" w:space="0" w:color="auto"/>
+          <w:insideH w:val="single" w:sz="4" w:space="0" w:color="auto"/>
+          <w:insideV w:val="single" w:sz="4" w:space="0" w:color="auto"/>
         </w:tblBorders>
         <w:tblLook w:val="0000" w:firstRow="0" w:lastRow="0" w:firstColumn="0" w:lastColumn="0" w:noHBand="0" w:noVBand="0"/>
       </w:tblPr>
@@ -5406,7 +4399,6 @@
         <w:tc>
           <w:tcPr>
             <w:tcW w:w="10046" w:type="dxa"/>
-            <w:tcMar/>
           </w:tcPr>
           <w:p>
             <w:pPr>
@@ -5445,7 +4437,15 @@
         <w:spacing w:after="0" w:line="240" w:lineRule="auto"/>
       </w:pPr>
       <w:r>
-        <w:t>This is actually one of the problems we fixed very recently</w:t>
+        <w:t xml:space="preserve">This is </w:t>
+      </w:r>
+      <w:proofErr w:type="gramStart"/>
+      <w:r>
+        <w:t>actually one</w:t>
+      </w:r>
+      <w:proofErr w:type="gramEnd"/>
+      <w:r>
+        <w:t xml:space="preserve"> of the problems we fixed very recently</w:t>
       </w:r>
       <w:r>
         <w:t xml:space="preserve">! </w:t>
@@ -5467,7 +4467,7 @@
       </w:r>
     </w:p>
     <w:sectPr>
-      <w:pgSz w:w="12240" w:h="15840" w:orient="portrait"/>
+      <w:pgSz w:w="12240" w:h="15840"/>
       <w:pgMar w:top="1440" w:right="1440" w:bottom="1440" w:left="1440" w:header="720" w:footer="720" w:gutter="0"/>
       <w:cols w:space="720"/>
       <w:docGrid w:linePitch="360"/>
@@ -5476,16 +4476,8 @@
 </w:document>
 </file>
 
-<file path=word/commentsExtended.xml><?xml version="1.0" encoding="utf-8"?>
-<w15:commentsEx xmlns:mc="http://schemas.openxmlformats.org/markup-compatibility/2006" xmlns:w15="http://schemas.microsoft.com/office/word/2012/wordml" mc:Ignorable="w15"/>
-</file>
-
-<file path=word/commentsIds.xml><?xml version="1.0" encoding="utf-8"?>
-<w16cid:commentsIds xmlns:mc="http://schemas.openxmlformats.org/markup-compatibility/2006" xmlns:w16cid="http://schemas.microsoft.com/office/word/2016/wordml/cid" mc:Ignorable="w16cid"/>
-</file>
-
 <file path=word/endnotes.xml><?xml version="1.0" encoding="utf-8"?>
-<w:endnotes xmlns:wpc="http://schemas.microsoft.com/office/word/2010/wordprocessingCanvas" xmlns:cx="http://schemas.microsoft.com/office/drawing/2014/chartex" xmlns:cx1="http://schemas.microsoft.com/office/drawing/2015/9/8/chartex" xmlns:cx2="http://schemas.microsoft.com/office/drawing/2015/10/21/chartex" xmlns:cx3="http://schemas.microsoft.com/office/drawing/2016/5/9/chartex" xmlns:cx4="http://schemas.microsoft.com/office/drawing/2016/5/10/chartex" xmlns:cx5="http://schemas.microsoft.com/office/drawing/2016/5/11/chartex" xmlns:cx6="http://schemas.microsoft.com/office/drawing/2016/5/12/chartex" xmlns:cx7="http://schemas.microsoft.com/office/drawing/2016/5/13/chartex" xmlns:cx8="http://schemas.microsoft.com/office/drawing/2016/5/14/chartex" xmlns:mc="http://schemas.openxmlformats.org/markup-compatibility/2006" xmlns:aink="http://schemas.microsoft.com/office/drawing/2016/ink" xmlns:am3d="http://schemas.microsoft.com/office/drawing/2017/model3d" xmlns:o="urn:schemas-microsoft-com:office:office" xmlns:oel="http://schemas.microsoft.com/office/2019/extlst" xmlns:r="http://schemas.openxmlformats.org/officeDocument/2006/relationships" xmlns:m="http://schemas.openxmlformats.org/officeDocument/2006/math" xmlns:v="urn:schemas-microsoft-com:vml" xmlns:wp14="http://schemas.microsoft.com/office/word/2010/wordprocessingDrawing" xmlns:wp="http://schemas.openxmlformats.org/drawingml/2006/wordprocessingDrawing" xmlns:w10="urn:schemas-microsoft-com:office:word" xmlns:w="http://schemas.openxmlformats.org/wordprocessingml/2006/main" xmlns:w14="http://schemas.microsoft.com/office/word/2010/wordml" xmlns:w15="http://schemas.microsoft.com/office/word/2012/wordml" xmlns:w16cex="http://schemas.microsoft.com/office/word/2018/wordml/cex" xmlns:w16cid="http://schemas.microsoft.com/office/word/2016/wordml/cid" xmlns:w16="http://schemas.microsoft.com/office/word/2018/wordml" xmlns:w16du="http://schemas.microsoft.com/office/word/2023/wordml/word16du" xmlns:w16sdtdh="http://schemas.microsoft.com/office/word/2020/wordml/sdtdatahash" xmlns:w16sdtfl="http://schemas.microsoft.com/office/word/2024/wordml/sdtformatlock" xmlns:w16se="http://schemas.microsoft.com/office/word/2015/wordml/symex" xmlns:wpg="http://schemas.microsoft.com/office/word/2010/wordprocessingGroup" xmlns:wpi="http://schemas.microsoft.com/office/word/2010/wordprocessingInk" xmlns:wne="http://schemas.microsoft.com/office/word/2006/wordml" xmlns:wps="http://schemas.microsoft.com/office/word/2010/wordprocessingShape" mc:Ignorable="w14 w15 w16se w16cid w16 w16cex w16sdtdh w16sdtfl w16du wp14">
+<w:endnotes xmlns:wpc="http://schemas.microsoft.com/office/word/2010/wordprocessingCanvas" xmlns:cx="http://schemas.microsoft.com/office/drawing/2014/chartex" xmlns:cx1="http://schemas.microsoft.com/office/drawing/2015/9/8/chartex" xmlns:cx2="http://schemas.microsoft.com/office/drawing/2015/10/21/chartex" xmlns:cx3="http://schemas.microsoft.com/office/drawing/2016/5/9/chartex" xmlns:cx4="http://schemas.microsoft.com/office/drawing/2016/5/10/chartex" xmlns:cx5="http://schemas.microsoft.com/office/drawing/2016/5/11/chartex" xmlns:cx6="http://schemas.microsoft.com/office/drawing/2016/5/12/chartex" xmlns:cx7="http://schemas.microsoft.com/office/drawing/2016/5/13/chartex" xmlns:cx8="http://schemas.microsoft.com/office/drawing/2016/5/14/chartex" xmlns:mc="http://schemas.openxmlformats.org/markup-compatibility/2006" xmlns:aink="http://schemas.microsoft.com/office/drawing/2016/ink" xmlns:am3d="http://schemas.microsoft.com/office/drawing/2017/model3d" xmlns:o="urn:schemas-microsoft-com:office:office" xmlns:oel="http://schemas.microsoft.com/office/2019/extlst" xmlns:r="http://schemas.openxmlformats.org/officeDocument/2006/relationships" xmlns:m="http://schemas.openxmlformats.org/officeDocument/2006/math" xmlns:v="urn:schemas-microsoft-com:vml" xmlns:wp14="http://schemas.microsoft.com/office/word/2010/wordprocessingDrawing" xmlns:wp="http://schemas.openxmlformats.org/drawingml/2006/wordprocessingDrawing" xmlns:w10="urn:schemas-microsoft-com:office:word" xmlns:w="http://schemas.openxmlformats.org/wordprocessingml/2006/main" xmlns:w14="http://schemas.microsoft.com/office/word/2010/wordml" xmlns:w15="http://schemas.microsoft.com/office/word/2012/wordml" xmlns:w16cex="http://schemas.microsoft.com/office/word/2018/wordml/cex" xmlns:w16cid="http://schemas.microsoft.com/office/word/2016/wordml/cid" xmlns:w16="http://schemas.microsoft.com/office/word/2018/wordml" xmlns:w16sdtdh="http://schemas.microsoft.com/office/word/2020/wordml/sdtdatahash" xmlns:w16se="http://schemas.microsoft.com/office/word/2015/wordml/symex" xmlns:wpg="http://schemas.microsoft.com/office/word/2010/wordprocessingGroup" xmlns:wpi="http://schemas.microsoft.com/office/word/2010/wordprocessingInk" xmlns:wne="http://schemas.microsoft.com/office/word/2006/wordml" xmlns:wps="http://schemas.microsoft.com/office/word/2010/wordprocessingShape" mc:Ignorable="w14 w15 w16se w16cid w16 w16cex w16sdtdh wp14">
   <w:endnote w:type="separator" w:id="-1">
     <w:p>
       <w:pPr>
@@ -5517,7 +4509,7 @@
 </file>
 
 <file path=word/footnotes.xml><?xml version="1.0" encoding="utf-8"?>
-<w:footnotes xmlns:wpc="http://schemas.microsoft.com/office/word/2010/wordprocessingCanvas" xmlns:cx="http://schemas.microsoft.com/office/drawing/2014/chartex" xmlns:cx1="http://schemas.microsoft.com/office/drawing/2015/9/8/chartex" xmlns:cx2="http://schemas.microsoft.com/office/drawing/2015/10/21/chartex" xmlns:cx3="http://schemas.microsoft.com/office/drawing/2016/5/9/chartex" xmlns:cx4="http://schemas.microsoft.com/office/drawing/2016/5/10/chartex" xmlns:cx5="http://schemas.microsoft.com/office/drawing/2016/5/11/chartex" xmlns:cx6="http://schemas.microsoft.com/office/drawing/2016/5/12/chartex" xmlns:cx7="http://schemas.microsoft.com/office/drawing/2016/5/13/chartex" xmlns:cx8="http://schemas.microsoft.com/office/drawing/2016/5/14/chartex" xmlns:mc="http://schemas.openxmlformats.org/markup-compatibility/2006" xmlns:aink="http://schemas.microsoft.com/office/drawing/2016/ink" xmlns:am3d="http://schemas.microsoft.com/office/drawing/2017/model3d" xmlns:o="urn:schemas-microsoft-com:office:office" xmlns:oel="http://schemas.microsoft.com/office/2019/extlst" xmlns:r="http://schemas.openxmlformats.org/officeDocument/2006/relationships" xmlns:m="http://schemas.openxmlformats.org/officeDocument/2006/math" xmlns:v="urn:schemas-microsoft-com:vml" xmlns:wp14="http://schemas.microsoft.com/office/word/2010/wordprocessingDrawing" xmlns:wp="http://schemas.openxmlformats.org/drawingml/2006/wordprocessingDrawing" xmlns:w10="urn:schemas-microsoft-com:office:word" xmlns:w="http://schemas.openxmlformats.org/wordprocessingml/2006/main" xmlns:w14="http://schemas.microsoft.com/office/word/2010/wordml" xmlns:w15="http://schemas.microsoft.com/office/word/2012/wordml" xmlns:w16cex="http://schemas.microsoft.com/office/word/2018/wordml/cex" xmlns:w16cid="http://schemas.microsoft.com/office/word/2016/wordml/cid" xmlns:w16="http://schemas.microsoft.com/office/word/2018/wordml" xmlns:w16du="http://schemas.microsoft.com/office/word/2023/wordml/word16du" xmlns:w16sdtdh="http://schemas.microsoft.com/office/word/2020/wordml/sdtdatahash" xmlns:w16sdtfl="http://schemas.microsoft.com/office/word/2024/wordml/sdtformatlock" xmlns:w16se="http://schemas.microsoft.com/office/word/2015/wordml/symex" xmlns:wpg="http://schemas.microsoft.com/office/word/2010/wordprocessingGroup" xmlns:wpi="http://schemas.microsoft.com/office/word/2010/wordprocessingInk" xmlns:wne="http://schemas.microsoft.com/office/word/2006/wordml" xmlns:wps="http://schemas.microsoft.com/office/word/2010/wordprocessingShape" mc:Ignorable="w14 w15 w16se w16cid w16 w16cex w16sdtdh w16sdtfl w16du wp14">
+<w:footnotes xmlns:wpc="http://schemas.microsoft.com/office/word/2010/wordprocessingCanvas" xmlns:cx="http://schemas.microsoft.com/office/drawing/2014/chartex" xmlns:cx1="http://schemas.microsoft.com/office/drawing/2015/9/8/chartex" xmlns:cx2="http://schemas.microsoft.com/office/drawing/2015/10/21/chartex" xmlns:cx3="http://schemas.microsoft.com/office/drawing/2016/5/9/chartex" xmlns:cx4="http://schemas.microsoft.com/office/drawing/2016/5/10/chartex" xmlns:cx5="http://schemas.microsoft.com/office/drawing/2016/5/11/chartex" xmlns:cx6="http://schemas.microsoft.com/office/drawing/2016/5/12/chartex" xmlns:cx7="http://schemas.microsoft.com/office/drawing/2016/5/13/chartex" xmlns:cx8="http://schemas.microsoft.com/office/drawing/2016/5/14/chartex" xmlns:mc="http://schemas.openxmlformats.org/markup-compatibility/2006" xmlns:aink="http://schemas.microsoft.com/office/drawing/2016/ink" xmlns:am3d="http://schemas.microsoft.com/office/drawing/2017/model3d" xmlns:o="urn:schemas-microsoft-com:office:office" xmlns:oel="http://schemas.microsoft.com/office/2019/extlst" xmlns:r="http://schemas.openxmlformats.org/officeDocument/2006/relationships" xmlns:m="http://schemas.openxmlformats.org/officeDocument/2006/math" xmlns:v="urn:schemas-microsoft-com:vml" xmlns:wp14="http://schemas.microsoft.com/office/word/2010/wordprocessingDrawing" xmlns:wp="http://schemas.openxmlformats.org/drawingml/2006/wordprocessingDrawing" xmlns:w10="urn:schemas-microsoft-com:office:word" xmlns:w="http://schemas.openxmlformats.org/wordprocessingml/2006/main" xmlns:w14="http://schemas.microsoft.com/office/word/2010/wordml" xmlns:w15="http://schemas.microsoft.com/office/word/2012/wordml" xmlns:w16cex="http://schemas.microsoft.com/office/word/2018/wordml/cex" xmlns:w16cid="http://schemas.microsoft.com/office/word/2016/wordml/cid" xmlns:w16="http://schemas.microsoft.com/office/word/2018/wordml" xmlns:w16sdtdh="http://schemas.microsoft.com/office/word/2020/wordml/sdtdatahash" xmlns:w16se="http://schemas.microsoft.com/office/word/2015/wordml/symex" xmlns:wpg="http://schemas.microsoft.com/office/word/2010/wordprocessingGroup" xmlns:wpi="http://schemas.microsoft.com/office/word/2010/wordprocessingInk" xmlns:wne="http://schemas.microsoft.com/office/word/2006/wordml" xmlns:wps="http://schemas.microsoft.com/office/word/2010/wordprocessingShape" mc:Ignorable="w14 w15 w16se w16cid w16 w16cex w16sdtdh wp14">
   <w:footnote w:type="separator" w:id="-1">
     <w:p>
       <w:pPr>
@@ -5549,7 +4541,7 @@
 </file>
 
 <file path=word/numbering.xml><?xml version="1.0" encoding="utf-8"?>
-<w:numbering xmlns:wpc="http://schemas.microsoft.com/office/word/2010/wordprocessingCanvas" xmlns:cx="http://schemas.microsoft.com/office/drawing/2014/chartex" xmlns:cx1="http://schemas.microsoft.com/office/drawing/2015/9/8/chartex" xmlns:cx2="http://schemas.microsoft.com/office/drawing/2015/10/21/chartex" xmlns:cx3="http://schemas.microsoft.com/office/drawing/2016/5/9/chartex" xmlns:cx4="http://schemas.microsoft.com/office/drawing/2016/5/10/chartex" xmlns:cx5="http://schemas.microsoft.com/office/drawing/2016/5/11/chartex" xmlns:cx6="http://schemas.microsoft.com/office/drawing/2016/5/12/chartex" xmlns:cx7="http://schemas.microsoft.com/office/drawing/2016/5/13/chartex" xmlns:cx8="http://schemas.microsoft.com/office/drawing/2016/5/14/chartex" xmlns:mc="http://schemas.openxmlformats.org/markup-compatibility/2006" xmlns:aink="http://schemas.microsoft.com/office/drawing/2016/ink" xmlns:am3d="http://schemas.microsoft.com/office/drawing/2017/model3d" xmlns:o="urn:schemas-microsoft-com:office:office" xmlns:oel="http://schemas.microsoft.com/office/2019/extlst" xmlns:r="http://schemas.openxmlformats.org/officeDocument/2006/relationships" xmlns:m="http://schemas.openxmlformats.org/officeDocument/2006/math" xmlns:v="urn:schemas-microsoft-com:vml" xmlns:wp14="http://schemas.microsoft.com/office/word/2010/wordprocessingDrawing" xmlns:wp="http://schemas.openxmlformats.org/drawingml/2006/wordprocessingDrawing" xmlns:w10="urn:schemas-microsoft-com:office:word" xmlns:w="http://schemas.openxmlformats.org/wordprocessingml/2006/main" xmlns:w14="http://schemas.microsoft.com/office/word/2010/wordml" xmlns:w15="http://schemas.microsoft.com/office/word/2012/wordml" xmlns:w16cex="http://schemas.microsoft.com/office/word/2018/wordml/cex" xmlns:w16cid="http://schemas.microsoft.com/office/word/2016/wordml/cid" xmlns:w16="http://schemas.microsoft.com/office/word/2018/wordml" xmlns:w16du="http://schemas.microsoft.com/office/word/2023/wordml/word16du" xmlns:w16sdtdh="http://schemas.microsoft.com/office/word/2020/wordml/sdtdatahash" xmlns:w16sdtfl="http://schemas.microsoft.com/office/word/2024/wordml/sdtformatlock" xmlns:w16se="http://schemas.microsoft.com/office/word/2015/wordml/symex" xmlns:wpg="http://schemas.microsoft.com/office/word/2010/wordprocessingGroup" xmlns:wpi="http://schemas.microsoft.com/office/word/2010/wordprocessingInk" xmlns:wne="http://schemas.microsoft.com/office/word/2006/wordml" xmlns:wps="http://schemas.microsoft.com/office/word/2010/wordprocessingShape" mc:Ignorable="w14 w15 w16se w16cid w16 w16cex w16sdtdh w16sdtfl w16du wp14">
+<w:numbering xmlns:wpc="http://schemas.microsoft.com/office/word/2010/wordprocessingCanvas" xmlns:cx="http://schemas.microsoft.com/office/drawing/2014/chartex" xmlns:cx1="http://schemas.microsoft.com/office/drawing/2015/9/8/chartex" xmlns:cx2="http://schemas.microsoft.com/office/drawing/2015/10/21/chartex" xmlns:cx3="http://schemas.microsoft.com/office/drawing/2016/5/9/chartex" xmlns:cx4="http://schemas.microsoft.com/office/drawing/2016/5/10/chartex" xmlns:cx5="http://schemas.microsoft.com/office/drawing/2016/5/11/chartex" xmlns:cx6="http://schemas.microsoft.com/office/drawing/2016/5/12/chartex" xmlns:cx7="http://schemas.microsoft.com/office/drawing/2016/5/13/chartex" xmlns:cx8="http://schemas.microsoft.com/office/drawing/2016/5/14/chartex" xmlns:mc="http://schemas.openxmlformats.org/markup-compatibility/2006" xmlns:aink="http://schemas.microsoft.com/office/drawing/2016/ink" xmlns:am3d="http://schemas.microsoft.com/office/drawing/2017/model3d" xmlns:o="urn:schemas-microsoft-com:office:office" xmlns:oel="http://schemas.microsoft.com/office/2019/extlst" xmlns:r="http://schemas.openxmlformats.org/officeDocument/2006/relationships" xmlns:m="http://schemas.openxmlformats.org/officeDocument/2006/math" xmlns:v="urn:schemas-microsoft-com:vml" xmlns:wp14="http://schemas.microsoft.com/office/word/2010/wordprocessingDrawing" xmlns:wp="http://schemas.openxmlformats.org/drawingml/2006/wordprocessingDrawing" xmlns:w10="urn:schemas-microsoft-com:office:word" xmlns:w="http://schemas.openxmlformats.org/wordprocessingml/2006/main" xmlns:w14="http://schemas.microsoft.com/office/word/2010/wordml" xmlns:w15="http://schemas.microsoft.com/office/word/2012/wordml" xmlns:w16cex="http://schemas.microsoft.com/office/word/2018/wordml/cex" xmlns:w16cid="http://schemas.microsoft.com/office/word/2016/wordml/cid" xmlns:w16="http://schemas.microsoft.com/office/word/2018/wordml" xmlns:w16sdtdh="http://schemas.microsoft.com/office/word/2020/wordml/sdtdatahash" xmlns:w16se="http://schemas.microsoft.com/office/word/2015/wordml/symex" xmlns:wpg="http://schemas.microsoft.com/office/word/2010/wordprocessingGroup" xmlns:wpi="http://schemas.microsoft.com/office/word/2010/wordprocessingInk" xmlns:wne="http://schemas.microsoft.com/office/word/2006/wordml" xmlns:wps="http://schemas.microsoft.com/office/word/2010/wordprocessingShape" mc:Ignorable="w14 w15 w16se w16cid w16 w16cex w16sdtdh wp14">
   <w:abstractNum w:abstractNumId="0" w15:restartNumberingAfterBreak="0">
     <w:nsid w:val="2E4EEE5F"/>
     <w:multiLevelType w:val="hybridMultilevel"/>
@@ -5563,7 +4555,7 @@
         <w:ind w:left="720" w:hanging="360"/>
       </w:pPr>
       <w:rPr>
-        <w:rFonts w:hint="default" w:ascii="Symbol" w:hAnsi="Symbol"/>
+        <w:rFonts w:ascii="Symbol" w:hAnsi="Symbol" w:hint="default"/>
       </w:rPr>
     </w:lvl>
     <w:lvl w:ilvl="1" w:tplc="D6CCF9FC">
@@ -5575,7 +4567,7 @@
         <w:ind w:left="1440" w:hanging="360"/>
       </w:pPr>
       <w:rPr>
-        <w:rFonts w:hint="default" w:ascii="Courier New" w:hAnsi="Courier New"/>
+        <w:rFonts w:ascii="Courier New" w:hAnsi="Courier New" w:hint="default"/>
       </w:rPr>
     </w:lvl>
     <w:lvl w:ilvl="2" w:tplc="CDA841DA">
@@ -5587,7 +4579,7 @@
         <w:ind w:left="2160" w:hanging="360"/>
       </w:pPr>
       <w:rPr>
-        <w:rFonts w:hint="default" w:ascii="Wingdings" w:hAnsi="Wingdings"/>
+        <w:rFonts w:ascii="Wingdings" w:hAnsi="Wingdings" w:hint="default"/>
       </w:rPr>
     </w:lvl>
     <w:lvl w:ilvl="3" w:tplc="CAB06626">
@@ -5599,7 +4591,7 @@
         <w:ind w:left="2880" w:hanging="360"/>
       </w:pPr>
       <w:rPr>
-        <w:rFonts w:hint="default" w:ascii="Symbol" w:hAnsi="Symbol"/>
+        <w:rFonts w:ascii="Symbol" w:hAnsi="Symbol" w:hint="default"/>
       </w:rPr>
     </w:lvl>
     <w:lvl w:ilvl="4" w:tplc="40FC5FB0">
@@ -5611,7 +4603,7 @@
         <w:ind w:left="3600" w:hanging="360"/>
       </w:pPr>
       <w:rPr>
-        <w:rFonts w:hint="default" w:ascii="Courier New" w:hAnsi="Courier New"/>
+        <w:rFonts w:ascii="Courier New" w:hAnsi="Courier New" w:hint="default"/>
       </w:rPr>
     </w:lvl>
     <w:lvl w:ilvl="5" w:tplc="7E1445AE">
@@ -5623,7 +4615,7 @@
         <w:ind w:left="4320" w:hanging="360"/>
       </w:pPr>
       <w:rPr>
-        <w:rFonts w:hint="default" w:ascii="Wingdings" w:hAnsi="Wingdings"/>
+        <w:rFonts w:ascii="Wingdings" w:hAnsi="Wingdings" w:hint="default"/>
       </w:rPr>
     </w:lvl>
     <w:lvl w:ilvl="6" w:tplc="954863E8">
@@ -5635,7 +4627,7 @@
         <w:ind w:left="5040" w:hanging="360"/>
       </w:pPr>
       <w:rPr>
-        <w:rFonts w:hint="default" w:ascii="Symbol" w:hAnsi="Symbol"/>
+        <w:rFonts w:ascii="Symbol" w:hAnsi="Symbol" w:hint="default"/>
       </w:rPr>
     </w:lvl>
     <w:lvl w:ilvl="7" w:tplc="4B964554">
@@ -5647,7 +4639,7 @@
         <w:ind w:left="5760" w:hanging="360"/>
       </w:pPr>
       <w:rPr>
-        <w:rFonts w:hint="default" w:ascii="Courier New" w:hAnsi="Courier New"/>
+        <w:rFonts w:ascii="Courier New" w:hAnsi="Courier New" w:hint="default"/>
       </w:rPr>
     </w:lvl>
     <w:lvl w:ilvl="8" w:tplc="27D20908">
@@ -5659,7 +4651,7 @@
         <w:ind w:left="6480" w:hanging="360"/>
       </w:pPr>
       <w:rPr>
-        <w:rFonts w:hint="default" w:ascii="Wingdings" w:hAnsi="Wingdings"/>
+        <w:rFonts w:ascii="Wingdings" w:hAnsi="Wingdings" w:hint="default"/>
       </w:rPr>
     </w:lvl>
   </w:abstractNum>
@@ -5676,7 +4668,7 @@
         <w:ind w:left="720" w:hanging="360"/>
       </w:pPr>
       <w:rPr>
-        <w:rFonts w:hint="default" w:ascii="Symbol" w:hAnsi="Symbol"/>
+        <w:rFonts w:ascii="Symbol" w:hAnsi="Symbol" w:hint="default"/>
       </w:rPr>
     </w:lvl>
     <w:lvl w:ilvl="1" w:tplc="6010D846">
@@ -5688,7 +4680,7 @@
         <w:ind w:left="1440" w:hanging="360"/>
       </w:pPr>
       <w:rPr>
-        <w:rFonts w:hint="default" w:ascii="Courier New" w:hAnsi="Courier New"/>
+        <w:rFonts w:ascii="Courier New" w:hAnsi="Courier New" w:hint="default"/>
       </w:rPr>
     </w:lvl>
     <w:lvl w:ilvl="2" w:tplc="AE36B9EA">
@@ -5700,7 +4692,7 @@
         <w:ind w:left="2160" w:hanging="360"/>
       </w:pPr>
       <w:rPr>
-        <w:rFonts w:hint="default" w:ascii="Wingdings" w:hAnsi="Wingdings"/>
+        <w:rFonts w:ascii="Wingdings" w:hAnsi="Wingdings" w:hint="default"/>
       </w:rPr>
     </w:lvl>
     <w:lvl w:ilvl="3" w:tplc="CC462262">
@@ -5712,7 +4704,7 @@
         <w:ind w:left="2880" w:hanging="360"/>
       </w:pPr>
       <w:rPr>
-        <w:rFonts w:hint="default" w:ascii="Symbol" w:hAnsi="Symbol"/>
+        <w:rFonts w:ascii="Symbol" w:hAnsi="Symbol" w:hint="default"/>
       </w:rPr>
     </w:lvl>
     <w:lvl w:ilvl="4" w:tplc="6128B8F8">
@@ -5724,7 +4716,7 @@
         <w:ind w:left="3600" w:hanging="360"/>
       </w:pPr>
       <w:rPr>
-        <w:rFonts w:hint="default" w:ascii="Courier New" w:hAnsi="Courier New"/>
+        <w:rFonts w:ascii="Courier New" w:hAnsi="Courier New" w:hint="default"/>
       </w:rPr>
     </w:lvl>
     <w:lvl w:ilvl="5" w:tplc="9208E846">
@@ -5736,7 +4728,7 @@
         <w:ind w:left="4320" w:hanging="360"/>
       </w:pPr>
       <w:rPr>
-        <w:rFonts w:hint="default" w:ascii="Wingdings" w:hAnsi="Wingdings"/>
+        <w:rFonts w:ascii="Wingdings" w:hAnsi="Wingdings" w:hint="default"/>
       </w:rPr>
     </w:lvl>
     <w:lvl w:ilvl="6" w:tplc="656086BE">
@@ -5748,7 +4740,7 @@
         <w:ind w:left="5040" w:hanging="360"/>
       </w:pPr>
       <w:rPr>
-        <w:rFonts w:hint="default" w:ascii="Symbol" w:hAnsi="Symbol"/>
+        <w:rFonts w:ascii="Symbol" w:hAnsi="Symbol" w:hint="default"/>
       </w:rPr>
     </w:lvl>
     <w:lvl w:ilvl="7" w:tplc="9D484C9E">
@@ -5760,7 +4752,7 @@
         <w:ind w:left="5760" w:hanging="360"/>
       </w:pPr>
       <w:rPr>
-        <w:rFonts w:hint="default" w:ascii="Courier New" w:hAnsi="Courier New"/>
+        <w:rFonts w:ascii="Courier New" w:hAnsi="Courier New" w:hint="default"/>
       </w:rPr>
     </w:lvl>
     <w:lvl w:ilvl="8" w:tplc="9A46DD72">
@@ -5772,7 +4764,7 @@
         <w:ind w:left="6480" w:hanging="360"/>
       </w:pPr>
       <w:rPr>
-        <w:rFonts w:hint="default" w:ascii="Wingdings" w:hAnsi="Wingdings"/>
+        <w:rFonts w:ascii="Wingdings" w:hAnsi="Wingdings" w:hint="default"/>
       </w:rPr>
     </w:lvl>
   </w:abstractNum>
@@ -5785,16 +4777,12 @@
 </w:numbering>
 </file>
 
-<file path=word/people.xml><?xml version="1.0" encoding="utf-8"?>
-<w15:people xmlns:mc="http://schemas.openxmlformats.org/markup-compatibility/2006" xmlns:w15="http://schemas.microsoft.com/office/word/2012/wordml" mc:Ignorable="w15"/>
-</file>
-
 <file path=word/styles.xml><?xml version="1.0" encoding="utf-8"?>
-<w:styles xmlns:wp14="http://schemas.microsoft.com/office/word/2010/wordprocessingDrawing" xmlns:mc="http://schemas.openxmlformats.org/markup-compatibility/2006" xmlns:r="http://schemas.openxmlformats.org/officeDocument/2006/relationships" xmlns:w="http://schemas.openxmlformats.org/wordprocessingml/2006/main" xmlns:w14="http://schemas.microsoft.com/office/word/2010/wordml" xmlns:w15="http://schemas.microsoft.com/office/word/2012/wordml" xmlns:w16cex="http://schemas.microsoft.com/office/word/2018/wordml/cex" xmlns:w16cid="http://schemas.microsoft.com/office/word/2016/wordml/cid" xmlns:w16="http://schemas.microsoft.com/office/word/2018/wordml" xmlns:w16du="http://schemas.microsoft.com/office/word/2023/wordml/word16du" xmlns:w16sdtdh="http://schemas.microsoft.com/office/word/2020/wordml/sdtdatahash" xmlns:w16sdtfl="http://schemas.microsoft.com/office/word/2024/wordml/sdtformatlock" xmlns:w16se="http://schemas.microsoft.com/office/word/2015/wordml/symex" mc:Ignorable="w14 w15 w16se w16cid w16 w16cex w16sdtdh w16sdtfl w16du wp14">
+<w:styles xmlns:mc="http://schemas.openxmlformats.org/markup-compatibility/2006" xmlns:r="http://schemas.openxmlformats.org/officeDocument/2006/relationships" xmlns:w="http://schemas.openxmlformats.org/wordprocessingml/2006/main" xmlns:w14="http://schemas.microsoft.com/office/word/2010/wordml" xmlns:w15="http://schemas.microsoft.com/office/word/2012/wordml" xmlns:w16cex="http://schemas.microsoft.com/office/word/2018/wordml/cex" xmlns:w16cid="http://schemas.microsoft.com/office/word/2016/wordml/cid" xmlns:w16="http://schemas.microsoft.com/office/word/2018/wordml" xmlns:w16sdtdh="http://schemas.microsoft.com/office/word/2020/wordml/sdtdatahash" xmlns:w16se="http://schemas.microsoft.com/office/word/2015/wordml/symex" mc:Ignorable="w14 w15 w16se w16cid w16 w16cex w16sdtdh">
   <w:docDefaults>
     <w:rPrDefault>
       <w:rPr>
-        <w:rFonts w:asciiTheme="minorHAnsi" w:hAnsiTheme="minorHAnsi" w:eastAsiaTheme="minorHAnsi" w:cstheme="minorBidi"/>
+        <w:rFonts w:asciiTheme="minorHAnsi" w:eastAsiaTheme="minorHAnsi" w:hAnsiTheme="minorHAnsi" w:cstheme="minorBidi"/>
         <w:kern w:val="2"/>
         <w:sz w:val="24"/>
         <w:szCs w:val="24"/>
@@ -5807,14 +4795,14 @@
   <w:latentStyles w:defLockedState="0" w:defUIPriority="99" w:defSemiHidden="0" w:defUnhideWhenUsed="0" w:defQFormat="0" w:count="376">
     <w:lsdException w:name="Normal" w:uiPriority="0" w:qFormat="1"/>
     <w:lsdException w:name="heading 1" w:uiPriority="9" w:qFormat="1"/>
-    <w:lsdException w:name="heading 2" w:uiPriority="9" w:semiHidden="1" w:unhideWhenUsed="1" w:qFormat="1"/>
-    <w:lsdException w:name="heading 3" w:uiPriority="9" w:semiHidden="1" w:unhideWhenUsed="1" w:qFormat="1"/>
-    <w:lsdException w:name="heading 4" w:uiPriority="9" w:semiHidden="1" w:unhideWhenUsed="1" w:qFormat="1"/>
-    <w:lsdException w:name="heading 5" w:uiPriority="9" w:semiHidden="1" w:unhideWhenUsed="1" w:qFormat="1"/>
-    <w:lsdException w:name="heading 6" w:uiPriority="9" w:semiHidden="1" w:unhideWhenUsed="1" w:qFormat="1"/>
-    <w:lsdException w:name="heading 7" w:uiPriority="9" w:semiHidden="1" w:unhideWhenUsed="1" w:qFormat="1"/>
-    <w:lsdException w:name="heading 8" w:uiPriority="9" w:semiHidden="1" w:unhideWhenUsed="1" w:qFormat="1"/>
-    <w:lsdException w:name="heading 9" w:uiPriority="9" w:semiHidden="1" w:unhideWhenUsed="1" w:qFormat="1"/>
+    <w:lsdException w:name="heading 2" w:semiHidden="1" w:uiPriority="9" w:unhideWhenUsed="1" w:qFormat="1"/>
+    <w:lsdException w:name="heading 3" w:semiHidden="1" w:uiPriority="9" w:unhideWhenUsed="1" w:qFormat="1"/>
+    <w:lsdException w:name="heading 4" w:semiHidden="1" w:uiPriority="9" w:unhideWhenUsed="1" w:qFormat="1"/>
+    <w:lsdException w:name="heading 5" w:semiHidden="1" w:uiPriority="9" w:unhideWhenUsed="1" w:qFormat="1"/>
+    <w:lsdException w:name="heading 6" w:semiHidden="1" w:uiPriority="9" w:unhideWhenUsed="1" w:qFormat="1"/>
+    <w:lsdException w:name="heading 7" w:semiHidden="1" w:uiPriority="9" w:unhideWhenUsed="1" w:qFormat="1"/>
+    <w:lsdException w:name="heading 8" w:semiHidden="1" w:uiPriority="9" w:unhideWhenUsed="1" w:qFormat="1"/>
+    <w:lsdException w:name="heading 9" w:semiHidden="1" w:uiPriority="9" w:unhideWhenUsed="1" w:qFormat="1"/>
     <w:lsdException w:name="index 1" w:semiHidden="1" w:unhideWhenUsed="1"/>
     <w:lsdException w:name="index 2" w:semiHidden="1" w:unhideWhenUsed="1"/>
     <w:lsdException w:name="index 3" w:semiHidden="1" w:unhideWhenUsed="1"/>
@@ -5824,22 +4812,22 @@
     <w:lsdException w:name="index 7" w:semiHidden="1" w:unhideWhenUsed="1"/>
     <w:lsdException w:name="index 8" w:semiHidden="1" w:unhideWhenUsed="1"/>
     <w:lsdException w:name="index 9" w:semiHidden="1" w:unhideWhenUsed="1"/>
-    <w:lsdException w:name="toc 1" w:uiPriority="39" w:semiHidden="1" w:unhideWhenUsed="1"/>
-    <w:lsdException w:name="toc 2" w:uiPriority="39" w:semiHidden="1" w:unhideWhenUsed="1"/>
-    <w:lsdException w:name="toc 3" w:uiPriority="39" w:semiHidden="1" w:unhideWhenUsed="1"/>
-    <w:lsdException w:name="toc 4" w:uiPriority="39" w:semiHidden="1" w:unhideWhenUsed="1"/>
-    <w:lsdException w:name="toc 5" w:uiPriority="39" w:semiHidden="1" w:unhideWhenUsed="1"/>
-    <w:lsdException w:name="toc 6" w:uiPriority="39" w:semiHidden="1" w:unhideWhenUsed="1"/>
-    <w:lsdException w:name="toc 7" w:uiPriority="39" w:semiHidden="1" w:unhideWhenUsed="1"/>
-    <w:lsdException w:name="toc 8" w:uiPriority="39" w:semiHidden="1" w:unhideWhenUsed="1"/>
-    <w:lsdException w:name="toc 9" w:uiPriority="39" w:semiHidden="1" w:unhideWhenUsed="1"/>
+    <w:lsdException w:name="toc 1" w:semiHidden="1" w:uiPriority="39" w:unhideWhenUsed="1"/>
+    <w:lsdException w:name="toc 2" w:semiHidden="1" w:uiPriority="39" w:unhideWhenUsed="1"/>
+    <w:lsdException w:name="toc 3" w:semiHidden="1" w:uiPriority="39" w:unhideWhenUsed="1"/>
+    <w:lsdException w:name="toc 4" w:semiHidden="1" w:uiPriority="39" w:unhideWhenUsed="1"/>
+    <w:lsdException w:name="toc 5" w:semiHidden="1" w:uiPriority="39" w:unhideWhenUsed="1"/>
+    <w:lsdException w:name="toc 6" w:semiHidden="1" w:uiPriority="39" w:unhideWhenUsed="1"/>
+    <w:lsdException w:name="toc 7" w:semiHidden="1" w:uiPriority="39" w:unhideWhenUsed="1"/>
+    <w:lsdException w:name="toc 8" w:semiHidden="1" w:uiPriority="39" w:unhideWhenUsed="1"/>
+    <w:lsdException w:name="toc 9" w:semiHidden="1" w:uiPriority="39" w:unhideWhenUsed="1"/>
     <w:lsdException w:name="Normal Indent" w:semiHidden="1" w:unhideWhenUsed="1"/>
     <w:lsdException w:name="footnote text" w:semiHidden="1" w:unhideWhenUsed="1"/>
     <w:lsdException w:name="annotation text" w:semiHidden="1" w:unhideWhenUsed="1"/>
     <w:lsdException w:name="header" w:semiHidden="1" w:unhideWhenUsed="1"/>
     <w:lsdException w:name="footer" w:semiHidden="1" w:unhideWhenUsed="1"/>
     <w:lsdException w:name="index heading" w:semiHidden="1" w:unhideWhenUsed="1"/>
-    <w:lsdException w:name="caption" w:uiPriority="35" w:semiHidden="1" w:unhideWhenUsed="1" w:qFormat="1"/>
+    <w:lsdException w:name="caption" w:semiHidden="1" w:uiPriority="35" w:unhideWhenUsed="1" w:qFormat="1"/>
     <w:lsdException w:name="table of figures" w:semiHidden="1" w:unhideWhenUsed="1"/>
     <w:lsdException w:name="envelope address" w:semiHidden="1" w:unhideWhenUsed="1"/>
     <w:lsdException w:name="envelope return" w:semiHidden="1" w:unhideWhenUsed="1"/>
@@ -5870,7 +4858,7 @@
     <w:lsdException w:name="Title" w:uiPriority="10" w:qFormat="1"/>
     <w:lsdException w:name="Closing" w:semiHidden="1" w:unhideWhenUsed="1"/>
     <w:lsdException w:name="Signature" w:semiHidden="1" w:unhideWhenUsed="1"/>
-    <w:lsdException w:name="Default Paragraph Font" w:uiPriority="1" w:semiHidden="1" w:unhideWhenUsed="1"/>
+    <w:lsdException w:name="Default Paragraph Font" w:semiHidden="1" w:uiPriority="1" w:unhideWhenUsed="1"/>
     <w:lsdException w:name="Body Text" w:semiHidden="1" w:unhideWhenUsed="1"/>
     <w:lsdException w:name="Body Text Indent" w:semiHidden="1" w:unhideWhenUsed="1"/>
     <w:lsdException w:name="List Continue" w:semiHidden="1" w:unhideWhenUsed="1"/>
@@ -6070,8 +5058,8 @@
     <w:lsdException w:name="Subtle Reference" w:uiPriority="31" w:qFormat="1"/>
     <w:lsdException w:name="Intense Reference" w:uiPriority="32" w:qFormat="1"/>
     <w:lsdException w:name="Book Title" w:uiPriority="33" w:qFormat="1"/>
-    <w:lsdException w:name="Bibliography" w:uiPriority="37" w:semiHidden="1" w:unhideWhenUsed="1"/>
-    <w:lsdException w:name="TOC Heading" w:uiPriority="39" w:semiHidden="1" w:unhideWhenUsed="1" w:qFormat="1"/>
+    <w:lsdException w:name="Bibliography" w:semiHidden="1" w:uiPriority="37" w:unhideWhenUsed="1"/>
+    <w:lsdException w:name="TOC Heading" w:semiHidden="1" w:uiPriority="39" w:unhideWhenUsed="1" w:qFormat="1"/>
     <w:lsdException w:name="Plain Table 1" w:uiPriority="41"/>
     <w:lsdException w:name="Plain Table 2" w:uiPriority="42"/>
     <w:lsdException w:name="Plain Table 3" w:uiPriority="43"/>
@@ -6182,7 +5170,7 @@
     <w:lsdException w:name="Unresolved Mention" w:semiHidden="1" w:unhideWhenUsed="1"/>
     <w:lsdException w:name="Smart Link" w:semiHidden="1" w:unhideWhenUsed="1"/>
   </w:latentStyles>
-  <w:style w:type="paragraph" w:styleId="Normal" w:default="1">
+  <w:style w:type="paragraph" w:default="1" w:styleId="Normal">
     <w:name w:val="Normal"/>
     <w:qFormat/>
     <w:rsid w:val="007B78D6"/>
@@ -6213,13 +5201,13 @@
       <w:szCs w:val="32"/>
     </w:rPr>
   </w:style>
-  <w:style w:type="character" w:styleId="DefaultParagraphFont" w:default="1">
+  <w:style w:type="character" w:default="1" w:styleId="DefaultParagraphFont">
     <w:name w:val="Default Paragraph Font"/>
     <w:uiPriority w:val="1"/>
     <w:semiHidden/>
     <w:unhideWhenUsed/>
   </w:style>
-  <w:style w:type="table" w:styleId="TableNormal" w:default="1">
+  <w:style w:type="table" w:default="1" w:styleId="TableNormal">
     <w:name w:val="Normal Table"/>
     <w:uiPriority w:val="99"/>
     <w:semiHidden/>
@@ -6234,13 +5222,13 @@
       </w:tblCellMar>
     </w:tblPr>
   </w:style>
-  <w:style w:type="numbering" w:styleId="NoList" w:default="1">
+  <w:style w:type="numbering" w:default="1" w:styleId="NoList">
     <w:name w:val="No List"/>
     <w:uiPriority w:val="99"/>
     <w:semiHidden/>
     <w:unhideWhenUsed/>
   </w:style>
-  <w:style w:type="character" w:styleId="Heading2Char" w:customStyle="1">
+  <w:style w:type="character" w:customStyle="1" w:styleId="Heading2Char">
     <w:name w:val="Heading 2 Char"/>
     <w:basedOn w:val="DefaultParagraphFont"/>
     <w:link w:val="Heading2"/>
@@ -6290,12 +5278,12 @@
     </w:rPr>
     <w:tblPr>
       <w:tblBorders>
-        <w:top w:val="single" w:color="000000" w:themeColor="text1" w:sz="4" w:space="0"/>
-        <w:left w:val="single" w:color="000000" w:themeColor="text1" w:sz="4" w:space="0"/>
-        <w:bottom w:val="single" w:color="000000" w:themeColor="text1" w:sz="4" w:space="0"/>
-        <w:right w:val="single" w:color="000000" w:themeColor="text1" w:sz="4" w:space="0"/>
-        <w:insideH w:val="single" w:color="000000" w:themeColor="text1" w:sz="4" w:space="0"/>
-        <w:insideV w:val="single" w:color="000000" w:themeColor="text1" w:sz="4" w:space="0"/>
+        <w:top w:val="single" w:sz="4" w:space="0" w:color="000000" w:themeColor="text1"/>
+        <w:left w:val="single" w:sz="4" w:space="0" w:color="000000" w:themeColor="text1"/>
+        <w:bottom w:val="single" w:sz="4" w:space="0" w:color="000000" w:themeColor="text1"/>
+        <w:right w:val="single" w:sz="4" w:space="0" w:color="000000" w:themeColor="text1"/>
+        <w:insideH w:val="single" w:sz="4" w:space="0" w:color="000000" w:themeColor="text1"/>
+        <w:insideV w:val="single" w:sz="4" w:space="0" w:color="000000" w:themeColor="text1"/>
       </w:tblBorders>
     </w:tblPr>
   </w:style>
@@ -6315,7 +5303,7 @@
       <w:szCs w:val="20"/>
     </w:rPr>
   </w:style>
-  <w:style w:type="character" w:styleId="CommentTextChar" w:customStyle="1">
+  <w:style w:type="character" w:customStyle="1" w:styleId="CommentTextChar">
     <w:name w:val="Comment Text Char"/>
     <w:basedOn w:val="DefaultParagraphFont"/>
     <w:link w:val="CommentText"/>
@@ -6358,7 +5346,7 @@
       <w:spacing w:after="0" w:line="240" w:lineRule="auto"/>
     </w:pPr>
   </w:style>
-  <w:style w:type="character" w:styleId="HeaderChar" w:customStyle="1">
+  <w:style w:type="character" w:customStyle="1" w:styleId="HeaderChar">
     <w:name w:val="Header Char"/>
     <w:basedOn w:val="DefaultParagraphFont"/>
     <w:link w:val="Header"/>
@@ -6386,7 +5374,7 @@
       <w:spacing w:after="0" w:line="240" w:lineRule="auto"/>
     </w:pPr>
   </w:style>
-  <w:style w:type="character" w:styleId="FooterChar" w:customStyle="1">
+  <w:style w:type="character" w:customStyle="1" w:styleId="FooterChar">
     <w:name w:val="Footer Char"/>
     <w:basedOn w:val="DefaultParagraphFont"/>
     <w:link w:val="Footer"/>
@@ -6403,7 +5391,7 @@
 </file>
 
 <file path=word/theme/theme1.xml><?xml version="1.0" encoding="utf-8"?>
-<a:theme xmlns:a="http://schemas.openxmlformats.org/drawingml/2006/main" xmlns:thm15="http://schemas.microsoft.com/office/thememl/2012/main" name="Office Theme">
+<a:theme xmlns:a="http://schemas.openxmlformats.org/drawingml/2006/main" name="Office Theme">
   <a:themeElements>
     <a:clrScheme name="Office">
       <a:dk1>
@@ -6933,15 +5921,6 @@
 </file>
 
 <file path=customXml/item2.xml><?xml version="1.0" encoding="utf-8"?>
-<?mso-contentType ?>
-<FormTemplates xmlns="http://schemas.microsoft.com/sharepoint/v3/contenttype/forms">
-  <Display>DocumentLibraryForm</Display>
-  <Edit>DocumentLibraryForm</Edit>
-  <New>DocumentLibraryForm</New>
-</FormTemplates>
-</file>
-
-<file path=customXml/item3.xml><?xml version="1.0" encoding="utf-8"?>
 <p:properties xmlns:p="http://schemas.microsoft.com/office/2006/metadata/properties" xmlns:xsi="http://www.w3.org/2001/XMLSchema-instance" xmlns:pc="http://schemas.microsoft.com/office/infopath/2007/PartnerControls">
   <documentManagement>
     <_Flow_SignoffStatus xmlns="d80eff1a-1ca6-41d4-813c-e41dc29035b1" xsi:nil="true"/>
@@ -6953,14 +5932,49 @@
 </p:properties>
 </file>
 
+<file path=customXml/item3.xml><?xml version="1.0" encoding="utf-8"?>
+<?mso-contentType ?>
+<FormTemplates xmlns="http://schemas.microsoft.com/sharepoint/v3/contenttype/forms">
+  <Display>DocumentLibraryForm</Display>
+  <Edit>DocumentLibraryForm</Edit>
+  <New>DocumentLibraryForm</New>
+</FormTemplates>
+</file>
+
 <file path=customXml/itemProps1.xml><?xml version="1.0" encoding="utf-8"?>
-<ds:datastoreItem xmlns:ds="http://schemas.openxmlformats.org/officeDocument/2006/customXml" ds:itemID="{FA1F382D-C2BD-4B98-8189-0231111BB575}"/>
+<ds:datastoreItem xmlns:ds="http://schemas.openxmlformats.org/officeDocument/2006/customXml" ds:itemID="{FA1F382D-C2BD-4B98-8189-0231111BB575}">
+  <ds:schemaRefs>
+    <ds:schemaRef ds:uri="http://schemas.microsoft.com/office/2006/metadata/contentType"/>
+    <ds:schemaRef ds:uri="http://schemas.microsoft.com/office/2006/metadata/properties/metaAttributes"/>
+    <ds:schemaRef ds:uri="http://www.w3.org/2001/XMLSchema"/>
+    <ds:schemaRef ds:uri="http://schemas.microsoft.com/office/2006/metadata/properties"/>
+    <ds:schemaRef ds:uri="d80eff1a-1ca6-41d4-813c-e41dc29035b1"/>
+    <ds:schemaRef ds:uri="adcd26be-5437-400d-a5cb-fcf6d4d26b60"/>
+    <ds:schemaRef ds:uri="http://schemas.microsoft.com/office/2006/documentManagement/types"/>
+    <ds:schemaRef ds:uri="http://schemas.microsoft.com/office/infopath/2007/PartnerControls"/>
+    <ds:schemaRef ds:uri="http://schemas.openxmlformats.org/package/2006/metadata/core-properties"/>
+    <ds:schemaRef ds:uri="http://purl.org/dc/elements/1.1/"/>
+    <ds:schemaRef ds:uri="http://purl.org/dc/terms/"/>
+    <ds:schemaRef ds:uri="http://schemas.microsoft.com/internal/obd"/>
+  </ds:schemaRefs>
+</ds:datastoreItem>
 </file>
 
 <file path=customXml/itemProps2.xml><?xml version="1.0" encoding="utf-8"?>
-<ds:datastoreItem xmlns:ds="http://schemas.openxmlformats.org/officeDocument/2006/customXml" ds:itemID="{68BDAAE7-63FB-464B-98DB-89231BBC9F93}"/>
+<ds:datastoreItem xmlns:ds="http://schemas.openxmlformats.org/officeDocument/2006/customXml" ds:itemID="{C6F30104-BB96-4AFD-B8E1-06CD895E8984}">
+  <ds:schemaRefs>
+    <ds:schemaRef ds:uri="http://schemas.microsoft.com/office/2006/metadata/properties"/>
+    <ds:schemaRef ds:uri="http://schemas.microsoft.com/office/infopath/2007/PartnerControls"/>
+    <ds:schemaRef ds:uri="d80eff1a-1ca6-41d4-813c-e41dc29035b1"/>
+    <ds:schemaRef ds:uri="adcd26be-5437-400d-a5cb-fcf6d4d26b60"/>
+  </ds:schemaRefs>
+</ds:datastoreItem>
 </file>
 
 <file path=customXml/itemProps3.xml><?xml version="1.0" encoding="utf-8"?>
-<ds:datastoreItem xmlns:ds="http://schemas.openxmlformats.org/officeDocument/2006/customXml" ds:itemID="{C6F30104-BB96-4AFD-B8E1-06CD895E8984}"/>
+<ds:datastoreItem xmlns:ds="http://schemas.openxmlformats.org/officeDocument/2006/customXml" ds:itemID="{68BDAAE7-63FB-464B-98DB-89231BBC9F93}">
+  <ds:schemaRefs>
+    <ds:schemaRef ds:uri="http://schemas.microsoft.com/sharepoint/v3/contenttype/forms"/>
+  </ds:schemaRefs>
+</ds:datastoreItem>
 </file>
--- a/assignment.docx
+++ b/assignment.docx
@@ -1,6 +1,6 @@
 
 <file path=word/document.xml><?xml version="1.0" encoding="utf-8"?>
-<w:document xmlns:wpc="http://schemas.microsoft.com/office/word/2010/wordprocessingCanvas" xmlns:cx="http://schemas.microsoft.com/office/drawing/2014/chartex" xmlns:cx1="http://schemas.microsoft.com/office/drawing/2015/9/8/chartex" xmlns:cx2="http://schemas.microsoft.com/office/drawing/2015/10/21/chartex" xmlns:cx3="http://schemas.microsoft.com/office/drawing/2016/5/9/chartex" xmlns:cx4="http://schemas.microsoft.com/office/drawing/2016/5/10/chartex" xmlns:cx5="http://schemas.microsoft.com/office/drawing/2016/5/11/chartex" xmlns:cx6="http://schemas.microsoft.com/office/drawing/2016/5/12/chartex" xmlns:cx7="http://schemas.microsoft.com/office/drawing/2016/5/13/chartex" xmlns:cx8="http://schemas.microsoft.com/office/drawing/2016/5/14/chartex" xmlns:mc="http://schemas.openxmlformats.org/markup-compatibility/2006" xmlns:aink="http://schemas.microsoft.com/office/drawing/2016/ink" xmlns:am3d="http://schemas.microsoft.com/office/drawing/2017/model3d" xmlns:o="urn:schemas-microsoft-com:office:office" xmlns:oel="http://schemas.microsoft.com/office/2019/extlst" xmlns:r="http://schemas.openxmlformats.org/officeDocument/2006/relationships" xmlns:m="http://schemas.openxmlformats.org/officeDocument/2006/math" xmlns:v="urn:schemas-microsoft-com:vml" xmlns:wp14="http://schemas.microsoft.com/office/word/2010/wordprocessingDrawing" xmlns:wp="http://schemas.openxmlformats.org/drawingml/2006/wordprocessingDrawing" xmlns:w10="urn:schemas-microsoft-com:office:word" xmlns:w="http://schemas.openxmlformats.org/wordprocessingml/2006/main" xmlns:w14="http://schemas.microsoft.com/office/word/2010/wordml" xmlns:w15="http://schemas.microsoft.com/office/word/2012/wordml" xmlns:w16cex="http://schemas.microsoft.com/office/word/2018/wordml/cex" xmlns:w16cid="http://schemas.microsoft.com/office/word/2016/wordml/cid" xmlns:w16="http://schemas.microsoft.com/office/word/2018/wordml" xmlns:w16sdtdh="http://schemas.microsoft.com/office/word/2020/wordml/sdtdatahash" xmlns:w16se="http://schemas.microsoft.com/office/word/2015/wordml/symex" xmlns:wpg="http://schemas.microsoft.com/office/word/2010/wordprocessingGroup" xmlns:wpi="http://schemas.microsoft.com/office/word/2010/wordprocessingInk" xmlns:wne="http://schemas.microsoft.com/office/word/2006/wordml" xmlns:wps="http://schemas.microsoft.com/office/word/2010/wordprocessingShape" mc:Ignorable="w14 w15 w16se w16cid w16 w16cex w16sdtdh wp14">
+<w:document xmlns:wpc="http://schemas.microsoft.com/office/word/2010/wordprocessingCanvas" xmlns:cx="http://schemas.microsoft.com/office/drawing/2014/chartex" xmlns:cx1="http://schemas.microsoft.com/office/drawing/2015/9/8/chartex" xmlns:cx2="http://schemas.microsoft.com/office/drawing/2015/10/21/chartex" xmlns:cx3="http://schemas.microsoft.com/office/drawing/2016/5/9/chartex" xmlns:cx4="http://schemas.microsoft.com/office/drawing/2016/5/10/chartex" xmlns:cx5="http://schemas.microsoft.com/office/drawing/2016/5/11/chartex" xmlns:cx6="http://schemas.microsoft.com/office/drawing/2016/5/12/chartex" xmlns:cx7="http://schemas.microsoft.com/office/drawing/2016/5/13/chartex" xmlns:cx8="http://schemas.microsoft.com/office/drawing/2016/5/14/chartex" xmlns:mc="http://schemas.openxmlformats.org/markup-compatibility/2006" xmlns:aink="http://schemas.microsoft.com/office/drawing/2016/ink" xmlns:am3d="http://schemas.microsoft.com/office/drawing/2017/model3d" xmlns:o="urn:schemas-microsoft-com:office:office" xmlns:oel="http://schemas.microsoft.com/office/2019/extlst" xmlns:r="http://schemas.openxmlformats.org/officeDocument/2006/relationships" xmlns:m="http://schemas.openxmlformats.org/officeDocument/2006/math" xmlns:v="urn:schemas-microsoft-com:vml" xmlns:wp14="http://schemas.microsoft.com/office/word/2010/wordprocessingDrawing" xmlns:wp="http://schemas.openxmlformats.org/drawingml/2006/wordprocessingDrawing" xmlns:w10="urn:schemas-microsoft-com:office:word" xmlns:w="http://schemas.openxmlformats.org/wordprocessingml/2006/main" xmlns:w14="http://schemas.microsoft.com/office/word/2010/wordml" xmlns:w15="http://schemas.microsoft.com/office/word/2012/wordml" xmlns:w16cex="http://schemas.microsoft.com/office/word/2018/wordml/cex" xmlns:w16cid="http://schemas.microsoft.com/office/word/2016/wordml/cid" xmlns:w16="http://schemas.microsoft.com/office/word/2018/wordml" xmlns:w16du="http://schemas.microsoft.com/office/word/2023/wordml/word16du" xmlns:w16sdtdh="http://schemas.microsoft.com/office/word/2020/wordml/sdtdatahash" xmlns:w16sdtfl="http://schemas.microsoft.com/office/word/2024/wordml/sdtformatlock" xmlns:w16se="http://schemas.microsoft.com/office/word/2015/wordml/symex" xmlns:wpg="http://schemas.microsoft.com/office/word/2010/wordprocessingGroup" xmlns:wpi="http://schemas.microsoft.com/office/word/2010/wordprocessingInk" xmlns:wne="http://schemas.microsoft.com/office/word/2006/wordml" xmlns:wps="http://schemas.microsoft.com/office/word/2010/wordprocessingShape" mc:Ignorable="w14 w15 w16se w16cid w16 w16cex w16sdtdh w16sdtfl w16du wp14">
   <w:body>
     <w:p>
       <w:pPr>
@@ -186,49 +186,81 @@
         </w:rPr>
         <w:t>e:</w:t>
       </w:r>
-    </w:p>
-    <w:p>
-      <w:pPr>
+      <w:r>
         <w:rPr>
           <w:b/>
           <w:bCs/>
         </w:rPr>
-      </w:pPr>
-      <w:r>
+        <w:t xml:space="preserve"> Pedro Shinzato Chen</w:t>
+      </w:r>
+    </w:p>
+    <w:p>
+      <w:pPr>
         <w:rPr>
           <w:b/>
           <w:bCs/>
         </w:rPr>
-        <w:t>Discord</w:t>
-      </w:r>
+      </w:pPr>
       <w:r>
         <w:rPr>
           <w:b/>
           <w:bCs/>
         </w:rPr>
-        <w:t xml:space="preserve"> ID</w:t>
+        <w:t>Discord</w:t>
       </w:r>
       <w:r>
         <w:rPr>
           <w:b/>
           <w:bCs/>
         </w:rPr>
-        <w:t>:</w:t>
-      </w:r>
-    </w:p>
-    <w:p>
-      <w:pPr>
+        <w:t xml:space="preserve"> ID</w:t>
+      </w:r>
+      <w:r>
         <w:rPr>
           <w:b/>
           <w:bCs/>
         </w:rPr>
-      </w:pPr>
+        <w:t>:</w:t>
+      </w:r>
       <w:r>
         <w:rPr>
           <w:b/>
           <w:bCs/>
         </w:rPr>
+        <w:t xml:space="preserve"> </w:t>
+      </w:r>
+      <w:proofErr w:type="spellStart"/>
+      <w:proofErr w:type="gramStart"/>
+      <w:r>
+        <w:rPr>
+          <w:b/>
+          <w:bCs/>
+        </w:rPr>
+        <w:t>peu.chen</w:t>
+      </w:r>
+      <w:proofErr w:type="spellEnd"/>
+      <w:proofErr w:type="gramEnd"/>
+    </w:p>
+    <w:p>
+      <w:pPr>
+        <w:rPr>
+          <w:b/>
+          <w:bCs/>
+        </w:rPr>
+      </w:pPr>
+      <w:r>
+        <w:rPr>
+          <w:b/>
+          <w:bCs/>
+        </w:rPr>
         <w:t>GT Email:</w:t>
+      </w:r>
+      <w:r>
+        <w:rPr>
+          <w:b/>
+          <w:bCs/>
+        </w:rPr>
+        <w:t xml:space="preserve"> pchen396@gatech.edu</w:t>
       </w:r>
       <w:r>
         <w:br w:type="page"/>
@@ -360,7 +392,19 @@
           <w:rPr>
             <w:rStyle w:val="Hyperlink"/>
           </w:rPr>
-          <w:t>this link</w:t>
+          <w:t>this li</w:t>
+        </w:r>
+        <w:r>
+          <w:rPr>
+            <w:rStyle w:val="Hyperlink"/>
+          </w:rPr>
+          <w:t>n</w:t>
+        </w:r>
+        <w:r>
+          <w:rPr>
+            <w:rStyle w:val="Hyperlink"/>
+          </w:rPr>
+          <w:t>k</w:t>
         </w:r>
       </w:hyperlink>
       <w:r>
@@ -495,7 +539,124 @@
               <w:right w:val="single" w:sz="12" w:space="0" w:color="000000" w:themeColor="text1"/>
             </w:tcBorders>
           </w:tcPr>
-          <w:p/>
+          <w:p>
+            <w:r>
+              <w:lastRenderedPageBreak/>
+              <w:drawing>
+                <wp:inline distT="0" distB="0" distL="0" distR="0" wp14:anchorId="689784DA" wp14:editId="17D08CD1">
+                  <wp:extent cx="5866765" cy="2778760"/>
+                  <wp:effectExtent l="0" t="0" r="635" b="2540"/>
+                  <wp:docPr id="781592240" name="Picture 1"/>
+                  <wp:cNvGraphicFramePr>
+                    <a:graphicFrameLocks xmlns:a="http://schemas.openxmlformats.org/drawingml/2006/main" noChangeAspect="1"/>
+                  </wp:cNvGraphicFramePr>
+                  <a:graphic xmlns:a="http://schemas.openxmlformats.org/drawingml/2006/main">
+                    <a:graphicData uri="http://schemas.openxmlformats.org/drawingml/2006/picture">
+                      <pic:pic xmlns:pic="http://schemas.openxmlformats.org/drawingml/2006/picture">
+                        <pic:nvPicPr>
+                          <pic:cNvPr id="781592240" name=""/>
+                          <pic:cNvPicPr/>
+                        </pic:nvPicPr>
+                        <pic:blipFill>
+                          <a:blip r:embed="rId12"/>
+                          <a:stretch>
+                            <a:fillRect/>
+                          </a:stretch>
+                        </pic:blipFill>
+                        <pic:spPr>
+                          <a:xfrm>
+                            <a:off x="0" y="0"/>
+                            <a:ext cx="5866765" cy="2778760"/>
+                          </a:xfrm>
+                          <a:prstGeom prst="rect">
+                            <a:avLst/>
+                          </a:prstGeom>
+                        </pic:spPr>
+                      </pic:pic>
+                    </a:graphicData>
+                  </a:graphic>
+                </wp:inline>
+              </w:drawing>
+            </w:r>
+          </w:p>
+          <w:p>
+            <w:r>
+              <w:drawing>
+                <wp:inline distT="0" distB="0" distL="0" distR="0" wp14:anchorId="6B6A3DBC" wp14:editId="65CF42B1">
+                  <wp:extent cx="5866765" cy="2406650"/>
+                  <wp:effectExtent l="0" t="0" r="635" b="6350"/>
+                  <wp:docPr id="1810562385" name="Picture 1"/>
+                  <wp:cNvGraphicFramePr>
+                    <a:graphicFrameLocks xmlns:a="http://schemas.openxmlformats.org/drawingml/2006/main" noChangeAspect="1"/>
+                  </wp:cNvGraphicFramePr>
+                  <a:graphic xmlns:a="http://schemas.openxmlformats.org/drawingml/2006/main">
+                    <a:graphicData uri="http://schemas.openxmlformats.org/drawingml/2006/picture">
+                      <pic:pic xmlns:pic="http://schemas.openxmlformats.org/drawingml/2006/picture">
+                        <pic:nvPicPr>
+                          <pic:cNvPr id="1810562385" name=""/>
+                          <pic:cNvPicPr/>
+                        </pic:nvPicPr>
+                        <pic:blipFill>
+                          <a:blip r:embed="rId13"/>
+                          <a:stretch>
+                            <a:fillRect/>
+                          </a:stretch>
+                        </pic:blipFill>
+                        <pic:spPr>
+                          <a:xfrm>
+                            <a:off x="0" y="0"/>
+                            <a:ext cx="5866765" cy="2406650"/>
+                          </a:xfrm>
+                          <a:prstGeom prst="rect">
+                            <a:avLst/>
+                          </a:prstGeom>
+                        </pic:spPr>
+                      </pic:pic>
+                    </a:graphicData>
+                  </a:graphic>
+                </wp:inline>
+              </w:drawing>
+            </w:r>
+          </w:p>
+          <w:p>
+            <w:r>
+              <w:drawing>
+                <wp:inline distT="0" distB="0" distL="0" distR="0" wp14:anchorId="6DC65090" wp14:editId="6C0D97D9">
+                  <wp:extent cx="5866765" cy="2501265"/>
+                  <wp:effectExtent l="0" t="0" r="635" b="635"/>
+                  <wp:docPr id="542122074" name="Picture 1"/>
+                  <wp:cNvGraphicFramePr>
+                    <a:graphicFrameLocks xmlns:a="http://schemas.openxmlformats.org/drawingml/2006/main" noChangeAspect="1"/>
+                  </wp:cNvGraphicFramePr>
+                  <a:graphic xmlns:a="http://schemas.openxmlformats.org/drawingml/2006/main">
+                    <a:graphicData uri="http://schemas.openxmlformats.org/drawingml/2006/picture">
+                      <pic:pic xmlns:pic="http://schemas.openxmlformats.org/drawingml/2006/picture">
+                        <pic:nvPicPr>
+                          <pic:cNvPr id="542122074" name=""/>
+                          <pic:cNvPicPr/>
+                        </pic:nvPicPr>
+                        <pic:blipFill>
+                          <a:blip r:embed="rId14"/>
+                          <a:stretch>
+                            <a:fillRect/>
+                          </a:stretch>
+                        </pic:blipFill>
+                        <pic:spPr>
+                          <a:xfrm>
+                            <a:off x="0" y="0"/>
+                            <a:ext cx="5866765" cy="2501265"/>
+                          </a:xfrm>
+                          <a:prstGeom prst="rect">
+                            <a:avLst/>
+                          </a:prstGeom>
+                        </pic:spPr>
+                      </pic:pic>
+                    </a:graphicData>
+                  </a:graphic>
+                </wp:inline>
+              </w:drawing>
+            </w:r>
+          </w:p>
         </w:tc>
       </w:tr>
     </w:tbl>
@@ -542,7 +703,25 @@
               <w:right w:val="single" w:sz="12" w:space="0" w:color="000000" w:themeColor="text1"/>
             </w:tcBorders>
           </w:tcPr>
-          <w:p/>
+          <w:p>
+            <w:r>
+              <w:t xml:space="preserve">The </w:t>
+            </w:r>
+            <w:proofErr w:type="spellStart"/>
+            <w:r>
+              <w:t>floorplanning</w:t>
+            </w:r>
+            <w:proofErr w:type="spellEnd"/>
+            <w:r>
+              <w:t xml:space="preserve"> step is creating the grid where the cells from synthesis will be placed. It uses the results from synthesis to estimate the chip area and create a grid of “sites” where cells will be placed during later steps</w:t>
+            </w:r>
+            <w:r>
+              <w:t xml:space="preserve"> (Tap/Endcap, I/O Placement, PDN, …)</w:t>
+            </w:r>
+            <w:r>
+              <w:t>.</w:t>
+            </w:r>
+          </w:p>
         </w:tc>
       </w:tr>
     </w:tbl>
@@ -576,7 +755,19 @@
               <w:right w:val="single" w:sz="12" w:space="0" w:color="000000" w:themeColor="text1"/>
             </w:tcBorders>
           </w:tcPr>
-          <w:p/>
+          <w:p>
+            <w:r>
+              <w:t xml:space="preserve">The CTS is the step that ensures that the clock signal is the same throughout all cells. It tries to minimize the skew and latency to avoid timing mismatches that could lead to unexpected </w:t>
+            </w:r>
+            <w:proofErr w:type="spellStart"/>
+            <w:r>
+              <w:t>behaviour</w:t>
+            </w:r>
+            <w:proofErr w:type="spellEnd"/>
+            <w:r>
+              <w:t>.</w:t>
+            </w:r>
+          </w:p>
         </w:tc>
       </w:tr>
     </w:tbl>
@@ -610,7 +801,11 @@
               <w:right w:val="single" w:sz="12" w:space="0" w:color="000000" w:themeColor="text1"/>
             </w:tcBorders>
           </w:tcPr>
-          <w:p/>
+          <w:p>
+            <w:r>
+              <w:t>During global route, we are connecting the wires between gates (or I/O pins, or PDN). It is just a planning of where the connections should go to, the drawing of the metal layers will be done during Detailed Routing.</w:t>
+            </w:r>
+          </w:p>
         </w:tc>
       </w:tr>
     </w:tbl>
@@ -652,7 +847,19 @@
               <w:right w:val="single" w:sz="12" w:space="0" w:color="000000" w:themeColor="text1"/>
             </w:tcBorders>
           </w:tcPr>
-          <w:p/>
+          <w:p>
+            <w:r>
+              <w:t xml:space="preserve">This step is a verification of the chip functionality under the defined specifications. It runs a timing analysis at the rated clock speed to check if everything still follows the constraints after placing, routing and calculating </w:t>
+            </w:r>
+            <w:proofErr w:type="spellStart"/>
+            <w:r>
+              <w:t>parasitics</w:t>
+            </w:r>
+            <w:proofErr w:type="spellEnd"/>
+            <w:r>
+              <w:t>.</w:t>
+            </w:r>
+          </w:p>
         </w:tc>
       </w:tr>
     </w:tbl>
@@ -743,7 +950,7 @@
         </w:rPr>
         <w:t xml:space="preserve">To learn about Setup and Hold times, see </w:t>
       </w:r>
-      <w:hyperlink r:id="rId12">
+      <w:hyperlink r:id="rId15">
         <w:r>
           <w:rPr>
             <w:rStyle w:val="Hyperlink"/>
@@ -775,31 +982,63 @@
         </w:rPr>
         <w:t xml:space="preserve">To learn about Static Timing Analysis, see </w:t>
       </w:r>
-      <w:hyperlink r:id="rId13">
+      <w:hyperlink r:id="rId16">
         <w:r>
           <w:rPr>
             <w:rStyle w:val="Hyperlink"/>
             <w:i/>
             <w:iCs/>
           </w:rPr>
-          <w:t>this resource</w:t>
+          <w:t xml:space="preserve">this </w:t>
         </w:r>
-      </w:hyperlink>
-      <w:r>
-        <w:rPr>
-          <w:i/>
-          <w:iCs/>
-        </w:rPr>
-        <w:t xml:space="preserve"> or </w:t>
-      </w:r>
-      <w:hyperlink r:id="rId14">
         <w:r>
           <w:rPr>
             <w:rStyle w:val="Hyperlink"/>
             <w:i/>
             <w:iCs/>
           </w:rPr>
-          <w:t>this more comprehensive resource.</w:t>
+          <w:t>r</w:t>
+        </w:r>
+        <w:r>
+          <w:rPr>
+            <w:rStyle w:val="Hyperlink"/>
+            <w:i/>
+            <w:iCs/>
+          </w:rPr>
+          <w:t>esource</w:t>
+        </w:r>
+      </w:hyperlink>
+      <w:r>
+        <w:rPr>
+          <w:i/>
+          <w:iCs/>
+        </w:rPr>
+        <w:t xml:space="preserve"> or </w:t>
+      </w:r>
+      <w:hyperlink r:id="rId17">
+        <w:r>
+          <w:rPr>
+            <w:rStyle w:val="Hyperlink"/>
+            <w:i/>
+            <w:iCs/>
+          </w:rPr>
+          <w:t>this mor</w:t>
+        </w:r>
+        <w:r>
+          <w:rPr>
+            <w:rStyle w:val="Hyperlink"/>
+            <w:i/>
+            <w:iCs/>
+          </w:rPr>
+          <w:t>e</w:t>
+        </w:r>
+        <w:r>
+          <w:rPr>
+            <w:rStyle w:val="Hyperlink"/>
+            <w:i/>
+            <w:iCs/>
+          </w:rPr>
+          <w:t xml:space="preserve"> comprehensive resource.</w:t>
         </w:r>
       </w:hyperlink>
     </w:p>
@@ -853,7 +1092,7 @@
                     <pic:cNvPicPr/>
                   </pic:nvPicPr>
                   <pic:blipFill>
-                    <a:blip r:embed="rId15"/>
+                    <a:blip r:embed="rId18"/>
                     <a:stretch>
                       <a:fillRect/>
                     </a:stretch>
@@ -959,7 +1198,60 @@
           <w:tcPr>
             <w:tcW w:w="9360" w:type="dxa"/>
           </w:tcPr>
-          <w:p/>
+          <w:p>
+            <w:r>
+              <w:t>Worst case path is R2R top path (FF -&gt; AND -&gt; XOR):</w:t>
+            </w:r>
+            <w:r>
+              <w:t xml:space="preserve"> 150 + 30 + 40 = 220 </w:t>
+            </w:r>
+            <w:proofErr w:type="spellStart"/>
+            <w:r>
+              <w:t>ps</w:t>
+            </w:r>
+            <w:proofErr w:type="spellEnd"/>
+          </w:p>
+          <w:p>
+            <w:r>
+              <w:t xml:space="preserve">WNS = Required Time - Arrival Time. </w:t>
+            </w:r>
+          </w:p>
+          <w:p>
+            <w:r>
+              <w:t xml:space="preserve">Required Time = T/2 – Setup = 250 – 90 = 160 </w:t>
+            </w:r>
+            <w:proofErr w:type="spellStart"/>
+            <w:r>
+              <w:t>ps</w:t>
+            </w:r>
+            <w:proofErr w:type="spellEnd"/>
+            <w:r>
+              <w:t xml:space="preserve"> (clock inverted so second register hits half a clock cycle after first)</w:t>
+            </w:r>
+          </w:p>
+          <w:p>
+            <w:r>
+              <w:t xml:space="preserve">Arrival Time = Worst Case Path = 220 </w:t>
+            </w:r>
+            <w:proofErr w:type="spellStart"/>
+            <w:r>
+              <w:t>ps</w:t>
+            </w:r>
+            <w:proofErr w:type="spellEnd"/>
+          </w:p>
+          <w:p>
+            <w:r>
+              <w:t xml:space="preserve">WNS = 160 – 220 = -60 </w:t>
+            </w:r>
+            <w:proofErr w:type="spellStart"/>
+            <w:r>
+              <w:t>ps</w:t>
+            </w:r>
+            <w:proofErr w:type="spellEnd"/>
+            <w:r>
+              <w:t xml:space="preserve"> (Problematic)</w:t>
+            </w:r>
+          </w:p>
         </w:tc>
       </w:tr>
     </w:tbl>
@@ -1014,6 +1306,33 @@
             <w:pPr>
               <w:spacing w:after="0" w:line="240" w:lineRule="auto"/>
             </w:pPr>
+            <w:r>
+              <w:t xml:space="preserve">The minimum clock period, T = 620 </w:t>
+            </w:r>
+            <w:proofErr w:type="spellStart"/>
+            <w:r>
+              <w:t>ps</w:t>
+            </w:r>
+            <w:proofErr w:type="spellEnd"/>
+          </w:p>
+          <w:p>
+            <w:pPr>
+              <w:spacing w:after="0" w:line="240" w:lineRule="auto"/>
+            </w:pPr>
+            <w:r>
+              <w:t xml:space="preserve">Maximum clock frequency, F = 1/T = 1/620 </w:t>
+            </w:r>
+            <w:proofErr w:type="spellStart"/>
+            <w:r>
+              <w:t>ps</w:t>
+            </w:r>
+            <w:proofErr w:type="spellEnd"/>
+            <w:r>
+              <w:t xml:space="preserve"> = 1.</w:t>
+            </w:r>
+            <w:r>
+              <w:t>613GHz</w:t>
+            </w:r>
           </w:p>
         </w:tc>
       </w:tr>
@@ -1077,6 +1396,17 @@
               <w:br/>
             </w:r>
             <w:r>
+              <w:t>Setup is the amount of time that the input of a flip flop needs to be stable before the clock edge to ensure a stable output. And hold time is the time after the clock edge that the input needs to be stable after the clock edge.</w:t>
+            </w:r>
+          </w:p>
+          <w:p>
+            <w:r>
+              <w:t xml:space="preserve">These two properties set constraints on how the circuit timing should behave to guarantee a stable output. When one of those two are broken it is not guaranteed that the output is what was expected. The worst negative slack is calculating the amount of “spare” </w:t>
+            </w:r>
+            <w:r>
+              <w:t>before breaking one of the constraints, if it is negative, it means the circuit is breaking and is not stable.</w:t>
+            </w:r>
+            <w:r>
               <w:br/>
             </w:r>
           </w:p>
@@ -1198,7 +1528,7 @@
           <w:iCs/>
         </w:rPr>
       </w:pPr>
-      <w:hyperlink r:id="rId16">
+      <w:hyperlink r:id="rId19">
         <w:r>
           <w:rPr>
             <w:rStyle w:val="Hyperlink"/>
@@ -1215,7 +1545,7 @@
         </w:rPr>
         <w:t xml:space="preserve"> and </w:t>
       </w:r>
-      <w:hyperlink r:id="rId17">
+      <w:hyperlink r:id="rId20">
         <w:r>
           <w:rPr>
             <w:rStyle w:val="Hyperlink"/>
@@ -1277,7 +1607,11 @@
               <w:right w:val="single" w:sz="12" w:space="0" w:color="000000" w:themeColor="text1"/>
             </w:tcBorders>
           </w:tcPr>
-          <w:p/>
+          <w:p>
+            <w:r>
+              <w:t>50 paths violated timing constraints</w:t>
+            </w:r>
+          </w:p>
         </w:tc>
       </w:tr>
     </w:tbl>
@@ -1391,7 +1725,11 @@
           <w:tcPr>
             <w:tcW w:w="9360" w:type="dxa"/>
           </w:tcPr>
-          <w:p/>
+          <w:p>
+            <w:r>
+              <w:t>Paths with passing time with less that 10ps of slack averaged 8.47 gates</w:t>
+            </w:r>
+          </w:p>
         </w:tc>
       </w:tr>
     </w:tbl>
@@ -1450,7 +1788,25 @@
           <w:tcPr>
             <w:tcW w:w="9360" w:type="dxa"/>
           </w:tcPr>
-          <w:p/>
+          <w:p>
+            <w:r>
+              <w:t xml:space="preserve">The clock period used was 1ns, which equals 1GHz. A better clock speed would result in no negative slack, so </w:t>
+            </w:r>
+            <w:r>
+              <w:t xml:space="preserve">given that the WNS was 0.06ns, the minimum clock period should be 1.06ns, giving a maximum clock speed of </w:t>
+            </w:r>
+            <w:r>
+              <w:t>943</w:t>
+            </w:r>
+            <w:r>
+              <w:t xml:space="preserve">.4MHz. </w:t>
+            </w:r>
+          </w:p>
+          <w:p>
+            <w:r>
+              <w:t>It might be better to have an even slower clock to give some wiggle room to the design.</w:t>
+            </w:r>
+          </w:p>
         </w:tc>
       </w:tr>
     </w:tbl>
@@ -1465,6 +1821,24 @@
           <w:bCs/>
         </w:rPr>
       </w:pPr>
+    </w:p>
+    <w:p>
+      <w:pPr>
+        <w:spacing w:after="0" w:line="240" w:lineRule="auto"/>
+        <w:rPr>
+          <w:rFonts w:ascii="Tenorite" w:eastAsia="Tenorite" w:hAnsi="Tenorite" w:cs="Tenorite"/>
+          <w:b/>
+          <w:bCs/>
+        </w:rPr>
+      </w:pPr>
+      <w:r>
+        <w:rPr>
+          <w:rFonts w:ascii="Tenorite" w:eastAsia="Tenorite" w:hAnsi="Tenorite" w:cs="Tenorite"/>
+          <w:b/>
+          <w:bCs/>
+        </w:rPr>
+        <w:br w:type="page"/>
+      </w:r>
     </w:p>
     <w:p>
       <w:pPr>
@@ -1482,6 +1856,7 @@
           <w:sz w:val="32"/>
           <w:szCs w:val="32"/>
         </w:rPr>
+        <w:lastRenderedPageBreak/>
         <w:t xml:space="preserve">4. </w:t>
       </w:r>
       <w:r>
@@ -1496,7 +1871,6 @@
     </w:p>
     <w:p>
       <w:r>
-        <w:lastRenderedPageBreak/>
         <w:t xml:space="preserve">If you haven’t already, run the flow </w:t>
       </w:r>
       <w:r>
@@ -1523,47 +1897,47 @@
     </w:p>
     <w:p>
       <w:r>
-        <w:t xml:space="preserve">Unless you know what to look for, the log does a </w:t>
+        <w:t xml:space="preserve">Unless you know what to look for, the log does a pretty poor job telling you what’s wrong. To deduce the source of the error, look at </w:t>
+      </w:r>
+      <w:r>
+        <w:t>the name of the</w:t>
+      </w:r>
+      <w:r>
+        <w:t xml:space="preserve"> flow step th</w:t>
+      </w:r>
+      <w:r>
+        <w:t>at</w:t>
+      </w:r>
+      <w:r>
+        <w:t xml:space="preserve"> fails. You</w:t>
+      </w:r>
+      <w:r>
+        <w:t xml:space="preserve"> should be able to find this flow setup in scripts/flow.yaml</w:t>
+      </w:r>
+      <w:r>
+        <w:t xml:space="preserve">. Flow steps in </w:t>
       </w:r>
       <w:proofErr w:type="gramStart"/>
       <w:r>
-        <w:t>pretty poor</w:t>
+        <w:t>flow.yaml</w:t>
       </w:r>
       <w:proofErr w:type="gramEnd"/>
       <w:r>
-        <w:t xml:space="preserve"> job telling you what’s wrong. To deduce the source of the error, look at </w:t>
-      </w:r>
-      <w:r>
-        <w:t>the name of the</w:t>
-      </w:r>
-      <w:r>
-        <w:t xml:space="preserve"> flow step th</w:t>
-      </w:r>
-      <w:r>
-        <w:t>at</w:t>
-      </w:r>
-      <w:r>
-        <w:t xml:space="preserve"> fails. You</w:t>
-      </w:r>
-      <w:r>
-        <w:t xml:space="preserve"> should be able to find this flow setup in scripts/flow.yaml</w:t>
-      </w:r>
-      <w:r>
-        <w:t xml:space="preserve">. Flow steps in </w:t>
+        <w:t xml:space="preserve"> correspond to actual </w:t>
+      </w:r>
+      <w:r>
+        <w:t>Tcl</w:t>
+      </w:r>
+      <w:r>
+        <w:t xml:space="preserve"> code in certain places in the </w:t>
       </w:r>
       <w:proofErr w:type="gramStart"/>
       <w:r>
-        <w:t>flow.yaml</w:t>
+        <w:t>scripts</w:t>
       </w:r>
       <w:proofErr w:type="gramEnd"/>
       <w:r>
-        <w:t xml:space="preserve"> correspond to actual </w:t>
-      </w:r>
-      <w:r>
-        <w:t>Tcl</w:t>
-      </w:r>
-      <w:r>
-        <w:t xml:space="preserve"> code in certain places in the scripts directory.</w:t>
+        <w:t xml:space="preserve"> directory.</w:t>
       </w:r>
     </w:p>
     <w:p>
@@ -3280,23 +3654,7 @@
           <w:i/>
           <w:iCs/>
         </w:rPr>
-        <w:t xml:space="preserve">This section will familiarize you with Design Rule Checking (DRC), another challenge we </w:t>
-      </w:r>
-      <w:proofErr w:type="gramStart"/>
-      <w:r>
-        <w:rPr>
-          <w:i/>
-          <w:iCs/>
-        </w:rPr>
-        <w:t>have to</w:t>
-      </w:r>
-      <w:proofErr w:type="gramEnd"/>
-      <w:r>
-        <w:rPr>
-          <w:i/>
-          <w:iCs/>
-        </w:rPr>
-        <w:t xml:space="preserve"> consider in the Physical Design process.</w:t>
+        <w:t>This section will familiarize you with Design Rule Checking (DRC), another challenge we have to consider in the Physical Design process.</w:t>
       </w:r>
     </w:p>
     <w:p>
@@ -3611,15 +3969,15 @@
     </w:p>
     <w:p>
       <w:r>
-        <w:t xml:space="preserve">These are </w:t>
+        <w:t xml:space="preserve">These are rules the foundry supplies us with allowing us to know whether a chip can </w:t>
       </w:r>
       <w:proofErr w:type="gramStart"/>
       <w:r>
-        <w:t>rules</w:t>
+        <w:t>actually be</w:t>
       </w:r>
       <w:proofErr w:type="gramEnd"/>
       <w:r>
-        <w:t xml:space="preserve"> the foundry supplies us with allowing us to know whether a chip can actually be manufactured. Your goal as a PD engineer should be to create a manufacturable design, and in doing so you have to correct the DRC violations you've found. </w:t>
+        <w:t xml:space="preserve"> manufactured. Your goal as a PD engineer should be to create a manufacturable design, and in doing so you have to correct the DRC violations you've found. </w:t>
       </w:r>
       <w:r>
         <w:t>P</w:t>
@@ -4477,7 +4835,7 @@
 </file>
 
 <file path=word/endnotes.xml><?xml version="1.0" encoding="utf-8"?>
-<w:endnotes xmlns:wpc="http://schemas.microsoft.com/office/word/2010/wordprocessingCanvas" xmlns:cx="http://schemas.microsoft.com/office/drawing/2014/chartex" xmlns:cx1="http://schemas.microsoft.com/office/drawing/2015/9/8/chartex" xmlns:cx2="http://schemas.microsoft.com/office/drawing/2015/10/21/chartex" xmlns:cx3="http://schemas.microsoft.com/office/drawing/2016/5/9/chartex" xmlns:cx4="http://schemas.microsoft.com/office/drawing/2016/5/10/chartex" xmlns:cx5="http://schemas.microsoft.com/office/drawing/2016/5/11/chartex" xmlns:cx6="http://schemas.microsoft.com/office/drawing/2016/5/12/chartex" xmlns:cx7="http://schemas.microsoft.com/office/drawing/2016/5/13/chartex" xmlns:cx8="http://schemas.microsoft.com/office/drawing/2016/5/14/chartex" xmlns:mc="http://schemas.openxmlformats.org/markup-compatibility/2006" xmlns:aink="http://schemas.microsoft.com/office/drawing/2016/ink" xmlns:am3d="http://schemas.microsoft.com/office/drawing/2017/model3d" xmlns:o="urn:schemas-microsoft-com:office:office" xmlns:oel="http://schemas.microsoft.com/office/2019/extlst" xmlns:r="http://schemas.openxmlformats.org/officeDocument/2006/relationships" xmlns:m="http://schemas.openxmlformats.org/officeDocument/2006/math" xmlns:v="urn:schemas-microsoft-com:vml" xmlns:wp14="http://schemas.microsoft.com/office/word/2010/wordprocessingDrawing" xmlns:wp="http://schemas.openxmlformats.org/drawingml/2006/wordprocessingDrawing" xmlns:w10="urn:schemas-microsoft-com:office:word" xmlns:w="http://schemas.openxmlformats.org/wordprocessingml/2006/main" xmlns:w14="http://schemas.microsoft.com/office/word/2010/wordml" xmlns:w15="http://schemas.microsoft.com/office/word/2012/wordml" xmlns:w16cex="http://schemas.microsoft.com/office/word/2018/wordml/cex" xmlns:w16cid="http://schemas.microsoft.com/office/word/2016/wordml/cid" xmlns:w16="http://schemas.microsoft.com/office/word/2018/wordml" xmlns:w16sdtdh="http://schemas.microsoft.com/office/word/2020/wordml/sdtdatahash" xmlns:w16se="http://schemas.microsoft.com/office/word/2015/wordml/symex" xmlns:wpg="http://schemas.microsoft.com/office/word/2010/wordprocessingGroup" xmlns:wpi="http://schemas.microsoft.com/office/word/2010/wordprocessingInk" xmlns:wne="http://schemas.microsoft.com/office/word/2006/wordml" xmlns:wps="http://schemas.microsoft.com/office/word/2010/wordprocessingShape" mc:Ignorable="w14 w15 w16se w16cid w16 w16cex w16sdtdh wp14">
+<w:endnotes xmlns:wpc="http://schemas.microsoft.com/office/word/2010/wordprocessingCanvas" xmlns:cx="http://schemas.microsoft.com/office/drawing/2014/chartex" xmlns:cx1="http://schemas.microsoft.com/office/drawing/2015/9/8/chartex" xmlns:cx2="http://schemas.microsoft.com/office/drawing/2015/10/21/chartex" xmlns:cx3="http://schemas.microsoft.com/office/drawing/2016/5/9/chartex" xmlns:cx4="http://schemas.microsoft.com/office/drawing/2016/5/10/chartex" xmlns:cx5="http://schemas.microsoft.com/office/drawing/2016/5/11/chartex" xmlns:cx6="http://schemas.microsoft.com/office/drawing/2016/5/12/chartex" xmlns:cx7="http://schemas.microsoft.com/office/drawing/2016/5/13/chartex" xmlns:cx8="http://schemas.microsoft.com/office/drawing/2016/5/14/chartex" xmlns:mc="http://schemas.openxmlformats.org/markup-compatibility/2006" xmlns:aink="http://schemas.microsoft.com/office/drawing/2016/ink" xmlns:am3d="http://schemas.microsoft.com/office/drawing/2017/model3d" xmlns:o="urn:schemas-microsoft-com:office:office" xmlns:oel="http://schemas.microsoft.com/office/2019/extlst" xmlns:r="http://schemas.openxmlformats.org/officeDocument/2006/relationships" xmlns:m="http://schemas.openxmlformats.org/officeDocument/2006/math" xmlns:v="urn:schemas-microsoft-com:vml" xmlns:wp14="http://schemas.microsoft.com/office/word/2010/wordprocessingDrawing" xmlns:wp="http://schemas.openxmlformats.org/drawingml/2006/wordprocessingDrawing" xmlns:w10="urn:schemas-microsoft-com:office:word" xmlns:w="http://schemas.openxmlformats.org/wordprocessingml/2006/main" xmlns:w14="http://schemas.microsoft.com/office/word/2010/wordml" xmlns:w15="http://schemas.microsoft.com/office/word/2012/wordml" xmlns:w16cex="http://schemas.microsoft.com/office/word/2018/wordml/cex" xmlns:w16cid="http://schemas.microsoft.com/office/word/2016/wordml/cid" xmlns:w16="http://schemas.microsoft.com/office/word/2018/wordml" xmlns:w16du="http://schemas.microsoft.com/office/word/2023/wordml/word16du" xmlns:w16sdtdh="http://schemas.microsoft.com/office/word/2020/wordml/sdtdatahash" xmlns:w16sdtfl="http://schemas.microsoft.com/office/word/2024/wordml/sdtformatlock" xmlns:w16se="http://schemas.microsoft.com/office/word/2015/wordml/symex" xmlns:wpg="http://schemas.microsoft.com/office/word/2010/wordprocessingGroup" xmlns:wpi="http://schemas.microsoft.com/office/word/2010/wordprocessingInk" xmlns:wne="http://schemas.microsoft.com/office/word/2006/wordml" xmlns:wps="http://schemas.microsoft.com/office/word/2010/wordprocessingShape" mc:Ignorable="w14 w15 w16se w16cid w16 w16cex w16sdtdh w16sdtfl w16du wp14">
   <w:endnote w:type="separator" w:id="-1">
     <w:p>
       <w:pPr>
@@ -4509,7 +4867,7 @@
 </file>
 
 <file path=word/footnotes.xml><?xml version="1.0" encoding="utf-8"?>
-<w:footnotes xmlns:wpc="http://schemas.microsoft.com/office/word/2010/wordprocessingCanvas" xmlns:cx="http://schemas.microsoft.com/office/drawing/2014/chartex" xmlns:cx1="http://schemas.microsoft.com/office/drawing/2015/9/8/chartex" xmlns:cx2="http://schemas.microsoft.com/office/drawing/2015/10/21/chartex" xmlns:cx3="http://schemas.microsoft.com/office/drawing/2016/5/9/chartex" xmlns:cx4="http://schemas.microsoft.com/office/drawing/2016/5/10/chartex" xmlns:cx5="http://schemas.microsoft.com/office/drawing/2016/5/11/chartex" xmlns:cx6="http://schemas.microsoft.com/office/drawing/2016/5/12/chartex" xmlns:cx7="http://schemas.microsoft.com/office/drawing/2016/5/13/chartex" xmlns:cx8="http://schemas.microsoft.com/office/drawing/2016/5/14/chartex" xmlns:mc="http://schemas.openxmlformats.org/markup-compatibility/2006" xmlns:aink="http://schemas.microsoft.com/office/drawing/2016/ink" xmlns:am3d="http://schemas.microsoft.com/office/drawing/2017/model3d" xmlns:o="urn:schemas-microsoft-com:office:office" xmlns:oel="http://schemas.microsoft.com/office/2019/extlst" xmlns:r="http://schemas.openxmlformats.org/officeDocument/2006/relationships" xmlns:m="http://schemas.openxmlformats.org/officeDocument/2006/math" xmlns:v="urn:schemas-microsoft-com:vml" xmlns:wp14="http://schemas.microsoft.com/office/word/2010/wordprocessingDrawing" xmlns:wp="http://schemas.openxmlformats.org/drawingml/2006/wordprocessingDrawing" xmlns:w10="urn:schemas-microsoft-com:office:word" xmlns:w="http://schemas.openxmlformats.org/wordprocessingml/2006/main" xmlns:w14="http://schemas.microsoft.com/office/word/2010/wordml" xmlns:w15="http://schemas.microsoft.com/office/word/2012/wordml" xmlns:w16cex="http://schemas.microsoft.com/office/word/2018/wordml/cex" xmlns:w16cid="http://schemas.microsoft.com/office/word/2016/wordml/cid" xmlns:w16="http://schemas.microsoft.com/office/word/2018/wordml" xmlns:w16sdtdh="http://schemas.microsoft.com/office/word/2020/wordml/sdtdatahash" xmlns:w16se="http://schemas.microsoft.com/office/word/2015/wordml/symex" xmlns:wpg="http://schemas.microsoft.com/office/word/2010/wordprocessingGroup" xmlns:wpi="http://schemas.microsoft.com/office/word/2010/wordprocessingInk" xmlns:wne="http://schemas.microsoft.com/office/word/2006/wordml" xmlns:wps="http://schemas.microsoft.com/office/word/2010/wordprocessingShape" mc:Ignorable="w14 w15 w16se w16cid w16 w16cex w16sdtdh wp14">
+<w:footnotes xmlns:wpc="http://schemas.microsoft.com/office/word/2010/wordprocessingCanvas" xmlns:cx="http://schemas.microsoft.com/office/drawing/2014/chartex" xmlns:cx1="http://schemas.microsoft.com/office/drawing/2015/9/8/chartex" xmlns:cx2="http://schemas.microsoft.com/office/drawing/2015/10/21/chartex" xmlns:cx3="http://schemas.microsoft.com/office/drawing/2016/5/9/chartex" xmlns:cx4="http://schemas.microsoft.com/office/drawing/2016/5/10/chartex" xmlns:cx5="http://schemas.microsoft.com/office/drawing/2016/5/11/chartex" xmlns:cx6="http://schemas.microsoft.com/office/drawing/2016/5/12/chartex" xmlns:cx7="http://schemas.microsoft.com/office/drawing/2016/5/13/chartex" xmlns:cx8="http://schemas.microsoft.com/office/drawing/2016/5/14/chartex" xmlns:mc="http://schemas.openxmlformats.org/markup-compatibility/2006" xmlns:aink="http://schemas.microsoft.com/office/drawing/2016/ink" xmlns:am3d="http://schemas.microsoft.com/office/drawing/2017/model3d" xmlns:o="urn:schemas-microsoft-com:office:office" xmlns:oel="http://schemas.microsoft.com/office/2019/extlst" xmlns:r="http://schemas.openxmlformats.org/officeDocument/2006/relationships" xmlns:m="http://schemas.openxmlformats.org/officeDocument/2006/math" xmlns:v="urn:schemas-microsoft-com:vml" xmlns:wp14="http://schemas.microsoft.com/office/word/2010/wordprocessingDrawing" xmlns:wp="http://schemas.openxmlformats.org/drawingml/2006/wordprocessingDrawing" xmlns:w10="urn:schemas-microsoft-com:office:word" xmlns:w="http://schemas.openxmlformats.org/wordprocessingml/2006/main" xmlns:w14="http://schemas.microsoft.com/office/word/2010/wordml" xmlns:w15="http://schemas.microsoft.com/office/word/2012/wordml" xmlns:w16cex="http://schemas.microsoft.com/office/word/2018/wordml/cex" xmlns:w16cid="http://schemas.microsoft.com/office/word/2016/wordml/cid" xmlns:w16="http://schemas.microsoft.com/office/word/2018/wordml" xmlns:w16du="http://schemas.microsoft.com/office/word/2023/wordml/word16du" xmlns:w16sdtdh="http://schemas.microsoft.com/office/word/2020/wordml/sdtdatahash" xmlns:w16sdtfl="http://schemas.microsoft.com/office/word/2024/wordml/sdtformatlock" xmlns:w16se="http://schemas.microsoft.com/office/word/2015/wordml/symex" xmlns:wpg="http://schemas.microsoft.com/office/word/2010/wordprocessingGroup" xmlns:wpi="http://schemas.microsoft.com/office/word/2010/wordprocessingInk" xmlns:wne="http://schemas.microsoft.com/office/word/2006/wordml" xmlns:wps="http://schemas.microsoft.com/office/word/2010/wordprocessingShape" mc:Ignorable="w14 w15 w16se w16cid w16 w16cex w16sdtdh w16sdtfl w16du wp14">
   <w:footnote w:type="separator" w:id="-1">
     <w:p>
       <w:pPr>
@@ -4541,7 +4899,7 @@
 </file>
 
 <file path=word/numbering.xml><?xml version="1.0" encoding="utf-8"?>
-<w:numbering xmlns:wpc="http://schemas.microsoft.com/office/word/2010/wordprocessingCanvas" xmlns:cx="http://schemas.microsoft.com/office/drawing/2014/chartex" xmlns:cx1="http://schemas.microsoft.com/office/drawing/2015/9/8/chartex" xmlns:cx2="http://schemas.microsoft.com/office/drawing/2015/10/21/chartex" xmlns:cx3="http://schemas.microsoft.com/office/drawing/2016/5/9/chartex" xmlns:cx4="http://schemas.microsoft.com/office/drawing/2016/5/10/chartex" xmlns:cx5="http://schemas.microsoft.com/office/drawing/2016/5/11/chartex" xmlns:cx6="http://schemas.microsoft.com/office/drawing/2016/5/12/chartex" xmlns:cx7="http://schemas.microsoft.com/office/drawing/2016/5/13/chartex" xmlns:cx8="http://schemas.microsoft.com/office/drawing/2016/5/14/chartex" xmlns:mc="http://schemas.openxmlformats.org/markup-compatibility/2006" xmlns:aink="http://schemas.microsoft.com/office/drawing/2016/ink" xmlns:am3d="http://schemas.microsoft.com/office/drawing/2017/model3d" xmlns:o="urn:schemas-microsoft-com:office:office" xmlns:oel="http://schemas.microsoft.com/office/2019/extlst" xmlns:r="http://schemas.openxmlformats.org/officeDocument/2006/relationships" xmlns:m="http://schemas.openxmlformats.org/officeDocument/2006/math" xmlns:v="urn:schemas-microsoft-com:vml" xmlns:wp14="http://schemas.microsoft.com/office/word/2010/wordprocessingDrawing" xmlns:wp="http://schemas.openxmlformats.org/drawingml/2006/wordprocessingDrawing" xmlns:w10="urn:schemas-microsoft-com:office:word" xmlns:w="http://schemas.openxmlformats.org/wordprocessingml/2006/main" xmlns:w14="http://schemas.microsoft.com/office/word/2010/wordml" xmlns:w15="http://schemas.microsoft.com/office/word/2012/wordml" xmlns:w16cex="http://schemas.microsoft.com/office/word/2018/wordml/cex" xmlns:w16cid="http://schemas.microsoft.com/office/word/2016/wordml/cid" xmlns:w16="http://schemas.microsoft.com/office/word/2018/wordml" xmlns:w16sdtdh="http://schemas.microsoft.com/office/word/2020/wordml/sdtdatahash" xmlns:w16se="http://schemas.microsoft.com/office/word/2015/wordml/symex" xmlns:wpg="http://schemas.microsoft.com/office/word/2010/wordprocessingGroup" xmlns:wpi="http://schemas.microsoft.com/office/word/2010/wordprocessingInk" xmlns:wne="http://schemas.microsoft.com/office/word/2006/wordml" xmlns:wps="http://schemas.microsoft.com/office/word/2010/wordprocessingShape" mc:Ignorable="w14 w15 w16se w16cid w16 w16cex w16sdtdh wp14">
+<w:numbering xmlns:wpc="http://schemas.microsoft.com/office/word/2010/wordprocessingCanvas" xmlns:cx="http://schemas.microsoft.com/office/drawing/2014/chartex" xmlns:cx1="http://schemas.microsoft.com/office/drawing/2015/9/8/chartex" xmlns:cx2="http://schemas.microsoft.com/office/drawing/2015/10/21/chartex" xmlns:cx3="http://schemas.microsoft.com/office/drawing/2016/5/9/chartex" xmlns:cx4="http://schemas.microsoft.com/office/drawing/2016/5/10/chartex" xmlns:cx5="http://schemas.microsoft.com/office/drawing/2016/5/11/chartex" xmlns:cx6="http://schemas.microsoft.com/office/drawing/2016/5/12/chartex" xmlns:cx7="http://schemas.microsoft.com/office/drawing/2016/5/13/chartex" xmlns:cx8="http://schemas.microsoft.com/office/drawing/2016/5/14/chartex" xmlns:mc="http://schemas.openxmlformats.org/markup-compatibility/2006" xmlns:aink="http://schemas.microsoft.com/office/drawing/2016/ink" xmlns:am3d="http://schemas.microsoft.com/office/drawing/2017/model3d" xmlns:o="urn:schemas-microsoft-com:office:office" xmlns:oel="http://schemas.microsoft.com/office/2019/extlst" xmlns:r="http://schemas.openxmlformats.org/officeDocument/2006/relationships" xmlns:m="http://schemas.openxmlformats.org/officeDocument/2006/math" xmlns:v="urn:schemas-microsoft-com:vml" xmlns:wp14="http://schemas.microsoft.com/office/word/2010/wordprocessingDrawing" xmlns:wp="http://schemas.openxmlformats.org/drawingml/2006/wordprocessingDrawing" xmlns:w10="urn:schemas-microsoft-com:office:word" xmlns:w="http://schemas.openxmlformats.org/wordprocessingml/2006/main" xmlns:w14="http://schemas.microsoft.com/office/word/2010/wordml" xmlns:w15="http://schemas.microsoft.com/office/word/2012/wordml" xmlns:w16cex="http://schemas.microsoft.com/office/word/2018/wordml/cex" xmlns:w16cid="http://schemas.microsoft.com/office/word/2016/wordml/cid" xmlns:w16="http://schemas.microsoft.com/office/word/2018/wordml" xmlns:w16du="http://schemas.microsoft.com/office/word/2023/wordml/word16du" xmlns:w16sdtdh="http://schemas.microsoft.com/office/word/2020/wordml/sdtdatahash" xmlns:w16sdtfl="http://schemas.microsoft.com/office/word/2024/wordml/sdtformatlock" xmlns:w16se="http://schemas.microsoft.com/office/word/2015/wordml/symex" xmlns:wpg="http://schemas.microsoft.com/office/word/2010/wordprocessingGroup" xmlns:wpi="http://schemas.microsoft.com/office/word/2010/wordprocessingInk" xmlns:wne="http://schemas.microsoft.com/office/word/2006/wordml" xmlns:wps="http://schemas.microsoft.com/office/word/2010/wordprocessingShape" mc:Ignorable="w14 w15 w16se w16cid w16 w16cex w16sdtdh w16sdtfl w16du wp14">
   <w:abstractNum w:abstractNumId="0" w15:restartNumberingAfterBreak="0">
     <w:nsid w:val="2E4EEE5F"/>
     <w:multiLevelType w:val="hybridMultilevel"/>
@@ -4778,7 +5136,7 @@
 </file>
 
 <file path=word/styles.xml><?xml version="1.0" encoding="utf-8"?>
-<w:styles xmlns:mc="http://schemas.openxmlformats.org/markup-compatibility/2006" xmlns:r="http://schemas.openxmlformats.org/officeDocument/2006/relationships" xmlns:w="http://schemas.openxmlformats.org/wordprocessingml/2006/main" xmlns:w14="http://schemas.microsoft.com/office/word/2010/wordml" xmlns:w15="http://schemas.microsoft.com/office/word/2012/wordml" xmlns:w16cex="http://schemas.microsoft.com/office/word/2018/wordml/cex" xmlns:w16cid="http://schemas.microsoft.com/office/word/2016/wordml/cid" xmlns:w16="http://schemas.microsoft.com/office/word/2018/wordml" xmlns:w16sdtdh="http://schemas.microsoft.com/office/word/2020/wordml/sdtdatahash" xmlns:w16se="http://schemas.microsoft.com/office/word/2015/wordml/symex" mc:Ignorable="w14 w15 w16se w16cid w16 w16cex w16sdtdh">
+<w:styles xmlns:mc="http://schemas.openxmlformats.org/markup-compatibility/2006" xmlns:r="http://schemas.openxmlformats.org/officeDocument/2006/relationships" xmlns:w="http://schemas.openxmlformats.org/wordprocessingml/2006/main" xmlns:w14="http://schemas.microsoft.com/office/word/2010/wordml" xmlns:w15="http://schemas.microsoft.com/office/word/2012/wordml" xmlns:w16cex="http://schemas.microsoft.com/office/word/2018/wordml/cex" xmlns:w16cid="http://schemas.microsoft.com/office/word/2016/wordml/cid" xmlns:w16="http://schemas.microsoft.com/office/word/2018/wordml" xmlns:w16du="http://schemas.microsoft.com/office/word/2023/wordml/word16du" xmlns:w16sdtdh="http://schemas.microsoft.com/office/word/2020/wordml/sdtdatahash" xmlns:w16sdtfl="http://schemas.microsoft.com/office/word/2024/wordml/sdtformatlock" xmlns:w16se="http://schemas.microsoft.com/office/word/2015/wordml/symex" mc:Ignorable="w14 w15 w16se w16cid w16 w16cex w16sdtdh w16sdtfl w16du">
   <w:docDefaults>
     <w:rPrDefault>
       <w:rPr>
@@ -5387,6 +5745,18 @@
       <w14:ligatures w14:val="none"/>
     </w:rPr>
   </w:style>
+  <w:style w:type="character" w:styleId="FollowedHyperlink">
+    <w:name w:val="FollowedHyperlink"/>
+    <w:basedOn w:val="DefaultParagraphFont"/>
+    <w:uiPriority w:val="99"/>
+    <w:semiHidden/>
+    <w:unhideWhenUsed/>
+    <w:rsid w:val="00FF5AB0"/>
+    <w:rPr>
+      <w:color w:val="954F72" w:themeColor="followedHyperlink"/>
+      <w:u w:val="single"/>
+    </w:rPr>
+  </w:style>
 </w:styles>
 </file>
 
@@ -5686,6 +6056,18 @@
 </file>
 
 <file path=customXml/item1.xml><?xml version="1.0" encoding="utf-8"?>
+<p:properties xmlns:p="http://schemas.microsoft.com/office/2006/metadata/properties" xmlns:xsi="http://www.w3.org/2001/XMLSchema-instance" xmlns:pc="http://schemas.microsoft.com/office/infopath/2007/PartnerControls">
+  <documentManagement>
+    <_Flow_SignoffStatus xmlns="d80eff1a-1ca6-41d4-813c-e41dc29035b1" xsi:nil="true"/>
+    <lcf76f155ced4ddcb4097134ff3c332f xmlns="d80eff1a-1ca6-41d4-813c-e41dc29035b1">
+      <Terms xmlns="http://schemas.microsoft.com/office/infopath/2007/PartnerControls"/>
+    </lcf76f155ced4ddcb4097134ff3c332f>
+    <TaxCatchAll xmlns="adcd26be-5437-400d-a5cb-fcf6d4d26b60" xsi:nil="true"/>
+  </documentManagement>
+</p:properties>
+</file>
+
+<file path=customXml/item2.xml><?xml version="1.0" encoding="utf-8"?>
 <ct:contentTypeSchema xmlns:ct="http://schemas.microsoft.com/office/2006/metadata/contentType" xmlns:ma="http://schemas.microsoft.com/office/2006/metadata/properties/metaAttributes" ct:_="" ma:_="" ma:contentTypeName="Document" ma:contentTypeID="0x01010046BF394E96EF104991EE2F223D0EFCFA" ma:contentTypeVersion="15" ma:contentTypeDescription="Create a new document." ma:contentTypeScope="" ma:versionID="b08f25b986b5ef057fb96ee784935dfb">
   <xsd:schema xmlns:xsd="http://www.w3.org/2001/XMLSchema" xmlns:xs="http://www.w3.org/2001/XMLSchema" xmlns:p="http://schemas.microsoft.com/office/2006/metadata/properties" xmlns:ns2="d80eff1a-1ca6-41d4-813c-e41dc29035b1" xmlns:ns3="adcd26be-5437-400d-a5cb-fcf6d4d26b60" targetNamespace="http://schemas.microsoft.com/office/2006/metadata/properties" ma:root="true" ma:fieldsID="27f4e553a387719c14c381664a92c889" ns2:_="" ns3:_="">
     <xsd:import namespace="d80eff1a-1ca6-41d4-813c-e41dc29035b1"/>
@@ -5920,18 +6302,6 @@
 </ct:contentTypeSchema>
 </file>
 
-<file path=customXml/item2.xml><?xml version="1.0" encoding="utf-8"?>
-<p:properties xmlns:p="http://schemas.microsoft.com/office/2006/metadata/properties" xmlns:xsi="http://www.w3.org/2001/XMLSchema-instance" xmlns:pc="http://schemas.microsoft.com/office/infopath/2007/PartnerControls">
-  <documentManagement>
-    <_Flow_SignoffStatus xmlns="d80eff1a-1ca6-41d4-813c-e41dc29035b1" xsi:nil="true"/>
-    <lcf76f155ced4ddcb4097134ff3c332f xmlns="d80eff1a-1ca6-41d4-813c-e41dc29035b1">
-      <Terms xmlns="http://schemas.microsoft.com/office/infopath/2007/PartnerControls"/>
-    </lcf76f155ced4ddcb4097134ff3c332f>
-    <TaxCatchAll xmlns="adcd26be-5437-400d-a5cb-fcf6d4d26b60" xsi:nil="true"/>
-  </documentManagement>
-</p:properties>
-</file>
-
 <file path=customXml/item3.xml><?xml version="1.0" encoding="utf-8"?>
 <?mso-contentType ?>
 <FormTemplates xmlns="http://schemas.microsoft.com/sharepoint/v3/contenttype/forms">
@@ -5942,6 +6312,17 @@
 </file>
 
 <file path=customXml/itemProps1.xml><?xml version="1.0" encoding="utf-8"?>
+<ds:datastoreItem xmlns:ds="http://schemas.openxmlformats.org/officeDocument/2006/customXml" ds:itemID="{C6F30104-BB96-4AFD-B8E1-06CD895E8984}">
+  <ds:schemaRefs>
+    <ds:schemaRef ds:uri="http://schemas.microsoft.com/office/2006/metadata/properties"/>
+    <ds:schemaRef ds:uri="http://schemas.microsoft.com/office/infopath/2007/PartnerControls"/>
+    <ds:schemaRef ds:uri="d80eff1a-1ca6-41d4-813c-e41dc29035b1"/>
+    <ds:schemaRef ds:uri="adcd26be-5437-400d-a5cb-fcf6d4d26b60"/>
+  </ds:schemaRefs>
+</ds:datastoreItem>
+</file>
+
+<file path=customXml/itemProps2.xml><?xml version="1.0" encoding="utf-8"?>
 <ds:datastoreItem xmlns:ds="http://schemas.openxmlformats.org/officeDocument/2006/customXml" ds:itemID="{FA1F382D-C2BD-4B98-8189-0231111BB575}">
   <ds:schemaRefs>
     <ds:schemaRef ds:uri="http://schemas.microsoft.com/office/2006/metadata/contentType"/>
@@ -5960,17 +6341,6 @@
 </ds:datastoreItem>
 </file>
 
-<file path=customXml/itemProps2.xml><?xml version="1.0" encoding="utf-8"?>
-<ds:datastoreItem xmlns:ds="http://schemas.openxmlformats.org/officeDocument/2006/customXml" ds:itemID="{C6F30104-BB96-4AFD-B8E1-06CD895E8984}">
-  <ds:schemaRefs>
-    <ds:schemaRef ds:uri="http://schemas.microsoft.com/office/2006/metadata/properties"/>
-    <ds:schemaRef ds:uri="http://schemas.microsoft.com/office/infopath/2007/PartnerControls"/>
-    <ds:schemaRef ds:uri="d80eff1a-1ca6-41d4-813c-e41dc29035b1"/>
-    <ds:schemaRef ds:uri="adcd26be-5437-400d-a5cb-fcf6d4d26b60"/>
-  </ds:schemaRefs>
-</ds:datastoreItem>
-</file>
-
 <file path=customXml/itemProps3.xml><?xml version="1.0" encoding="utf-8"?>
 <ds:datastoreItem xmlns:ds="http://schemas.openxmlformats.org/officeDocument/2006/customXml" ds:itemID="{68BDAAE7-63FB-464B-98DB-89231BBC9F93}">
   <ds:schemaRefs>
